--- a/templates/docs/MATHEMATICS.docx
+++ b/templates/docs/MATHEMATICS.docx
@@ -1,19 +1,20 @@
 
 <file path=word/document.xml><?xml version="1.0" encoding="utf-8"?>
-<w:document xmlns:wpc="http://schemas.microsoft.com/office/word/2010/wordprocessingCanvas" xmlns:cx="http://schemas.microsoft.com/office/drawing/2014/chartex" xmlns:cx1="http://schemas.microsoft.com/office/drawing/2015/9/8/chartex" xmlns:cx2="http://schemas.microsoft.com/office/drawing/2015/10/21/chartex" xmlns:cx3="http://schemas.microsoft.com/office/drawing/2016/5/9/chartex" xmlns:cx4="http://schemas.microsoft.com/office/drawing/2016/5/10/chartex" xmlns:cx5="http://schemas.microsoft.com/office/drawing/2016/5/11/chartex" xmlns:cx6="http://schemas.microsoft.com/office/drawing/2016/5/12/chartex" xmlns:cx7="http://schemas.microsoft.com/office/drawing/2016/5/13/chartex" xmlns:cx8="http://schemas.microsoft.com/office/drawing/2016/5/14/chartex" xmlns:mc="http://schemas.openxmlformats.org/markup-compatibility/2006" xmlns:aink="http://schemas.microsoft.com/office/drawing/2016/ink" xmlns:am3d="http://schemas.microsoft.com/office/drawing/2017/model3d" xmlns:o="urn:schemas-microsoft-com:office:office" xmlns:oel="http://schemas.microsoft.com/office/2019/extlst" xmlns:r="http://schemas.openxmlformats.org/officeDocument/2006/relationships" xmlns:m="http://schemas.openxmlformats.org/officeDocument/2006/math" xmlns:v="urn:schemas-microsoft-com:vml" xmlns:wp14="http://schemas.microsoft.com/office/word/2010/wordprocessingDrawing" xmlns:wp="http://schemas.openxmlformats.org/drawingml/2006/wordprocessingDrawing" xmlns:w10="urn:schemas-microsoft-com:office:word" xmlns:w="http://schemas.openxmlformats.org/wordprocessingml/2006/main" xmlns:w14="http://schemas.microsoft.com/office/word/2010/wordml" xmlns:w15="http://schemas.microsoft.com/office/word/2012/wordml" xmlns:w16cex="http://schemas.microsoft.com/office/word/2018/wordml/cex" xmlns:w16cid="http://schemas.microsoft.com/office/word/2016/wordml/cid" xmlns:w16="http://schemas.microsoft.com/office/word/2018/wordml" xmlns:w16du="http://schemas.microsoft.com/office/word/2023/wordml/word16du" xmlns:w16sdtdh="http://schemas.microsoft.com/office/word/2020/wordml/sdtdatahash" xmlns:w16sdtfl="http://schemas.microsoft.com/office/word/2024/wordml/sdtformatlock" xmlns:w16se="http://schemas.microsoft.com/office/word/2015/wordml/symex" xmlns:wpg="http://schemas.microsoft.com/office/word/2010/wordprocessingGroup" xmlns:wpi="http://schemas.microsoft.com/office/word/2010/wordprocessingInk" xmlns:wne="http://schemas.microsoft.com/office/word/2006/wordml" xmlns:wps="http://schemas.microsoft.com/office/word/2010/wordprocessingShape" mc:Ignorable="w14 w15 w16se w16cid w16 w16cex w16sdtdh w16sdtfl w16du wp14">
+<w:document xmlns:o="urn:schemas-microsoft-com:office:office" xmlns:r="http://schemas.openxmlformats.org/officeDocument/2006/relationships" xmlns:v="urn:schemas-microsoft-com:vml" xmlns:w="http://schemas.openxmlformats.org/wordprocessingml/2006/main" xmlns:w10="urn:schemas-microsoft-com:office:word" xmlns:wp="http://schemas.openxmlformats.org/drawingml/2006/wordprocessingDrawing" xmlns:pic="http://schemas.openxmlformats.org/drawingml/2006/picture" xmlns:wps="http://schemas.microsoft.com/office/word/2010/wordprocessingShape" xmlns:wpg="http://schemas.microsoft.com/office/word/2010/wordprocessingGroup" xmlns:mc="http://schemas.openxmlformats.org/markup-compatibility/2006" xmlns:wp14="http://schemas.microsoft.com/office/word/2010/wordprocessingDrawing" xmlns:w14="http://schemas.microsoft.com/office/word/2010/wordml" xmlns:w15="http://schemas.microsoft.com/office/word/2012/wordml" mc:Ignorable="w14 wp14 w15">
   <w:body>
     <w:p>
       <w:pPr>
-        <w:spacing w:before="68"/>
-        <w:jc w:val="right"/>
-        <w:rPr>
-          <w:rFonts w:ascii="Arial MT"/>
+        <w:pStyle w:val="Normal"/>
+        <w:spacing w:before="68" w:after="0"/>
+        <w:jc w:val="end"/>
+        <w:rPr>
+          <w:rFonts w:ascii="Arial MT" w:hAnsi="Arial MT"/>
           <w:sz w:val="20"/>
         </w:rPr>
       </w:pPr>
       <w:r>
         <w:rPr>
-          <w:rFonts w:ascii="Arial MT"/>
+          <w:rFonts w:ascii="Arial MT" w:hAnsi="Arial MT"/>
           <w:spacing w:val="-2"/>
           <w:sz w:val="20"/>
         </w:rPr>
@@ -24,57 +25,65 @@
       <w:pPr>
         <w:pStyle w:val="BodyText"/>
         <w:rPr>
-          <w:rFonts w:ascii="Arial MT"/>
-          <w:b w:val="0"/>
+          <w:rFonts w:ascii="Arial MT" w:hAnsi="Arial MT"/>
+          <w:b w:val="false"/>
           <w:sz w:val="20"/>
         </w:rPr>
       </w:pPr>
+      <w:r>
+        <w:rPr>
+          <w:rFonts w:ascii="Arial MT" w:hAnsi="Arial MT"/>
+          <w:b w:val="false"/>
+          <w:sz w:val="20"/>
+        </w:rPr>
+      </w:r>
     </w:p>
     <w:p>
       <w:pPr>
         <w:pStyle w:val="Title"/>
+        <w:rPr/>
       </w:pPr>
       <w:r>
-        <w:rPr>
-          <w:noProof/>
-        </w:rPr>
         <w:drawing>
-          <wp:anchor distT="0" distB="0" distL="0" distR="0" simplePos="0" relativeHeight="15728640" behindDoc="0" locked="0" layoutInCell="1" allowOverlap="1" wp14:anchorId="5875986D" wp14:editId="326569C3">
+          <wp:anchor distT="0" distB="0" distL="0" distR="0" simplePos="0" relativeHeight="2" behindDoc="0" locked="0" layoutInCell="0" allowOverlap="1">
             <wp:simplePos x="0" y="0"/>
             <wp:positionH relativeFrom="page">
               <wp:posOffset>720090</wp:posOffset>
             </wp:positionH>
             <wp:positionV relativeFrom="paragraph">
-              <wp:posOffset>377290</wp:posOffset>
+              <wp:posOffset>377190</wp:posOffset>
             </wp:positionV>
-            <wp:extent cx="1175918" cy="843914"/>
+            <wp:extent cx="1176020" cy="843915"/>
             <wp:effectExtent l="0" t="0" r="0" b="0"/>
             <wp:wrapNone/>
             <wp:docPr id="1" name="Image 1" descr="A blue and yellow logo  AI-generated content may be incorrect."/>
             <wp:cNvGraphicFramePr>
-              <a:graphicFrameLocks xmlns:a="http://schemas.openxmlformats.org/drawingml/2006/main"/>
+              <a:graphicFrameLocks xmlns:a="http://schemas.openxmlformats.org/drawingml/2006/main" noChangeAspect="1"/>
             </wp:cNvGraphicFramePr>
             <a:graphic xmlns:a="http://schemas.openxmlformats.org/drawingml/2006/main">
               <a:graphicData uri="http://schemas.openxmlformats.org/drawingml/2006/picture">
                 <pic:pic xmlns:pic="http://schemas.openxmlformats.org/drawingml/2006/picture">
                   <pic:nvPicPr>
                     <pic:cNvPr id="1" name="Image 1" descr="A blue and yellow logo  AI-generated content may be incorrect."/>
-                    <pic:cNvPicPr/>
+                    <pic:cNvPicPr>
+                      <a:picLocks noChangeAspect="1" noChangeArrowheads="1"/>
+                    </pic:cNvPicPr>
                   </pic:nvPicPr>
                   <pic:blipFill>
-                    <a:blip r:embed="rId5" cstate="print"/>
+                    <a:blip r:embed="rId2"/>
                     <a:stretch>
                       <a:fillRect/>
                     </a:stretch>
                   </pic:blipFill>
-                  <pic:spPr>
+                  <pic:spPr bwMode="auto">
                     <a:xfrm>
                       <a:off x="0" y="0"/>
-                      <a:ext cx="1175918" cy="843914"/>
+                      <a:ext cx="1176020" cy="843915"/>
                     </a:xfrm>
                     <a:prstGeom prst="rect">
                       <a:avLst/>
                     </a:prstGeom>
+                    <a:noFill/>
                   </pic:spPr>
                 </pic:pic>
               </a:graphicData>
@@ -83,6 +92,7 @@
         </w:drawing>
       </w:r>
       <w:r>
+        <w:rPr/>
         <w:t>APPENDIX</w:t>
       </w:r>
       <w:r>
@@ -92,6 +102,7 @@
         <w:t xml:space="preserve"> </w:t>
       </w:r>
       <w:r>
+        <w:rPr/>
         <w:t>B:</w:t>
       </w:r>
       <w:r>
@@ -101,6 +112,7 @@
         <w:t xml:space="preserve"> </w:t>
       </w:r>
       <w:r>
+        <w:rPr/>
         <w:t>SUMMARY</w:t>
       </w:r>
       <w:r>
@@ -110,6 +122,7 @@
         <w:t xml:space="preserve"> </w:t>
       </w:r>
       <w:r>
+        <w:rPr/>
         <w:t>OF</w:t>
       </w:r>
       <w:r>
@@ -128,20 +141,27 @@
     <w:p>
       <w:pPr>
         <w:pStyle w:val="BodyText"/>
-        <w:spacing w:before="255"/>
+        <w:spacing w:before="255" w:after="0"/>
         <w:rPr>
           <w:sz w:val="28"/>
         </w:rPr>
       </w:pPr>
+      <w:r>
+        <w:rPr>
+          <w:sz w:val="28"/>
+        </w:rPr>
+      </w:r>
     </w:p>
     <w:p>
       <w:pPr>
         <w:pStyle w:val="BodyText"/>
-        <w:spacing w:line="360" w:lineRule="auto"/>
-        <w:ind w:left="2427" w:right="1720" w:hanging="1"/>
+        <w:spacing w:lineRule="auto" w:line="360"/>
+        <w:ind w:hanging="1" w:start="2427" w:end="1720"/>
         <w:jc w:val="center"/>
+        <w:rPr/>
       </w:pPr>
       <w:r>
+        <w:rPr/>
         <w:t>INDEPENDENT EXAMINATIONS BOARD NATIONAL</w:t>
       </w:r>
       <w:r>
@@ -151,6 +171,7 @@
         <w:t xml:space="preserve"> </w:t>
       </w:r>
       <w:r>
+        <w:rPr/>
         <w:t>SENIOR</w:t>
       </w:r>
       <w:r>
@@ -160,6 +181,7 @@
         <w:t xml:space="preserve"> </w:t>
       </w:r>
       <w:r>
+        <w:rPr/>
         <w:t>CERTIFICATE</w:t>
       </w:r>
       <w:r>
@@ -169,17 +191,20 @@
         <w:t xml:space="preserve"> </w:t>
       </w:r>
       <w:r>
+        <w:rPr/>
         <w:t>EXAMINATION MATHEMATICS SBA</w:t>
       </w:r>
     </w:p>
     <w:p>
       <w:pPr>
         <w:pStyle w:val="BodyText"/>
-        <w:spacing w:before="275"/>
-        <w:ind w:left="138"/>
+        <w:spacing w:before="275" w:after="0"/>
+        <w:ind w:start="138"/>
         <w:jc w:val="center"/>
+        <w:rPr/>
       </w:pPr>
       <w:r>
+        <w:rPr/>
         <w:t>NSC</w:t>
       </w:r>
       <w:r>
@@ -189,6 +214,7 @@
         <w:t xml:space="preserve"> </w:t>
       </w:r>
       <w:r>
+        <w:rPr/>
         <w:t>Summary</w:t>
       </w:r>
       <w:r>
@@ -198,6 +224,7 @@
         <w:t xml:space="preserve"> </w:t>
       </w:r>
       <w:r>
+        <w:rPr/>
         <w:t>of</w:t>
       </w:r>
       <w:r>
@@ -207,6 +234,7 @@
         <w:t xml:space="preserve"> </w:t>
       </w:r>
       <w:r>
+        <w:rPr/>
         <w:t>Assessment:</w:t>
       </w:r>
       <w:r>
@@ -224,23 +252,24 @@
     </w:p>
     <w:p>
       <w:pPr>
-        <w:ind w:left="138"/>
+        <w:pStyle w:val="Normal"/>
+        <w:ind w:start="138"/>
         <w:jc w:val="center"/>
         <w:rPr>
-          <w:rFonts w:ascii="Arial MT"/>
+          <w:rFonts w:ascii="Arial MT" w:hAnsi="Arial MT"/>
           <w:sz w:val="24"/>
         </w:rPr>
       </w:pPr>
       <w:r>
         <w:rPr>
-          <w:rFonts w:ascii="Arial MT"/>
+          <w:rFonts w:ascii="Arial MT" w:hAnsi="Arial MT"/>
           <w:sz w:val="24"/>
         </w:rPr>
         <w:t>This</w:t>
       </w:r>
       <w:r>
         <w:rPr>
-          <w:rFonts w:ascii="Arial MT"/>
+          <w:rFonts w:ascii="Arial MT" w:hAnsi="Arial MT"/>
           <w:spacing w:val="-5"/>
           <w:sz w:val="24"/>
         </w:rPr>
@@ -248,14 +277,14 @@
       </w:r>
       <w:r>
         <w:rPr>
-          <w:rFonts w:ascii="Arial MT"/>
+          <w:rFonts w:ascii="Arial MT" w:hAnsi="Arial MT"/>
           <w:sz w:val="24"/>
         </w:rPr>
         <w:t>form</w:t>
       </w:r>
       <w:r>
         <w:rPr>
-          <w:rFonts w:ascii="Arial MT"/>
+          <w:rFonts w:ascii="Arial MT" w:hAnsi="Arial MT"/>
           <w:spacing w:val="-3"/>
           <w:sz w:val="24"/>
         </w:rPr>
@@ -263,14 +292,14 @@
       </w:r>
       <w:r>
         <w:rPr>
-          <w:rFonts w:ascii="Arial MT"/>
+          <w:rFonts w:ascii="Arial MT" w:hAnsi="Arial MT"/>
           <w:sz w:val="24"/>
         </w:rPr>
         <w:t>must</w:t>
       </w:r>
       <w:r>
         <w:rPr>
-          <w:rFonts w:ascii="Arial MT"/>
+          <w:rFonts w:ascii="Arial MT" w:hAnsi="Arial MT"/>
           <w:spacing w:val="-1"/>
           <w:sz w:val="24"/>
         </w:rPr>
@@ -278,14 +307,14 @@
       </w:r>
       <w:r>
         <w:rPr>
-          <w:rFonts w:ascii="Arial MT"/>
+          <w:rFonts w:ascii="Arial MT" w:hAnsi="Arial MT"/>
           <w:sz w:val="24"/>
         </w:rPr>
         <w:t>be</w:t>
       </w:r>
       <w:r>
         <w:rPr>
-          <w:rFonts w:ascii="Arial MT"/>
+          <w:rFonts w:ascii="Arial MT" w:hAnsi="Arial MT"/>
           <w:spacing w:val="-1"/>
           <w:sz w:val="24"/>
         </w:rPr>
@@ -353,14 +382,14 @@
       </w:r>
       <w:r>
         <w:rPr>
-          <w:rFonts w:ascii="Arial MT"/>
+          <w:rFonts w:ascii="Arial MT" w:hAnsi="Arial MT"/>
           <w:sz w:val="24"/>
         </w:rPr>
         <w:t>under</w:t>
       </w:r>
       <w:r>
         <w:rPr>
-          <w:rFonts w:ascii="Arial MT"/>
+          <w:rFonts w:ascii="Arial MT" w:hAnsi="Arial MT"/>
           <w:spacing w:val="-3"/>
           <w:sz w:val="24"/>
         </w:rPr>
@@ -368,14 +397,14 @@
       </w:r>
       <w:r>
         <w:rPr>
-          <w:rFonts w:ascii="Arial MT"/>
+          <w:rFonts w:ascii="Arial MT" w:hAnsi="Arial MT"/>
           <w:sz w:val="24"/>
         </w:rPr>
         <w:t>the</w:t>
       </w:r>
       <w:r>
         <w:rPr>
-          <w:rFonts w:ascii="Arial MT"/>
+          <w:rFonts w:ascii="Arial MT" w:hAnsi="Arial MT"/>
           <w:spacing w:val="-4"/>
           <w:sz w:val="24"/>
         </w:rPr>
@@ -436,7 +465,7 @@
       </w:r>
       <w:r>
         <w:rPr>
-          <w:rFonts w:ascii="Arial MT"/>
+          <w:rFonts w:ascii="Arial MT" w:hAnsi="Arial MT"/>
           <w:spacing w:val="-2"/>
           <w:sz w:val="24"/>
         </w:rPr>
@@ -445,23 +474,24 @@
     </w:p>
     <w:p>
       <w:pPr>
-        <w:ind w:left="704" w:right="566"/>
+        <w:pStyle w:val="Normal"/>
+        <w:ind w:start="704" w:end="566"/>
         <w:jc w:val="center"/>
         <w:rPr>
-          <w:rFonts w:ascii="Arial MT"/>
+          <w:rFonts w:ascii="Arial MT" w:hAnsi="Arial MT"/>
           <w:sz w:val="24"/>
         </w:rPr>
       </w:pPr>
       <w:r>
         <w:rPr>
-          <w:rFonts w:ascii="Arial MT"/>
+          <w:rFonts w:ascii="Arial MT" w:hAnsi="Arial MT"/>
           <w:sz w:val="24"/>
         </w:rPr>
         <w:t>It</w:t>
       </w:r>
       <w:r>
         <w:rPr>
-          <w:rFonts w:ascii="Arial MT"/>
+          <w:rFonts w:ascii="Arial MT" w:hAnsi="Arial MT"/>
           <w:spacing w:val="-2"/>
           <w:sz w:val="24"/>
         </w:rPr>
@@ -469,14 +499,14 @@
       </w:r>
       <w:r>
         <w:rPr>
-          <w:rFonts w:ascii="Arial MT"/>
+          <w:rFonts w:ascii="Arial MT" w:hAnsi="Arial MT"/>
           <w:sz w:val="24"/>
         </w:rPr>
         <w:t>should</w:t>
       </w:r>
       <w:r>
         <w:rPr>
-          <w:rFonts w:ascii="Arial MT"/>
+          <w:rFonts w:ascii="Arial MT" w:hAnsi="Arial MT"/>
           <w:spacing w:val="-4"/>
           <w:sz w:val="24"/>
         </w:rPr>
@@ -484,14 +514,14 @@
       </w:r>
       <w:r>
         <w:rPr>
-          <w:rFonts w:ascii="Arial MT"/>
+          <w:rFonts w:ascii="Arial MT" w:hAnsi="Arial MT"/>
           <w:sz w:val="24"/>
         </w:rPr>
         <w:t>be</w:t>
       </w:r>
       <w:r>
         <w:rPr>
-          <w:rFonts w:ascii="Arial MT"/>
+          <w:rFonts w:ascii="Arial MT" w:hAnsi="Arial MT"/>
           <w:spacing w:val="-4"/>
           <w:sz w:val="24"/>
         </w:rPr>
@@ -499,14 +529,14 @@
       </w:r>
       <w:r>
         <w:rPr>
-          <w:rFonts w:ascii="Arial MT"/>
+          <w:rFonts w:ascii="Arial MT" w:hAnsi="Arial MT"/>
           <w:sz w:val="24"/>
         </w:rPr>
         <w:t>placed</w:t>
       </w:r>
       <w:r>
         <w:rPr>
-          <w:rFonts w:ascii="Arial MT"/>
+          <w:rFonts w:ascii="Arial MT" w:hAnsi="Arial MT"/>
           <w:spacing w:val="-4"/>
           <w:sz w:val="24"/>
         </w:rPr>
@@ -514,14 +544,14 @@
       </w:r>
       <w:r>
         <w:rPr>
-          <w:rFonts w:ascii="Arial MT"/>
+          <w:rFonts w:ascii="Arial MT" w:hAnsi="Arial MT"/>
           <w:sz w:val="24"/>
         </w:rPr>
         <w:t>as</w:t>
       </w:r>
       <w:r>
         <w:rPr>
-          <w:rFonts w:ascii="Arial MT"/>
+          <w:rFonts w:ascii="Arial MT" w:hAnsi="Arial MT"/>
           <w:spacing w:val="-5"/>
           <w:sz w:val="24"/>
         </w:rPr>
@@ -529,14 +559,14 @@
       </w:r>
       <w:r>
         <w:rPr>
-          <w:rFonts w:ascii="Arial MT"/>
+          <w:rFonts w:ascii="Arial MT" w:hAnsi="Arial MT"/>
           <w:sz w:val="24"/>
         </w:rPr>
         <w:t>the</w:t>
       </w:r>
       <w:r>
         <w:rPr>
-          <w:rFonts w:ascii="Arial MT"/>
+          <w:rFonts w:ascii="Arial MT" w:hAnsi="Arial MT"/>
           <w:spacing w:val="-2"/>
           <w:sz w:val="24"/>
         </w:rPr>
@@ -574,14 +604,14 @@
       </w:r>
       <w:r>
         <w:rPr>
-          <w:rFonts w:ascii="Arial MT"/>
+          <w:rFonts w:ascii="Arial MT" w:hAnsi="Arial MT"/>
           <w:sz w:val="24"/>
         </w:rPr>
         <w:t>in</w:t>
       </w:r>
       <w:r>
         <w:rPr>
-          <w:rFonts w:ascii="Arial MT"/>
+          <w:rFonts w:ascii="Arial MT" w:hAnsi="Arial MT"/>
           <w:spacing w:val="-4"/>
           <w:sz w:val="24"/>
         </w:rPr>
@@ -589,14 +619,14 @@
       </w:r>
       <w:r>
         <w:rPr>
-          <w:rFonts w:ascii="Arial MT"/>
+          <w:rFonts w:ascii="Arial MT" w:hAnsi="Arial MT"/>
           <w:sz w:val="24"/>
         </w:rPr>
         <w:t>the</w:t>
       </w:r>
       <w:r>
         <w:rPr>
-          <w:rFonts w:ascii="Arial MT"/>
+          <w:rFonts w:ascii="Arial MT" w:hAnsi="Arial MT"/>
           <w:spacing w:val="-2"/>
           <w:sz w:val="24"/>
         </w:rPr>
@@ -604,14 +634,14 @@
       </w:r>
       <w:r>
         <w:rPr>
-          <w:rFonts w:ascii="Arial MT"/>
+          <w:rFonts w:ascii="Arial MT" w:hAnsi="Arial MT"/>
           <w:sz w:val="24"/>
         </w:rPr>
         <w:t>learner's</w:t>
       </w:r>
       <w:r>
         <w:rPr>
-          <w:rFonts w:ascii="Arial MT"/>
+          <w:rFonts w:ascii="Arial MT" w:hAnsi="Arial MT"/>
           <w:spacing w:val="-3"/>
           <w:sz w:val="24"/>
         </w:rPr>
@@ -619,14 +649,14 @@
       </w:r>
       <w:r>
         <w:rPr>
-          <w:rFonts w:ascii="Arial MT"/>
+          <w:rFonts w:ascii="Arial MT" w:hAnsi="Arial MT"/>
           <w:sz w:val="24"/>
         </w:rPr>
         <w:t>Mathematics</w:t>
       </w:r>
       <w:r>
         <w:rPr>
-          <w:rFonts w:ascii="Arial MT"/>
+          <w:rFonts w:ascii="Arial MT" w:hAnsi="Arial MT"/>
           <w:spacing w:val="-3"/>
           <w:sz w:val="24"/>
         </w:rPr>
@@ -634,7 +664,7 @@
       </w:r>
       <w:r>
         <w:rPr>
-          <w:rFonts w:ascii="Arial MT"/>
+          <w:rFonts w:ascii="Arial MT" w:hAnsi="Arial MT"/>
           <w:sz w:val="24"/>
         </w:rPr>
         <w:t>School-Based Assessment (SBA) file.</w:t>
@@ -644,53 +674,68 @@
       <w:pPr>
         <w:pStyle w:val="BodyText"/>
         <w:rPr>
-          <w:rFonts w:ascii="Arial MT"/>
-          <w:b w:val="0"/>
+          <w:rFonts w:ascii="Arial MT" w:hAnsi="Arial MT"/>
+          <w:b w:val="false"/>
         </w:rPr>
       </w:pPr>
+      <w:r>
+        <w:rPr>
+          <w:rFonts w:ascii="Arial MT" w:hAnsi="Arial MT"/>
+          <w:b w:val="false"/>
+        </w:rPr>
+      </w:r>
     </w:p>
     <w:tbl>
       <w:tblPr>
         <w:tblStyle w:val="TableGrid"/>
-        <w:tblW w:w="0" w:type="auto"/>
+        <w:tblW w:w="9638" w:type="dxa"/>
+        <w:jc w:val="start"/>
         <w:tblInd w:w="137" w:type="dxa"/>
-        <w:tblBorders>
-          <w:top w:val="none" w:sz="0" w:space="0" w:color="auto"/>
-          <w:left w:val="none" w:sz="0" w:space="0" w:color="auto"/>
-          <w:bottom w:val="single" w:sz="8" w:space="0" w:color="000000"/>
-          <w:right w:val="none" w:sz="0" w:space="0" w:color="auto"/>
-          <w:insideH w:val="none" w:sz="0" w:space="0" w:color="auto"/>
-          <w:insideV w:val="none" w:sz="0" w:space="0" w:color="auto"/>
-        </w:tblBorders>
-        <w:tblLook w:val="04A0" w:firstRow="1" w:lastRow="0" w:firstColumn="1" w:lastColumn="0" w:noHBand="0" w:noVBand="1"/>
+        <w:tblLayout w:type="fixed"/>
+        <w:tblCellMar>
+          <w:top w:w="0" w:type="dxa"/>
+          <w:start w:w="108" w:type="dxa"/>
+          <w:bottom w:w="0" w:type="dxa"/>
+          <w:end w:w="108" w:type="dxa"/>
+        </w:tblCellMar>
+        <w:tblLook w:val="04a0" w:firstRow="1" w:noVBand="1" w:lastRow="0" w:firstColumn="1" w:lastColumn="0" w:noHBand="0"/>
       </w:tblPr>
       <w:tblGrid>
         <w:gridCol w:w="2126"/>
         <w:gridCol w:w="7512"/>
       </w:tblGrid>
       <w:tr>
+        <w:trPr/>
         <w:tc>
           <w:tcPr>
             <w:tcW w:w="2126" w:type="dxa"/>
             <w:tcBorders>
+              <w:top w:val="nil"/>
+              <w:start w:val="nil"/>
               <w:bottom w:val="nil"/>
+              <w:end w:val="nil"/>
             </w:tcBorders>
           </w:tcPr>
           <w:p>
             <w:pPr>
               <w:pStyle w:val="BodyText"/>
-              <w:ind w:left="-113" w:right="-5138"/>
-              <w:rPr>
-                <w:rFonts w:ascii="Arial MT"/>
-                <w:b w:val="0"/>
-                <w:bCs w:val="0"/>
-              </w:rPr>
-            </w:pPr>
-            <w:r>
-              <w:rPr>
-                <w:rFonts w:ascii="Arial MT"/>
-                <w:b w:val="0"/>
-                <w:bCs w:val="0"/>
+              <w:widowControl w:val="false"/>
+              <w:spacing w:before="0" w:after="0"/>
+              <w:ind w:start="-113" w:end="-5138"/>
+              <w:jc w:val="start"/>
+              <w:rPr>
+                <w:rFonts w:ascii="Arial MT" w:hAnsi="Arial MT"/>
+                <w:b w:val="false"/>
+                <w:bCs w:val="false"/>
+              </w:rPr>
+            </w:pPr>
+            <w:r>
+              <w:rPr>
+                <w:rFonts w:ascii="Arial MT" w:hAnsi="Arial MT"/>
+                <w:b w:val="false"/>
+                <w:bCs w:val="false"/>
+                <w:kern w:val="0"/>
+                <w:lang w:val="en-US" w:eastAsia="en-US" w:bidi="ar-SA"/>
               </w:rPr>
               <w:t>Name of candidate:</w:t>
             </w:r>
@@ -699,29 +744,33 @@
         <w:tc>
           <w:tcPr>
             <w:tcW w:w="7512" w:type="dxa"/>
+            <w:tcBorders>
+              <w:top w:val="nil"/>
+              <w:start w:val="nil"/>
+              <w:bottom w:val="single" w:sz="8" w:space="0" w:color="000000"/>
+              <w:end w:val="nil"/>
+            </w:tcBorders>
           </w:tcPr>
           <w:p>
             <w:pPr>
               <w:pStyle w:val="BodyText"/>
-              <w:ind w:left="-104"/>
-              <w:rPr>
-                <w:rFonts w:ascii="Arial MT"/>
-                <w:b w:val="0"/>
-              </w:rPr>
-            </w:pPr>
-            <w:r>
-              <w:rPr>
-                <w:rFonts w:ascii="Arial MT"/>
-                <w:b w:val="0"/>
-              </w:rPr>
-              <w:t>{</w:t>
-            </w:r>
-            <w:r>
-              <w:rPr>
-                <w:rFonts w:ascii="Arial MT"/>
-                <w:b w:val="0"/>
-              </w:rPr>
-              <w:t>NAME} {SURNAME}</w:t>
+              <w:widowControl w:val="false"/>
+              <w:spacing w:before="0" w:after="0"/>
+              <w:ind w:start="-104"/>
+              <w:jc w:val="start"/>
+              <w:rPr>
+                <w:rFonts w:ascii="Arial MT" w:hAnsi="Arial MT"/>
+                <w:b w:val="false"/>
+              </w:rPr>
+            </w:pPr>
+            <w:r>
+              <w:rPr>
+                <w:rFonts w:ascii="Arial MT" w:hAnsi="Arial MT"/>
+                <w:b w:val="false"/>
+                <w:kern w:val="0"/>
+                <w:lang w:val="en-US" w:eastAsia="en-US" w:bidi="ar-SA"/>
+              </w:rPr>
+              <w:t>{NAME} {SURNAME}</w:t>
             </w:r>
           </w:p>
         </w:tc>
@@ -729,124 +778,190 @@
     </w:tbl>
     <w:p>
       <w:pPr>
+        <w:pStyle w:val="Normal"/>
         <w:tabs>
-          <w:tab w:val="left" w:pos="9746"/>
+          <w:tab w:val="clear" w:pos="720"/>
+          <w:tab w:val="left" w:pos="9746" w:leader="none"/>
         </w:tabs>
-        <w:ind w:left="123"/>
+        <w:ind w:start="123"/>
         <w:jc w:val="center"/>
         <w:rPr>
-          <w:rFonts w:ascii="Arial MT"/>
+          <w:rFonts w:ascii="Arial MT" w:hAnsi="Arial MT"/>
           <w:sz w:val="24"/>
           <w:u w:val="single"/>
         </w:rPr>
       </w:pPr>
+      <w:r>
+        <w:rPr>
+          <w:rFonts w:ascii="Arial MT" w:hAnsi="Arial MT"/>
+          <w:sz w:val="24"/>
+          <w:u w:val="single"/>
+        </w:rPr>
+      </w:r>
     </w:p>
     <w:tbl>
       <w:tblPr>
         <w:tblStyle w:val="TableGrid"/>
         <w:tblW w:w="9761" w:type="dxa"/>
+        <w:jc w:val="start"/>
         <w:tblInd w:w="123" w:type="dxa"/>
-        <w:tblBorders>
-          <w:top w:val="double" w:sz="6" w:space="0" w:color="auto"/>
-          <w:left w:val="double" w:sz="6" w:space="0" w:color="auto"/>
-          <w:bottom w:val="double" w:sz="6" w:space="0" w:color="auto"/>
-          <w:right w:val="double" w:sz="6" w:space="0" w:color="auto"/>
-          <w:insideH w:val="double" w:sz="6" w:space="0" w:color="auto"/>
-          <w:insideV w:val="double" w:sz="6" w:space="0" w:color="auto"/>
-        </w:tblBorders>
         <w:tblLayout w:type="fixed"/>
-        <w:tblLook w:val="04A0" w:firstRow="1" w:lastRow="0" w:firstColumn="1" w:lastColumn="0" w:noHBand="0" w:noVBand="1"/>
+        <w:tblCellMar>
+          <w:top w:w="0" w:type="dxa"/>
+          <w:start w:w="108" w:type="dxa"/>
+          <w:bottom w:w="0" w:type="dxa"/>
+          <w:end w:w="108" w:type="dxa"/>
+        </w:tblCellMar>
+        <w:tblLook w:val="04a0" w:firstRow="1" w:noVBand="1" w:lastRow="0" w:firstColumn="1" w:lastColumn="0" w:noHBand="0"/>
       </w:tblPr>
       <w:tblGrid>
-        <w:gridCol w:w="3274"/>
+        <w:gridCol w:w="3273"/>
+        <w:gridCol w:w="499"/>
+        <w:gridCol w:w="500"/>
+        <w:gridCol w:w="499"/>
+        <w:gridCol w:w="498"/>
         <w:gridCol w:w="499"/>
         <w:gridCol w:w="499"/>
+        <w:gridCol w:w="500"/>
         <w:gridCol w:w="499"/>
+        <w:gridCol w:w="498"/>
         <w:gridCol w:w="499"/>
-        <w:gridCol w:w="499"/>
-        <w:gridCol w:w="499"/>
-        <w:gridCol w:w="499"/>
-        <w:gridCol w:w="499"/>
-        <w:gridCol w:w="499"/>
-        <w:gridCol w:w="499"/>
-        <w:gridCol w:w="499"/>
+        <w:gridCol w:w="500"/>
         <w:gridCol w:w="499"/>
         <w:gridCol w:w="499"/>
       </w:tblGrid>
       <w:tr>
         <w:trPr>
-          <w:trHeight w:val="533"/>
+          <w:trHeight w:val="533" w:hRule="atLeast"/>
         </w:trPr>
         <w:tc>
           <w:tcPr>
-            <w:tcW w:w="3274" w:type="dxa"/>
+            <w:tcW w:w="3273" w:type="dxa"/>
             <w:tcBorders>
               <w:top w:val="nil"/>
-              <w:left w:val="nil"/>
+              <w:start w:val="nil"/>
               <w:bottom w:val="nil"/>
-              <w:right w:val="double" w:sz="6" w:space="0" w:color="auto"/>
+              <w:end w:val="double" w:sz="6" w:space="0" w:color="000000"/>
             </w:tcBorders>
             <w:vAlign w:val="center"/>
           </w:tcPr>
           <w:p>
             <w:pPr>
+              <w:pStyle w:val="Normal"/>
+              <w:widowControl w:val="false"/>
               <w:tabs>
-                <w:tab w:val="left" w:pos="9746"/>
+                <w:tab w:val="clear" w:pos="720"/>
+                <w:tab w:val="left" w:pos="9746" w:leader="none"/>
               </w:tabs>
-              <w:ind w:left="-92"/>
-              <w:rPr>
-                <w:rFonts w:ascii="Arial MT"/>
+              <w:spacing w:before="0" w:after="0"/>
+              <w:ind w:start="-92"/>
+              <w:jc w:val="start"/>
+              <w:rPr>
+                <w:rFonts w:ascii="Arial MT" w:hAnsi="Arial MT"/>
                 <w:b/>
                 <w:bCs/>
                 <w:sz w:val="24"/>
               </w:rPr>
             </w:pPr>
             <w:r>
+              <w:rPr>
+                <w:b/>
+                <w:bCs/>
+                <w:kern w:val="0"/>
+                <w:sz w:val="24"/>
+                <w:szCs w:val="24"/>
+                <w:lang w:val="en-US" w:eastAsia="en-US" w:bidi="ar-SA"/>
+              </w:rPr>
+              <w:t>EXAMINATION</w:t>
+            </w:r>
+            <w:r>
+              <w:rPr>
+                <w:b/>
+                <w:bCs/>
+                <w:spacing w:val="-13"/>
+                <w:kern w:val="0"/>
+                <w:sz w:val="24"/>
+                <w:szCs w:val="24"/>
+                <w:lang w:val="en-US" w:eastAsia="en-US" w:bidi="ar-SA"/>
+              </w:rPr>
+              <w:t xml:space="preserve"> </w:t>
+            </w:r>
+            <w:r>
+              <w:rPr>
+                <w:b/>
+                <w:bCs/>
+                <w:spacing w:val="-2"/>
+                <w:kern w:val="0"/>
+                <w:sz w:val="24"/>
+                <w:szCs w:val="24"/>
+                <w:lang w:val="en-US" w:eastAsia="en-US" w:bidi="ar-SA"/>
+              </w:rPr>
+              <w:t>NUMBER</w:t>
+            </w:r>
+          </w:p>
+        </w:tc>
+        <w:tc>
+          <w:tcPr>
+            <w:tcW w:w="499" w:type="dxa"/>
+            <w:tcBorders>
+              <w:top w:val="double" w:sz="6" w:space="0" w:color="000000"/>
+              <w:start w:val="double" w:sz="6" w:space="0" w:color="000000"/>
+              <w:bottom w:val="double" w:sz="6" w:space="0" w:color="000000"/>
+              <w:end w:val="single" w:sz="8" w:space="0" w:color="000000"/>
+            </w:tcBorders>
+            <w:vAlign w:val="center"/>
+          </w:tcPr>
+          <w:p>
+            <w:pPr>
+              <w:pStyle w:val="Normal"/>
+              <w:widowControl w:val="false"/>
+              <w:tabs>
+                <w:tab w:val="clear" w:pos="720"/>
+                <w:tab w:val="left" w:pos="9746" w:leader="none"/>
+              </w:tabs>
+              <w:spacing w:before="0" w:after="0"/>
+              <w:ind w:start="-92"/>
+              <w:jc w:val="center"/>
               <w:rPr>
                 <w:b/>
                 <w:bCs/>
                 <w:sz w:val="24"/>
                 <w:szCs w:val="24"/>
               </w:rPr>
-              <w:t>EXAMINATION</w:t>
-            </w:r>
-            <w:r>
-              <w:rPr>
-                <w:b/>
-                <w:bCs/>
-                <w:spacing w:val="-13"/>
-                <w:sz w:val="24"/>
-                <w:szCs w:val="24"/>
-              </w:rPr>
-              <w:t xml:space="preserve"> </w:t>
-            </w:r>
-            <w:r>
-              <w:rPr>
-                <w:b/>
-                <w:bCs/>
+            </w:pPr>
+            <w:r>
+              <w:rPr>
                 <w:spacing w:val="-2"/>
-                <w:sz w:val="24"/>
-                <w:szCs w:val="24"/>
-              </w:rPr>
-              <w:t>NUMBER</w:t>
-            </w:r>
-          </w:p>
-        </w:tc>
-        <w:tc>
-          <w:tcPr>
-            <w:tcW w:w="499" w:type="dxa"/>
-            <w:tcBorders>
-              <w:left w:val="double" w:sz="6" w:space="0" w:color="auto"/>
-              <w:right w:val="single" w:sz="8" w:space="0" w:color="auto"/>
+                <w:kern w:val="0"/>
+                <w:sz w:val="22"/>
+                <w:szCs w:val="22"/>
+                <w:lang w:val="en-US" w:eastAsia="en-US" w:bidi="ar-SA"/>
+              </w:rPr>
+              <w:t>{1}</w:t>
+            </w:r>
+          </w:p>
+        </w:tc>
+        <w:tc>
+          <w:tcPr>
+            <w:tcW w:w="500" w:type="dxa"/>
+            <w:tcBorders>
+              <w:top w:val="double" w:sz="6" w:space="0" w:color="000000"/>
+              <w:start w:val="single" w:sz="8" w:space="0" w:color="000000"/>
+              <w:bottom w:val="double" w:sz="6" w:space="0" w:color="000000"/>
+              <w:end w:val="single" w:sz="8" w:space="0" w:color="000000"/>
             </w:tcBorders>
             <w:vAlign w:val="center"/>
           </w:tcPr>
           <w:p>
             <w:pPr>
+              <w:pStyle w:val="Normal"/>
+              <w:widowControl w:val="false"/>
               <w:tabs>
-                <w:tab w:val="left" w:pos="9746"/>
+                <w:tab w:val="clear" w:pos="720"/>
+                <w:tab w:val="left" w:pos="9746" w:leader="none"/>
               </w:tabs>
-              <w:ind w:left="-92"/>
+              <w:spacing w:before="0" w:after="0"/>
+              <w:ind w:start="-92"/>
               <w:jc w:val="center"/>
               <w:rPr>
                 <w:b/>
@@ -858,8 +973,12 @@
             <w:r>
               <w:rPr>
                 <w:spacing w:val="-2"/>
-              </w:rPr>
-              <w:t>{1}</w:t>
+                <w:kern w:val="0"/>
+                <w:sz w:val="22"/>
+                <w:szCs w:val="22"/>
+                <w:lang w:val="en-US" w:eastAsia="en-US" w:bidi="ar-SA"/>
+              </w:rPr>
+              <w:t>{2}</w:t>
             </w:r>
           </w:p>
         </w:tc>
@@ -867,17 +986,23 @@
           <w:tcPr>
             <w:tcW w:w="499" w:type="dxa"/>
             <w:tcBorders>
-              <w:left w:val="single" w:sz="8" w:space="0" w:color="auto"/>
-              <w:right w:val="single" w:sz="8" w:space="0" w:color="auto"/>
+              <w:top w:val="double" w:sz="6" w:space="0" w:color="000000"/>
+              <w:start w:val="single" w:sz="8" w:space="0" w:color="000000"/>
+              <w:bottom w:val="double" w:sz="6" w:space="0" w:color="000000"/>
+              <w:end w:val="single" w:sz="8" w:space="0" w:color="000000"/>
             </w:tcBorders>
             <w:vAlign w:val="center"/>
           </w:tcPr>
           <w:p>
             <w:pPr>
+              <w:pStyle w:val="Normal"/>
+              <w:widowControl w:val="false"/>
               <w:tabs>
-                <w:tab w:val="left" w:pos="9746"/>
+                <w:tab w:val="clear" w:pos="720"/>
+                <w:tab w:val="left" w:pos="9746" w:leader="none"/>
               </w:tabs>
-              <w:ind w:left="-92"/>
+              <w:spacing w:before="0" w:after="0"/>
+              <w:ind w:start="-92"/>
               <w:jc w:val="center"/>
               <w:rPr>
                 <w:b/>
@@ -889,26 +1014,36 @@
             <w:r>
               <w:rPr>
                 <w:spacing w:val="-2"/>
-              </w:rPr>
-              <w:t>{2}</w:t>
-            </w:r>
-          </w:p>
-        </w:tc>
-        <w:tc>
-          <w:tcPr>
-            <w:tcW w:w="499" w:type="dxa"/>
-            <w:tcBorders>
-              <w:left w:val="single" w:sz="8" w:space="0" w:color="auto"/>
-              <w:right w:val="single" w:sz="8" w:space="0" w:color="auto"/>
+                <w:kern w:val="0"/>
+                <w:sz w:val="22"/>
+                <w:szCs w:val="22"/>
+                <w:lang w:val="en-US" w:eastAsia="en-US" w:bidi="ar-SA"/>
+              </w:rPr>
+              <w:t>{3}</w:t>
+            </w:r>
+          </w:p>
+        </w:tc>
+        <w:tc>
+          <w:tcPr>
+            <w:tcW w:w="498" w:type="dxa"/>
+            <w:tcBorders>
+              <w:top w:val="double" w:sz="6" w:space="0" w:color="000000"/>
+              <w:start w:val="single" w:sz="8" w:space="0" w:color="000000"/>
+              <w:bottom w:val="double" w:sz="6" w:space="0" w:color="000000"/>
+              <w:end w:val="single" w:sz="8" w:space="0" w:color="000000"/>
             </w:tcBorders>
             <w:vAlign w:val="center"/>
           </w:tcPr>
           <w:p>
             <w:pPr>
+              <w:pStyle w:val="Normal"/>
+              <w:widowControl w:val="false"/>
               <w:tabs>
-                <w:tab w:val="left" w:pos="9746"/>
+                <w:tab w:val="clear" w:pos="720"/>
+                <w:tab w:val="left" w:pos="9746" w:leader="none"/>
               </w:tabs>
-              <w:ind w:left="-92"/>
+              <w:spacing w:before="0" w:after="0"/>
+              <w:ind w:start="-92"/>
               <w:jc w:val="center"/>
               <w:rPr>
                 <w:b/>
@@ -920,8 +1055,12 @@
             <w:r>
               <w:rPr>
                 <w:spacing w:val="-2"/>
-              </w:rPr>
-              <w:t>{3}</w:t>
+                <w:kern w:val="0"/>
+                <w:sz w:val="22"/>
+                <w:szCs w:val="22"/>
+                <w:lang w:val="en-US" w:eastAsia="en-US" w:bidi="ar-SA"/>
+              </w:rPr>
+              <w:t>{4}</w:t>
             </w:r>
           </w:p>
         </w:tc>
@@ -929,411 +1068,341 @@
           <w:tcPr>
             <w:tcW w:w="499" w:type="dxa"/>
             <w:tcBorders>
-              <w:left w:val="single" w:sz="8" w:space="0" w:color="auto"/>
-              <w:right w:val="single" w:sz="8" w:space="0" w:color="auto"/>
+              <w:top w:val="double" w:sz="6" w:space="0" w:color="000000"/>
+              <w:start w:val="single" w:sz="8" w:space="0" w:color="000000"/>
+              <w:bottom w:val="double" w:sz="6" w:space="0" w:color="000000"/>
+              <w:end w:val="single" w:sz="8" w:space="0" w:color="000000"/>
             </w:tcBorders>
             <w:vAlign w:val="center"/>
           </w:tcPr>
           <w:p>
             <w:pPr>
+              <w:pStyle w:val="Normal"/>
+              <w:widowControl w:val="false"/>
               <w:tabs>
-                <w:tab w:val="left" w:pos="9746"/>
+                <w:tab w:val="clear" w:pos="720"/>
+                <w:tab w:val="left" w:pos="9746" w:leader="none"/>
               </w:tabs>
-              <w:ind w:left="-92"/>
+              <w:spacing w:before="0" w:after="0"/>
+              <w:ind w:start="-92"/>
               <w:jc w:val="center"/>
               <w:rPr>
-                <w:b/>
-                <w:bCs/>
                 <w:sz w:val="24"/>
                 <w:szCs w:val="24"/>
               </w:rPr>
             </w:pPr>
             <w:r>
               <w:rPr>
-                <w:spacing w:val="-2"/>
-              </w:rPr>
-              <w:t>{4}</w:t>
-            </w:r>
-          </w:p>
-        </w:tc>
-        <w:tc>
-          <w:tcPr>
-            <w:tcW w:w="499" w:type="dxa"/>
-            <w:tcBorders>
-              <w:left w:val="single" w:sz="8" w:space="0" w:color="auto"/>
-              <w:right w:val="single" w:sz="8" w:space="0" w:color="auto"/>
-            </w:tcBorders>
-            <w:vAlign w:val="center"/>
-          </w:tcPr>
-          <w:p>
-            <w:pPr>
-              <w:tabs>
-                <w:tab w:val="left" w:pos="9746"/>
-              </w:tabs>
-              <w:ind w:left="-92"/>
-              <w:jc w:val="center"/>
-              <w:rPr>
+                <w:kern w:val="0"/>
                 <w:sz w:val="24"/>
                 <w:szCs w:val="24"/>
-              </w:rPr>
-            </w:pPr>
-            <w:r>
+                <w:lang w:val="en-US" w:eastAsia="en-US" w:bidi="ar-SA"/>
+              </w:rPr>
+              <w:t>{5}</w:t>
+            </w:r>
+          </w:p>
+        </w:tc>
+        <w:tc>
+          <w:tcPr>
+            <w:tcW w:w="499" w:type="dxa"/>
+            <w:tcBorders>
+              <w:top w:val="double" w:sz="6" w:space="0" w:color="000000"/>
+              <w:start w:val="single" w:sz="8" w:space="0" w:color="000000"/>
+              <w:bottom w:val="double" w:sz="6" w:space="0" w:color="000000"/>
+              <w:end w:val="single" w:sz="8" w:space="0" w:color="000000"/>
+            </w:tcBorders>
+            <w:vAlign w:val="center"/>
+          </w:tcPr>
+          <w:p>
+            <w:pPr>
+              <w:pStyle w:val="Normal"/>
+              <w:widowControl w:val="false"/>
+              <w:tabs>
+                <w:tab w:val="clear" w:pos="720"/>
+                <w:tab w:val="left" w:pos="9746" w:leader="none"/>
+              </w:tabs>
+              <w:spacing w:before="0" w:after="0"/>
+              <w:ind w:start="-92"/>
+              <w:jc w:val="center"/>
               <w:rPr>
                 <w:sz w:val="24"/>
                 <w:szCs w:val="24"/>
               </w:rPr>
-              <w:t>{5}</w:t>
-            </w:r>
-          </w:p>
-        </w:tc>
-        <w:tc>
-          <w:tcPr>
-            <w:tcW w:w="499" w:type="dxa"/>
-            <w:tcBorders>
-              <w:left w:val="single" w:sz="8" w:space="0" w:color="auto"/>
-              <w:right w:val="single" w:sz="8" w:space="0" w:color="auto"/>
-            </w:tcBorders>
-            <w:vAlign w:val="center"/>
-          </w:tcPr>
-          <w:p>
-            <w:pPr>
-              <w:tabs>
-                <w:tab w:val="left" w:pos="9746"/>
-              </w:tabs>
-              <w:ind w:left="-92"/>
-              <w:jc w:val="center"/>
-              <w:rPr>
+            </w:pPr>
+            <w:r>
+              <w:rPr>
+                <w:kern w:val="0"/>
                 <w:sz w:val="24"/>
                 <w:szCs w:val="24"/>
-              </w:rPr>
-            </w:pPr>
-            <w:r>
+                <w:lang w:val="en-US" w:eastAsia="en-US" w:bidi="ar-SA"/>
+              </w:rPr>
+              <w:t>{6}</w:t>
+            </w:r>
+          </w:p>
+        </w:tc>
+        <w:tc>
+          <w:tcPr>
+            <w:tcW w:w="500" w:type="dxa"/>
+            <w:tcBorders>
+              <w:top w:val="double" w:sz="6" w:space="0" w:color="000000"/>
+              <w:start w:val="single" w:sz="8" w:space="0" w:color="000000"/>
+              <w:bottom w:val="double" w:sz="6" w:space="0" w:color="000000"/>
+              <w:end w:val="single" w:sz="8" w:space="0" w:color="000000"/>
+            </w:tcBorders>
+            <w:vAlign w:val="center"/>
+          </w:tcPr>
+          <w:p>
+            <w:pPr>
+              <w:pStyle w:val="Normal"/>
+              <w:widowControl w:val="false"/>
+              <w:tabs>
+                <w:tab w:val="clear" w:pos="720"/>
+                <w:tab w:val="left" w:pos="9746" w:leader="none"/>
+              </w:tabs>
+              <w:spacing w:before="0" w:after="0"/>
+              <w:ind w:start="-92"/>
+              <w:jc w:val="center"/>
               <w:rPr>
                 <w:sz w:val="24"/>
                 <w:szCs w:val="24"/>
               </w:rPr>
-              <w:t>{</w:t>
-            </w:r>
-            <w:r>
-              <w:rPr>
+            </w:pPr>
+            <w:r>
+              <w:rPr>
+                <w:kern w:val="0"/>
                 <w:sz w:val="24"/>
                 <w:szCs w:val="24"/>
-              </w:rPr>
-              <w:t>6</w:t>
-            </w:r>
-            <w:r>
+                <w:lang w:val="en-US" w:eastAsia="en-US" w:bidi="ar-SA"/>
+              </w:rPr>
+              <w:t>{7}</w:t>
+            </w:r>
+          </w:p>
+        </w:tc>
+        <w:tc>
+          <w:tcPr>
+            <w:tcW w:w="499" w:type="dxa"/>
+            <w:tcBorders>
+              <w:top w:val="double" w:sz="6" w:space="0" w:color="000000"/>
+              <w:start w:val="single" w:sz="8" w:space="0" w:color="000000"/>
+              <w:bottom w:val="double" w:sz="6" w:space="0" w:color="000000"/>
+              <w:end w:val="single" w:sz="8" w:space="0" w:color="000000"/>
+            </w:tcBorders>
+            <w:vAlign w:val="center"/>
+          </w:tcPr>
+          <w:p>
+            <w:pPr>
+              <w:pStyle w:val="Normal"/>
+              <w:widowControl w:val="false"/>
+              <w:tabs>
+                <w:tab w:val="clear" w:pos="720"/>
+                <w:tab w:val="left" w:pos="9746" w:leader="none"/>
+              </w:tabs>
+              <w:spacing w:before="0" w:after="0"/>
+              <w:ind w:start="-92"/>
+              <w:jc w:val="center"/>
               <w:rPr>
                 <w:sz w:val="24"/>
                 <w:szCs w:val="24"/>
               </w:rPr>
-              <w:t>}</w:t>
-            </w:r>
-          </w:p>
-        </w:tc>
-        <w:tc>
-          <w:tcPr>
-            <w:tcW w:w="499" w:type="dxa"/>
-            <w:tcBorders>
-              <w:left w:val="single" w:sz="8" w:space="0" w:color="auto"/>
-              <w:right w:val="single" w:sz="8" w:space="0" w:color="auto"/>
-            </w:tcBorders>
-            <w:vAlign w:val="center"/>
-          </w:tcPr>
-          <w:p>
-            <w:pPr>
-              <w:tabs>
-                <w:tab w:val="left" w:pos="9746"/>
-              </w:tabs>
-              <w:ind w:left="-92"/>
-              <w:jc w:val="center"/>
-              <w:rPr>
+            </w:pPr>
+            <w:r>
+              <w:rPr>
+                <w:kern w:val="0"/>
                 <w:sz w:val="24"/>
                 <w:szCs w:val="24"/>
-              </w:rPr>
-            </w:pPr>
-            <w:r>
+                <w:lang w:val="en-US" w:eastAsia="en-US" w:bidi="ar-SA"/>
+              </w:rPr>
+              <w:t>{8}</w:t>
+            </w:r>
+          </w:p>
+        </w:tc>
+        <w:tc>
+          <w:tcPr>
+            <w:tcW w:w="498" w:type="dxa"/>
+            <w:tcBorders>
+              <w:top w:val="double" w:sz="6" w:space="0" w:color="000000"/>
+              <w:start w:val="single" w:sz="8" w:space="0" w:color="000000"/>
+              <w:bottom w:val="double" w:sz="6" w:space="0" w:color="000000"/>
+              <w:end w:val="single" w:sz="8" w:space="0" w:color="000000"/>
+            </w:tcBorders>
+            <w:vAlign w:val="center"/>
+          </w:tcPr>
+          <w:p>
+            <w:pPr>
+              <w:pStyle w:val="Normal"/>
+              <w:widowControl w:val="false"/>
+              <w:tabs>
+                <w:tab w:val="clear" w:pos="720"/>
+                <w:tab w:val="left" w:pos="9746" w:leader="none"/>
+              </w:tabs>
+              <w:spacing w:before="0" w:after="0"/>
+              <w:ind w:start="-92"/>
+              <w:jc w:val="center"/>
               <w:rPr>
                 <w:sz w:val="24"/>
                 <w:szCs w:val="24"/>
               </w:rPr>
-              <w:t>{</w:t>
-            </w:r>
-            <w:r>
-              <w:rPr>
+            </w:pPr>
+            <w:r>
+              <w:rPr>
+                <w:kern w:val="0"/>
                 <w:sz w:val="24"/>
                 <w:szCs w:val="24"/>
-              </w:rPr>
-              <w:t>7</w:t>
-            </w:r>
-            <w:r>
+                <w:lang w:val="en-US" w:eastAsia="en-US" w:bidi="ar-SA"/>
+              </w:rPr>
+              <w:t>{9}</w:t>
+            </w:r>
+          </w:p>
+        </w:tc>
+        <w:tc>
+          <w:tcPr>
+            <w:tcW w:w="499" w:type="dxa"/>
+            <w:tcBorders>
+              <w:top w:val="double" w:sz="6" w:space="0" w:color="000000"/>
+              <w:start w:val="single" w:sz="8" w:space="0" w:color="000000"/>
+              <w:bottom w:val="double" w:sz="6" w:space="0" w:color="000000"/>
+              <w:end w:val="single" w:sz="8" w:space="0" w:color="000000"/>
+            </w:tcBorders>
+            <w:vAlign w:val="center"/>
+          </w:tcPr>
+          <w:p>
+            <w:pPr>
+              <w:pStyle w:val="Normal"/>
+              <w:widowControl w:val="false"/>
+              <w:tabs>
+                <w:tab w:val="clear" w:pos="720"/>
+                <w:tab w:val="left" w:pos="9746" w:leader="none"/>
+              </w:tabs>
+              <w:spacing w:before="0" w:after="0"/>
+              <w:ind w:start="-92"/>
+              <w:jc w:val="center"/>
               <w:rPr>
                 <w:sz w:val="24"/>
                 <w:szCs w:val="24"/>
               </w:rPr>
-              <w:t>}</w:t>
-            </w:r>
-          </w:p>
-        </w:tc>
-        <w:tc>
-          <w:tcPr>
-            <w:tcW w:w="499" w:type="dxa"/>
-            <w:tcBorders>
-              <w:left w:val="single" w:sz="8" w:space="0" w:color="auto"/>
-              <w:right w:val="single" w:sz="8" w:space="0" w:color="auto"/>
-            </w:tcBorders>
-            <w:vAlign w:val="center"/>
-          </w:tcPr>
-          <w:p>
-            <w:pPr>
-              <w:tabs>
-                <w:tab w:val="left" w:pos="9746"/>
-              </w:tabs>
-              <w:ind w:left="-92"/>
-              <w:jc w:val="center"/>
-              <w:rPr>
+            </w:pPr>
+            <w:r>
+              <w:rPr>
+                <w:kern w:val="0"/>
                 <w:sz w:val="24"/>
                 <w:szCs w:val="24"/>
-              </w:rPr>
-            </w:pPr>
-            <w:r>
+                <w:lang w:val="en-US" w:eastAsia="en-US" w:bidi="ar-SA"/>
+              </w:rPr>
+              <w:t>{10}</w:t>
+            </w:r>
+          </w:p>
+        </w:tc>
+        <w:tc>
+          <w:tcPr>
+            <w:tcW w:w="500" w:type="dxa"/>
+            <w:tcBorders>
+              <w:top w:val="double" w:sz="6" w:space="0" w:color="000000"/>
+              <w:start w:val="single" w:sz="8" w:space="0" w:color="000000"/>
+              <w:bottom w:val="double" w:sz="6" w:space="0" w:color="000000"/>
+              <w:end w:val="single" w:sz="8" w:space="0" w:color="000000"/>
+            </w:tcBorders>
+            <w:vAlign w:val="center"/>
+          </w:tcPr>
+          <w:p>
+            <w:pPr>
+              <w:pStyle w:val="Normal"/>
+              <w:widowControl w:val="false"/>
+              <w:tabs>
+                <w:tab w:val="clear" w:pos="720"/>
+                <w:tab w:val="left" w:pos="9746" w:leader="none"/>
+              </w:tabs>
+              <w:spacing w:before="0" w:after="0"/>
+              <w:ind w:start="-92"/>
+              <w:jc w:val="center"/>
               <w:rPr>
                 <w:sz w:val="24"/>
                 <w:szCs w:val="24"/>
               </w:rPr>
-              <w:t>{</w:t>
-            </w:r>
-            <w:r>
-              <w:rPr>
+            </w:pPr>
+            <w:r>
+              <w:rPr>
+                <w:kern w:val="0"/>
                 <w:sz w:val="24"/>
                 <w:szCs w:val="24"/>
-              </w:rPr>
-              <w:t>8</w:t>
-            </w:r>
-            <w:r>
+                <w:lang w:val="en-US" w:eastAsia="en-US" w:bidi="ar-SA"/>
+              </w:rPr>
+              <w:t>{11}</w:t>
+            </w:r>
+          </w:p>
+        </w:tc>
+        <w:tc>
+          <w:tcPr>
+            <w:tcW w:w="499" w:type="dxa"/>
+            <w:tcBorders>
+              <w:top w:val="double" w:sz="6" w:space="0" w:color="000000"/>
+              <w:start w:val="single" w:sz="8" w:space="0" w:color="000000"/>
+              <w:bottom w:val="double" w:sz="6" w:space="0" w:color="000000"/>
+              <w:end w:val="single" w:sz="8" w:space="0" w:color="000000"/>
+            </w:tcBorders>
+            <w:vAlign w:val="center"/>
+          </w:tcPr>
+          <w:p>
+            <w:pPr>
+              <w:pStyle w:val="Normal"/>
+              <w:widowControl w:val="false"/>
+              <w:tabs>
+                <w:tab w:val="clear" w:pos="720"/>
+                <w:tab w:val="left" w:pos="9746" w:leader="none"/>
+              </w:tabs>
+              <w:spacing w:before="0" w:after="0"/>
+              <w:ind w:start="-92"/>
+              <w:jc w:val="center"/>
               <w:rPr>
                 <w:sz w:val="24"/>
                 <w:szCs w:val="24"/>
               </w:rPr>
-              <w:t>}</w:t>
-            </w:r>
-          </w:p>
-        </w:tc>
-        <w:tc>
-          <w:tcPr>
-            <w:tcW w:w="499" w:type="dxa"/>
-            <w:tcBorders>
-              <w:left w:val="single" w:sz="8" w:space="0" w:color="auto"/>
-              <w:right w:val="single" w:sz="8" w:space="0" w:color="auto"/>
-            </w:tcBorders>
-            <w:vAlign w:val="center"/>
-          </w:tcPr>
-          <w:p>
-            <w:pPr>
-              <w:tabs>
-                <w:tab w:val="left" w:pos="9746"/>
-              </w:tabs>
-              <w:ind w:left="-92"/>
-              <w:jc w:val="center"/>
-              <w:rPr>
+            </w:pPr>
+            <w:r>
+              <w:rPr>
+                <w:kern w:val="0"/>
                 <w:sz w:val="24"/>
                 <w:szCs w:val="24"/>
-              </w:rPr>
-            </w:pPr>
-            <w:r>
+                <w:lang w:val="en-US" w:eastAsia="en-US" w:bidi="ar-SA"/>
+              </w:rPr>
+              <w:t>{12}</w:t>
+            </w:r>
+          </w:p>
+        </w:tc>
+        <w:tc>
+          <w:tcPr>
+            <w:tcW w:w="499" w:type="dxa"/>
+            <w:tcBorders>
+              <w:top w:val="double" w:sz="6" w:space="0" w:color="000000"/>
+              <w:start w:val="single" w:sz="8" w:space="0" w:color="000000"/>
+              <w:bottom w:val="double" w:sz="6" w:space="0" w:color="000000"/>
+              <w:end w:val="double" w:sz="6" w:space="0" w:color="000000"/>
+            </w:tcBorders>
+            <w:vAlign w:val="center"/>
+          </w:tcPr>
+          <w:p>
+            <w:pPr>
+              <w:pStyle w:val="Normal"/>
+              <w:widowControl w:val="false"/>
+              <w:tabs>
+                <w:tab w:val="clear" w:pos="720"/>
+                <w:tab w:val="left" w:pos="9746" w:leader="none"/>
+              </w:tabs>
+              <w:spacing w:before="0" w:after="0"/>
+              <w:ind w:start="-92"/>
+              <w:jc w:val="center"/>
               <w:rPr>
                 <w:sz w:val="24"/>
                 <w:szCs w:val="24"/>
               </w:rPr>
-              <w:t>{</w:t>
-            </w:r>
-            <w:r>
-              <w:rPr>
+            </w:pPr>
+            <w:r>
+              <w:rPr>
+                <w:kern w:val="0"/>
                 <w:sz w:val="24"/>
                 <w:szCs w:val="24"/>
-              </w:rPr>
-              <w:t>9</w:t>
-            </w:r>
-            <w:r>
-              <w:rPr>
-                <w:sz w:val="24"/>
-                <w:szCs w:val="24"/>
-              </w:rPr>
-              <w:t>}</w:t>
-            </w:r>
-          </w:p>
-        </w:tc>
-        <w:tc>
-          <w:tcPr>
-            <w:tcW w:w="499" w:type="dxa"/>
-            <w:tcBorders>
-              <w:left w:val="single" w:sz="8" w:space="0" w:color="auto"/>
-              <w:right w:val="single" w:sz="8" w:space="0" w:color="auto"/>
-            </w:tcBorders>
-            <w:vAlign w:val="center"/>
-          </w:tcPr>
-          <w:p>
-            <w:pPr>
-              <w:tabs>
-                <w:tab w:val="left" w:pos="9746"/>
-              </w:tabs>
-              <w:ind w:left="-92"/>
-              <w:jc w:val="center"/>
-              <w:rPr>
-                <w:sz w:val="24"/>
-                <w:szCs w:val="24"/>
-              </w:rPr>
-            </w:pPr>
-            <w:r>
-              <w:rPr>
-                <w:sz w:val="24"/>
-                <w:szCs w:val="24"/>
-              </w:rPr>
-              <w:t>{</w:t>
-            </w:r>
-            <w:r>
-              <w:rPr>
-                <w:sz w:val="24"/>
-                <w:szCs w:val="24"/>
-              </w:rPr>
-              <w:t>10</w:t>
-            </w:r>
-            <w:r>
-              <w:rPr>
-                <w:sz w:val="24"/>
-                <w:szCs w:val="24"/>
-              </w:rPr>
-              <w:t>}</w:t>
-            </w:r>
-          </w:p>
-        </w:tc>
-        <w:tc>
-          <w:tcPr>
-            <w:tcW w:w="499" w:type="dxa"/>
-            <w:tcBorders>
-              <w:left w:val="single" w:sz="8" w:space="0" w:color="auto"/>
-              <w:right w:val="single" w:sz="8" w:space="0" w:color="auto"/>
-            </w:tcBorders>
-            <w:vAlign w:val="center"/>
-          </w:tcPr>
-          <w:p>
-            <w:pPr>
-              <w:tabs>
-                <w:tab w:val="left" w:pos="9746"/>
-              </w:tabs>
-              <w:ind w:left="-92"/>
-              <w:jc w:val="center"/>
-              <w:rPr>
-                <w:sz w:val="24"/>
-                <w:szCs w:val="24"/>
-              </w:rPr>
-            </w:pPr>
-            <w:r>
-              <w:rPr>
-                <w:sz w:val="24"/>
-                <w:szCs w:val="24"/>
-              </w:rPr>
-              <w:t>{</w:t>
-            </w:r>
-            <w:r>
-              <w:rPr>
-                <w:sz w:val="24"/>
-                <w:szCs w:val="24"/>
-              </w:rPr>
-              <w:t>11</w:t>
-            </w:r>
-            <w:r>
-              <w:rPr>
-                <w:sz w:val="24"/>
-                <w:szCs w:val="24"/>
-              </w:rPr>
-              <w:t>}</w:t>
-            </w:r>
-          </w:p>
-        </w:tc>
-        <w:tc>
-          <w:tcPr>
-            <w:tcW w:w="499" w:type="dxa"/>
-            <w:tcBorders>
-              <w:left w:val="single" w:sz="8" w:space="0" w:color="auto"/>
-              <w:right w:val="single" w:sz="8" w:space="0" w:color="auto"/>
-            </w:tcBorders>
-            <w:vAlign w:val="center"/>
-          </w:tcPr>
-          <w:p>
-            <w:pPr>
-              <w:tabs>
-                <w:tab w:val="left" w:pos="9746"/>
-              </w:tabs>
-              <w:ind w:left="-92"/>
-              <w:jc w:val="center"/>
-              <w:rPr>
-                <w:sz w:val="24"/>
-                <w:szCs w:val="24"/>
-              </w:rPr>
-            </w:pPr>
-            <w:r>
-              <w:rPr>
-                <w:sz w:val="24"/>
-                <w:szCs w:val="24"/>
-              </w:rPr>
-              <w:t>{</w:t>
-            </w:r>
-            <w:r>
-              <w:rPr>
-                <w:sz w:val="24"/>
-                <w:szCs w:val="24"/>
-              </w:rPr>
-              <w:t>12</w:t>
-            </w:r>
-            <w:r>
-              <w:rPr>
-                <w:sz w:val="24"/>
-                <w:szCs w:val="24"/>
-              </w:rPr>
-              <w:t>}</w:t>
-            </w:r>
-          </w:p>
-        </w:tc>
-        <w:tc>
-          <w:tcPr>
-            <w:tcW w:w="499" w:type="dxa"/>
-            <w:tcBorders>
-              <w:left w:val="single" w:sz="8" w:space="0" w:color="auto"/>
-            </w:tcBorders>
-            <w:vAlign w:val="center"/>
-          </w:tcPr>
-          <w:p>
-            <w:pPr>
-              <w:tabs>
-                <w:tab w:val="left" w:pos="9746"/>
-              </w:tabs>
-              <w:ind w:left="-92"/>
-              <w:jc w:val="center"/>
-              <w:rPr>
-                <w:sz w:val="24"/>
-                <w:szCs w:val="24"/>
-              </w:rPr>
-            </w:pPr>
-            <w:r>
-              <w:rPr>
-                <w:sz w:val="24"/>
-                <w:szCs w:val="24"/>
-              </w:rPr>
-              <w:t>{</w:t>
-            </w:r>
-            <w:r>
-              <w:rPr>
-                <w:sz w:val="24"/>
-                <w:szCs w:val="24"/>
-              </w:rPr>
-              <w:t>13</w:t>
-            </w:r>
-            <w:r>
-              <w:rPr>
-                <w:sz w:val="24"/>
-                <w:szCs w:val="24"/>
-              </w:rPr>
-              <w:t>}</w:t>
+                <w:lang w:val="en-US" w:eastAsia="en-US" w:bidi="ar-SA"/>
+              </w:rPr>
+              <w:t>{13}</w:t>
             </w:r>
           </w:p>
         </w:tc>
@@ -1342,59 +1411,65 @@
     <w:p>
       <w:pPr>
         <w:pStyle w:val="BodyText"/>
-        <w:spacing w:before="211"/>
+        <w:spacing w:before="211" w:after="0"/>
         <w:rPr>
           <w:sz w:val="20"/>
         </w:rPr>
       </w:pPr>
+      <w:r>
+        <w:rPr>
+          <w:sz w:val="20"/>
+        </w:rPr>
+      </w:r>
     </w:p>
     <w:tbl>
       <w:tblPr>
         <w:tblW w:w="9620" w:type="dxa"/>
+        <w:jc w:val="start"/>
         <w:tblInd w:w="160" w:type="dxa"/>
-        <w:tblBorders>
-          <w:top w:val="single" w:sz="8" w:space="0" w:color="000000"/>
-          <w:left w:val="single" w:sz="8" w:space="0" w:color="000000"/>
-          <w:bottom w:val="single" w:sz="8" w:space="0" w:color="000000"/>
-          <w:right w:val="single" w:sz="8" w:space="0" w:color="000000"/>
-          <w:insideH w:val="single" w:sz="8" w:space="0" w:color="000000"/>
-          <w:insideV w:val="single" w:sz="8" w:space="0" w:color="000000"/>
-        </w:tblBorders>
         <w:tblLayout w:type="fixed"/>
         <w:tblCellMar>
-          <w:left w:w="0" w:type="dxa"/>
-          <w:right w:w="0" w:type="dxa"/>
+          <w:top w:w="0" w:type="dxa"/>
+          <w:start w:w="10" w:type="dxa"/>
+          <w:bottom w:w="0" w:type="dxa"/>
+          <w:end w:w="10" w:type="dxa"/>
         </w:tblCellMar>
-        <w:tblLook w:val="01E0" w:firstRow="1" w:lastRow="1" w:firstColumn="1" w:lastColumn="1" w:noHBand="0" w:noVBand="0"/>
+        <w:tblLook w:val="01e0" w:firstRow="1" w:noVBand="0" w:lastRow="1" w:firstColumn="1" w:lastColumn="1" w:noHBand="0"/>
       </w:tblPr>
       <w:tblGrid>
-        <w:gridCol w:w="566"/>
+        <w:gridCol w:w="565"/>
         <w:gridCol w:w="1135"/>
-        <w:gridCol w:w="1685"/>
-        <w:gridCol w:w="1255"/>
+        <w:gridCol w:w="1686"/>
+        <w:gridCol w:w="1254"/>
         <w:gridCol w:w="629"/>
         <w:gridCol w:w="173"/>
-        <w:gridCol w:w="454"/>
-        <w:gridCol w:w="939"/>
-        <w:gridCol w:w="317"/>
-        <w:gridCol w:w="1075"/>
+        <w:gridCol w:w="455"/>
+        <w:gridCol w:w="938"/>
+        <w:gridCol w:w="318"/>
+        <w:gridCol w:w="1074"/>
         <w:gridCol w:w="163"/>
-        <w:gridCol w:w="1229"/>
+        <w:gridCol w:w="1230"/>
       </w:tblGrid>
       <w:tr>
         <w:trPr>
-          <w:trHeight w:val="229"/>
+          <w:trHeight w:val="229" w:hRule="atLeast"/>
         </w:trPr>
         <w:tc>
           <w:tcPr>
-            <w:tcW w:w="5443" w:type="dxa"/>
+            <w:tcW w:w="5442" w:type="dxa"/>
             <w:gridSpan w:val="6"/>
-          </w:tcPr>
-          <w:p>
-            <w:pPr>
-              <w:pStyle w:val="TableParagraph"/>
-              <w:spacing w:line="210" w:lineRule="exact"/>
-              <w:ind w:left="57"/>
+            <w:tcBorders>
+              <w:top w:val="single" w:sz="8" w:space="0" w:color="000000"/>
+              <w:start w:val="single" w:sz="8" w:space="0" w:color="000000"/>
+              <w:bottom w:val="single" w:sz="8" w:space="0" w:color="000000"/>
+              <w:end w:val="single" w:sz="8" w:space="0" w:color="000000"/>
+            </w:tcBorders>
+          </w:tcPr>
+          <w:p>
+            <w:pPr>
+              <w:pStyle w:val="TableParagraph"/>
+              <w:spacing w:lineRule="exact" w:line="210"/>
+              <w:ind w:start="57"/>
               <w:rPr>
                 <w:b/>
                 <w:sz w:val="20"/>
@@ -1474,12 +1549,18 @@
           <w:tcPr>
             <w:tcW w:w="1393" w:type="dxa"/>
             <w:gridSpan w:val="2"/>
-          </w:tcPr>
-          <w:p>
-            <w:pPr>
-              <w:pStyle w:val="TableParagraph"/>
-              <w:spacing w:line="210" w:lineRule="exact"/>
-              <w:ind w:left="463"/>
+            <w:tcBorders>
+              <w:top w:val="single" w:sz="8" w:space="0" w:color="000000"/>
+              <w:start w:val="single" w:sz="8" w:space="0" w:color="000000"/>
+              <w:bottom w:val="single" w:sz="8" w:space="0" w:color="000000"/>
+              <w:end w:val="single" w:sz="8" w:space="0" w:color="000000"/>
+            </w:tcBorders>
+          </w:tcPr>
+          <w:p>
+            <w:pPr>
+              <w:pStyle w:val="TableParagraph"/>
+              <w:spacing w:lineRule="exact" w:line="210"/>
+              <w:ind w:start="463"/>
               <w:rPr>
                 <w:b/>
                 <w:sz w:val="20"/>
@@ -1499,12 +1580,18 @@
           <w:tcPr>
             <w:tcW w:w="1392" w:type="dxa"/>
             <w:gridSpan w:val="2"/>
-          </w:tcPr>
-          <w:p>
-            <w:pPr>
-              <w:pStyle w:val="TableParagraph"/>
-              <w:spacing w:line="210" w:lineRule="exact"/>
-              <w:ind w:left="399"/>
+            <w:tcBorders>
+              <w:top w:val="single" w:sz="8" w:space="0" w:color="000000"/>
+              <w:start w:val="single" w:sz="8" w:space="0" w:color="000000"/>
+              <w:bottom w:val="single" w:sz="8" w:space="0" w:color="000000"/>
+              <w:end w:val="single" w:sz="8" w:space="0" w:color="000000"/>
+            </w:tcBorders>
+          </w:tcPr>
+          <w:p>
+            <w:pPr>
+              <w:pStyle w:val="TableParagraph"/>
+              <w:spacing w:lineRule="exact" w:line="210"/>
+              <w:ind w:start="399"/>
               <w:rPr>
                 <w:b/>
                 <w:sz w:val="20"/>
@@ -1537,14 +1624,20 @@
         </w:tc>
         <w:tc>
           <w:tcPr>
-            <w:tcW w:w="1392" w:type="dxa"/>
+            <w:tcW w:w="1393" w:type="dxa"/>
             <w:gridSpan w:val="2"/>
-          </w:tcPr>
-          <w:p>
-            <w:pPr>
-              <w:pStyle w:val="TableParagraph"/>
-              <w:spacing w:line="210" w:lineRule="exact"/>
-              <w:ind w:left="205"/>
+            <w:tcBorders>
+              <w:top w:val="single" w:sz="8" w:space="0" w:color="000000"/>
+              <w:start w:val="single" w:sz="8" w:space="0" w:color="000000"/>
+              <w:bottom w:val="single" w:sz="8" w:space="0" w:color="000000"/>
+              <w:end w:val="single" w:sz="8" w:space="0" w:color="000000"/>
+            </w:tcBorders>
+          </w:tcPr>
+          <w:p>
+            <w:pPr>
+              <w:pStyle w:val="TableParagraph"/>
+              <w:spacing w:lineRule="exact" w:line="210"/>
+              <w:ind w:start="205"/>
               <w:rPr>
                 <w:b/>
                 <w:sz w:val="20"/>
@@ -1585,17 +1678,23 @@
       </w:tr>
       <w:tr>
         <w:trPr>
-          <w:trHeight w:val="229"/>
+          <w:trHeight w:val="229" w:hRule="atLeast"/>
         </w:trPr>
         <w:tc>
           <w:tcPr>
-            <w:tcW w:w="566" w:type="dxa"/>
-          </w:tcPr>
-          <w:p>
-            <w:pPr>
-              <w:pStyle w:val="TableParagraph"/>
-              <w:spacing w:line="210" w:lineRule="exact"/>
-              <w:ind w:left="57"/>
+            <w:tcW w:w="565" w:type="dxa"/>
+            <w:tcBorders>
+              <w:top w:val="single" w:sz="8" w:space="0" w:color="000000"/>
+              <w:start w:val="single" w:sz="8" w:space="0" w:color="000000"/>
+              <w:bottom w:val="single" w:sz="8" w:space="0" w:color="000000"/>
+              <w:end w:val="single" w:sz="8" w:space="0" w:color="000000"/>
+            </w:tcBorders>
+          </w:tcPr>
+          <w:p>
+            <w:pPr>
+              <w:pStyle w:val="TableParagraph"/>
+              <w:spacing w:lineRule="exact" w:line="210"/>
+              <w:ind w:start="57"/>
               <w:rPr>
                 <w:b/>
                 <w:sz w:val="20"/>
@@ -1615,19 +1714,31 @@
           <w:tcPr>
             <w:tcW w:w="4877" w:type="dxa"/>
             <w:gridSpan w:val="5"/>
-          </w:tcPr>
-          <w:p>
-            <w:pPr>
-              <w:pStyle w:val="TableParagraph"/>
-              <w:rPr>
-                <w:sz w:val="16"/>
-              </w:rPr>
-            </w:pPr>
-            <w:r>
-              <w:rPr>
-                <w:sz w:val="16"/>
-              </w:rPr>
-              <w:t xml:space="preserve"> {short1_topic}</w:t>
+            <w:tcBorders>
+              <w:top w:val="single" w:sz="8" w:space="0" w:color="000000"/>
+              <w:start w:val="single" w:sz="8" w:space="0" w:color="000000"/>
+              <w:bottom w:val="single" w:sz="8" w:space="0" w:color="000000"/>
+              <w:end w:val="single" w:sz="8" w:space="0" w:color="000000"/>
+            </w:tcBorders>
+          </w:tcPr>
+          <w:p>
+            <w:pPr>
+              <w:pStyle w:val="TableParagraph"/>
+              <w:rPr>
+                <w:sz w:val="16"/>
+              </w:rPr>
+            </w:pPr>
+            <w:r>
+              <w:rPr>
+                <w:sz w:val="16"/>
+              </w:rPr>
+              <w:t xml:space="preserve"> </w:t>
+            </w:r>
+            <w:r>
+              <w:rPr>
+                <w:sz w:val="16"/>
+              </w:rPr>
+              <w:t>{short1_topic}</w:t>
             </w:r>
           </w:p>
         </w:tc>
@@ -1635,6 +1746,12 @@
           <w:tcPr>
             <w:tcW w:w="1393" w:type="dxa"/>
             <w:gridSpan w:val="2"/>
+            <w:tcBorders>
+              <w:top w:val="single" w:sz="8" w:space="0" w:color="000000"/>
+              <w:start w:val="single" w:sz="8" w:space="0" w:color="000000"/>
+              <w:bottom w:val="single" w:sz="8" w:space="0" w:color="000000"/>
+              <w:end w:val="single" w:sz="8" w:space="0" w:color="000000"/>
+            </w:tcBorders>
           </w:tcPr>
           <w:p>
             <w:pPr>
@@ -1648,13 +1765,7 @@
               <w:rPr>
                 <w:sz w:val="16"/>
               </w:rPr>
-              <w:t>{short1_</w:t>
-            </w:r>
-            <w:r>
-              <w:rPr>
-                <w:sz w:val="16"/>
-              </w:rPr>
-              <w:t>mark}</w:t>
+              <w:t>{short1_mark}</w:t>
             </w:r>
           </w:p>
         </w:tc>
@@ -1662,6 +1773,12 @@
           <w:tcPr>
             <w:tcW w:w="1392" w:type="dxa"/>
             <w:gridSpan w:val="2"/>
+            <w:tcBorders>
+              <w:top w:val="single" w:sz="8" w:space="0" w:color="000000"/>
+              <w:start w:val="single" w:sz="8" w:space="0" w:color="000000"/>
+              <w:bottom w:val="single" w:sz="8" w:space="0" w:color="000000"/>
+              <w:end w:val="single" w:sz="8" w:space="0" w:color="000000"/>
+            </w:tcBorders>
           </w:tcPr>
           <w:p>
             <w:pPr>
@@ -1675,20 +1792,20 @@
               <w:rPr>
                 <w:sz w:val="16"/>
               </w:rPr>
-              <w:t>{short1_</w:t>
-            </w:r>
-            <w:r>
-              <w:rPr>
-                <w:sz w:val="16"/>
-              </w:rPr>
-              <w:t>total}</w:t>
-            </w:r>
-          </w:p>
-        </w:tc>
-        <w:tc>
-          <w:tcPr>
-            <w:tcW w:w="1392" w:type="dxa"/>
+              <w:t>{short1_total}</w:t>
+            </w:r>
+          </w:p>
+        </w:tc>
+        <w:tc>
+          <w:tcPr>
+            <w:tcW w:w="1393" w:type="dxa"/>
             <w:gridSpan w:val="2"/>
+            <w:tcBorders>
+              <w:top w:val="single" w:sz="8" w:space="0" w:color="000000"/>
+              <w:start w:val="single" w:sz="8" w:space="0" w:color="000000"/>
+              <w:bottom w:val="single" w:sz="8" w:space="0" w:color="000000"/>
+              <w:end w:val="single" w:sz="8" w:space="0" w:color="000000"/>
+            </w:tcBorders>
           </w:tcPr>
           <w:p>
             <w:pPr>
@@ -1702,36 +1819,30 @@
               <w:rPr>
                 <w:sz w:val="16"/>
               </w:rPr>
-              <w:t>{short1_</w:t>
-            </w:r>
-            <w:r>
-              <w:rPr>
-                <w:sz w:val="16"/>
-              </w:rPr>
-              <w:t>perc</w:t>
-            </w:r>
-            <w:r>
-              <w:rPr>
-                <w:sz w:val="16"/>
-              </w:rPr>
-              <w:t>}</w:t>
+              <w:t>{short1_perc}</w:t>
             </w:r>
           </w:p>
         </w:tc>
       </w:tr>
       <w:tr>
         <w:trPr>
-          <w:trHeight w:val="229"/>
+          <w:trHeight w:val="229" w:hRule="atLeast"/>
         </w:trPr>
         <w:tc>
           <w:tcPr>
-            <w:tcW w:w="566" w:type="dxa"/>
-          </w:tcPr>
-          <w:p>
-            <w:pPr>
-              <w:pStyle w:val="TableParagraph"/>
-              <w:spacing w:line="210" w:lineRule="exact"/>
-              <w:ind w:left="57"/>
+            <w:tcW w:w="565" w:type="dxa"/>
+            <w:tcBorders>
+              <w:top w:val="single" w:sz="8" w:space="0" w:color="000000"/>
+              <w:start w:val="single" w:sz="8" w:space="0" w:color="000000"/>
+              <w:bottom w:val="single" w:sz="8" w:space="0" w:color="000000"/>
+              <w:end w:val="single" w:sz="8" w:space="0" w:color="000000"/>
+            </w:tcBorders>
+          </w:tcPr>
+          <w:p>
+            <w:pPr>
+              <w:pStyle w:val="TableParagraph"/>
+              <w:spacing w:lineRule="exact" w:line="210"/>
+              <w:ind w:start="57"/>
               <w:rPr>
                 <w:b/>
                 <w:sz w:val="20"/>
@@ -1751,43 +1862,31 @@
           <w:tcPr>
             <w:tcW w:w="4877" w:type="dxa"/>
             <w:gridSpan w:val="5"/>
-          </w:tcPr>
-          <w:p>
-            <w:pPr>
-              <w:pStyle w:val="TableParagraph"/>
-              <w:rPr>
-                <w:sz w:val="16"/>
-              </w:rPr>
-            </w:pPr>
-            <w:r>
-              <w:rPr>
-                <w:sz w:val="16"/>
-              </w:rPr>
-              <w:t xml:space="preserve"> </w:t>
-            </w:r>
-            <w:r>
-              <w:rPr>
-                <w:sz w:val="16"/>
-              </w:rPr>
-              <w:t>{short</w:t>
-            </w:r>
-            <w:r>
-              <w:rPr>
-                <w:sz w:val="16"/>
-              </w:rPr>
-              <w:t>2</w:t>
-            </w:r>
-            <w:r>
-              <w:rPr>
-                <w:sz w:val="16"/>
-              </w:rPr>
-              <w:t>_</w:t>
-            </w:r>
-            <w:r>
-              <w:rPr>
-                <w:sz w:val="16"/>
-              </w:rPr>
-              <w:t>topic}</w:t>
+            <w:tcBorders>
+              <w:top w:val="single" w:sz="8" w:space="0" w:color="000000"/>
+              <w:start w:val="single" w:sz="8" w:space="0" w:color="000000"/>
+              <w:bottom w:val="single" w:sz="8" w:space="0" w:color="000000"/>
+              <w:end w:val="single" w:sz="8" w:space="0" w:color="000000"/>
+            </w:tcBorders>
+          </w:tcPr>
+          <w:p>
+            <w:pPr>
+              <w:pStyle w:val="TableParagraph"/>
+              <w:rPr>
+                <w:sz w:val="16"/>
+              </w:rPr>
+            </w:pPr>
+            <w:r>
+              <w:rPr>
+                <w:sz w:val="16"/>
+              </w:rPr>
+              <w:t xml:space="preserve"> </w:t>
+            </w:r>
+            <w:r>
+              <w:rPr>
+                <w:sz w:val="16"/>
+              </w:rPr>
+              <w:t>{short2_topic}</w:t>
             </w:r>
           </w:p>
         </w:tc>
@@ -1795,6 +1894,12 @@
           <w:tcPr>
             <w:tcW w:w="1393" w:type="dxa"/>
             <w:gridSpan w:val="2"/>
+            <w:tcBorders>
+              <w:top w:val="single" w:sz="8" w:space="0" w:color="000000"/>
+              <w:start w:val="single" w:sz="8" w:space="0" w:color="000000"/>
+              <w:bottom w:val="single" w:sz="8" w:space="0" w:color="000000"/>
+              <w:end w:val="single" w:sz="8" w:space="0" w:color="000000"/>
+            </w:tcBorders>
           </w:tcPr>
           <w:p>
             <w:pPr>
@@ -1808,25 +1913,7 @@
               <w:rPr>
                 <w:sz w:val="16"/>
               </w:rPr>
-              <w:t>{short</w:t>
-            </w:r>
-            <w:r>
-              <w:rPr>
-                <w:sz w:val="16"/>
-              </w:rPr>
-              <w:t>2</w:t>
-            </w:r>
-            <w:r>
-              <w:rPr>
-                <w:sz w:val="16"/>
-              </w:rPr>
-              <w:t>_</w:t>
-            </w:r>
-            <w:r>
-              <w:rPr>
-                <w:sz w:val="16"/>
-              </w:rPr>
-              <w:t>mark}</w:t>
+              <w:t>{short2_mark}</w:t>
             </w:r>
           </w:p>
         </w:tc>
@@ -1834,6 +1921,12 @@
           <w:tcPr>
             <w:tcW w:w="1392" w:type="dxa"/>
             <w:gridSpan w:val="2"/>
+            <w:tcBorders>
+              <w:top w:val="single" w:sz="8" w:space="0" w:color="000000"/>
+              <w:start w:val="single" w:sz="8" w:space="0" w:color="000000"/>
+              <w:bottom w:val="single" w:sz="8" w:space="0" w:color="000000"/>
+              <w:end w:val="single" w:sz="8" w:space="0" w:color="000000"/>
+            </w:tcBorders>
           </w:tcPr>
           <w:p>
             <w:pPr>
@@ -1847,32 +1940,20 @@
               <w:rPr>
                 <w:sz w:val="16"/>
               </w:rPr>
-              <w:t>{short</w:t>
-            </w:r>
-            <w:r>
-              <w:rPr>
-                <w:sz w:val="16"/>
-              </w:rPr>
-              <w:t>2</w:t>
-            </w:r>
-            <w:r>
-              <w:rPr>
-                <w:sz w:val="16"/>
-              </w:rPr>
-              <w:t>_</w:t>
-            </w:r>
-            <w:r>
-              <w:rPr>
-                <w:sz w:val="16"/>
-              </w:rPr>
-              <w:t>total}</w:t>
-            </w:r>
-          </w:p>
-        </w:tc>
-        <w:tc>
-          <w:tcPr>
-            <w:tcW w:w="1392" w:type="dxa"/>
+              <w:t>{short2_total}</w:t>
+            </w:r>
+          </w:p>
+        </w:tc>
+        <w:tc>
+          <w:tcPr>
+            <w:tcW w:w="1393" w:type="dxa"/>
             <w:gridSpan w:val="2"/>
+            <w:tcBorders>
+              <w:top w:val="single" w:sz="8" w:space="0" w:color="000000"/>
+              <w:start w:val="single" w:sz="8" w:space="0" w:color="000000"/>
+              <w:bottom w:val="single" w:sz="8" w:space="0" w:color="000000"/>
+              <w:end w:val="single" w:sz="8" w:space="0" w:color="000000"/>
+            </w:tcBorders>
           </w:tcPr>
           <w:p>
             <w:pPr>
@@ -1886,37 +1967,31 @@
               <w:rPr>
                 <w:sz w:val="16"/>
               </w:rPr>
-              <w:t>{short2_</w:t>
-            </w:r>
-            <w:r>
-              <w:rPr>
-                <w:sz w:val="16"/>
-              </w:rPr>
-              <w:t>perc</w:t>
-            </w:r>
-            <w:r>
-              <w:rPr>
-                <w:sz w:val="16"/>
-              </w:rPr>
-              <w:t>}</w:t>
+              <w:t>{short2_perc}</w:t>
             </w:r>
           </w:p>
         </w:tc>
       </w:tr>
       <w:tr>
         <w:trPr>
-          <w:trHeight w:val="229"/>
+          <w:trHeight w:val="229" w:hRule="atLeast"/>
         </w:trPr>
         <w:tc>
           <w:tcPr>
             <w:tcW w:w="9620" w:type="dxa"/>
             <w:gridSpan w:val="12"/>
-          </w:tcPr>
-          <w:p>
-            <w:pPr>
-              <w:pStyle w:val="TableParagraph"/>
-              <w:spacing w:line="210" w:lineRule="exact"/>
-              <w:ind w:left="57"/>
+            <w:tcBorders>
+              <w:top w:val="single" w:sz="8" w:space="0" w:color="000000"/>
+              <w:start w:val="single" w:sz="8" w:space="0" w:color="000000"/>
+              <w:bottom w:val="single" w:sz="8" w:space="0" w:color="000000"/>
+              <w:end w:val="single" w:sz="8" w:space="0" w:color="000000"/>
+            </w:tcBorders>
+          </w:tcPr>
+          <w:p>
+            <w:pPr>
+              <w:pStyle w:val="TableParagraph"/>
+              <w:spacing w:lineRule="exact" w:line="210"/>
+              <w:ind w:start="57"/>
               <w:rPr>
                 <w:b/>
                 <w:sz w:val="20"/>
@@ -1935,18 +2010,24 @@
       </w:tr>
       <w:tr>
         <w:trPr>
-          <w:trHeight w:val="232"/>
+          <w:trHeight w:val="232" w:hRule="atLeast"/>
         </w:trPr>
         <w:tc>
           <w:tcPr>
-            <w:tcW w:w="5443" w:type="dxa"/>
+            <w:tcW w:w="5442" w:type="dxa"/>
             <w:gridSpan w:val="6"/>
-          </w:tcPr>
-          <w:p>
-            <w:pPr>
-              <w:pStyle w:val="TableParagraph"/>
-              <w:spacing w:before="1" w:line="210" w:lineRule="exact"/>
-              <w:ind w:left="57"/>
+            <w:tcBorders>
+              <w:top w:val="single" w:sz="8" w:space="0" w:color="000000"/>
+              <w:start w:val="single" w:sz="8" w:space="0" w:color="000000"/>
+              <w:bottom w:val="single" w:sz="8" w:space="0" w:color="000000"/>
+              <w:end w:val="single" w:sz="8" w:space="0" w:color="000000"/>
+            </w:tcBorders>
+          </w:tcPr>
+          <w:p>
+            <w:pPr>
+              <w:pStyle w:val="TableParagraph"/>
+              <w:spacing w:lineRule="exact" w:line="210" w:before="1" w:after="0"/>
+              <w:ind w:start="57"/>
               <w:rPr>
                 <w:b/>
                 <w:sz w:val="20"/>
@@ -2026,12 +2107,18 @@
           <w:tcPr>
             <w:tcW w:w="1393" w:type="dxa"/>
             <w:gridSpan w:val="2"/>
-          </w:tcPr>
-          <w:p>
-            <w:pPr>
-              <w:pStyle w:val="TableParagraph"/>
-              <w:spacing w:before="1" w:line="210" w:lineRule="exact"/>
-              <w:ind w:left="463"/>
+            <w:tcBorders>
+              <w:top w:val="single" w:sz="8" w:space="0" w:color="000000"/>
+              <w:start w:val="single" w:sz="8" w:space="0" w:color="000000"/>
+              <w:bottom w:val="single" w:sz="8" w:space="0" w:color="000000"/>
+              <w:end w:val="single" w:sz="8" w:space="0" w:color="000000"/>
+            </w:tcBorders>
+          </w:tcPr>
+          <w:p>
+            <w:pPr>
+              <w:pStyle w:val="TableParagraph"/>
+              <w:spacing w:lineRule="exact" w:line="210" w:before="1" w:after="0"/>
+              <w:ind w:start="463"/>
               <w:rPr>
                 <w:b/>
                 <w:sz w:val="20"/>
@@ -2051,12 +2138,18 @@
           <w:tcPr>
             <w:tcW w:w="1392" w:type="dxa"/>
             <w:gridSpan w:val="2"/>
-          </w:tcPr>
-          <w:p>
-            <w:pPr>
-              <w:pStyle w:val="TableParagraph"/>
-              <w:spacing w:before="1" w:line="210" w:lineRule="exact"/>
-              <w:ind w:left="399"/>
+            <w:tcBorders>
+              <w:top w:val="single" w:sz="8" w:space="0" w:color="000000"/>
+              <w:start w:val="single" w:sz="8" w:space="0" w:color="000000"/>
+              <w:bottom w:val="single" w:sz="8" w:space="0" w:color="000000"/>
+              <w:end w:val="single" w:sz="8" w:space="0" w:color="000000"/>
+            </w:tcBorders>
+          </w:tcPr>
+          <w:p>
+            <w:pPr>
+              <w:pStyle w:val="TableParagraph"/>
+              <w:spacing w:lineRule="exact" w:line="210" w:before="1" w:after="0"/>
+              <w:ind w:start="399"/>
               <w:rPr>
                 <w:b/>
                 <w:sz w:val="20"/>
@@ -2089,14 +2182,20 @@
         </w:tc>
         <w:tc>
           <w:tcPr>
-            <w:tcW w:w="1392" w:type="dxa"/>
+            <w:tcW w:w="1393" w:type="dxa"/>
             <w:gridSpan w:val="2"/>
-          </w:tcPr>
-          <w:p>
-            <w:pPr>
-              <w:pStyle w:val="TableParagraph"/>
-              <w:spacing w:before="1" w:line="210" w:lineRule="exact"/>
-              <w:ind w:left="205"/>
+            <w:tcBorders>
+              <w:top w:val="single" w:sz="8" w:space="0" w:color="000000"/>
+              <w:start w:val="single" w:sz="8" w:space="0" w:color="000000"/>
+              <w:bottom w:val="single" w:sz="8" w:space="0" w:color="000000"/>
+              <w:end w:val="single" w:sz="8" w:space="0" w:color="000000"/>
+            </w:tcBorders>
+          </w:tcPr>
+          <w:p>
+            <w:pPr>
+              <w:pStyle w:val="TableParagraph"/>
+              <w:spacing w:lineRule="exact" w:line="210" w:before="1" w:after="0"/>
+              <w:ind w:start="205"/>
               <w:rPr>
                 <w:b/>
                 <w:sz w:val="20"/>
@@ -2137,17 +2236,23 @@
       </w:tr>
       <w:tr>
         <w:trPr>
-          <w:trHeight w:val="229"/>
+          <w:trHeight w:val="229" w:hRule="atLeast"/>
         </w:trPr>
         <w:tc>
           <w:tcPr>
-            <w:tcW w:w="566" w:type="dxa"/>
-          </w:tcPr>
-          <w:p>
-            <w:pPr>
-              <w:pStyle w:val="TableParagraph"/>
-              <w:spacing w:line="210" w:lineRule="exact"/>
-              <w:ind w:left="57"/>
+            <w:tcW w:w="565" w:type="dxa"/>
+            <w:tcBorders>
+              <w:top w:val="single" w:sz="8" w:space="0" w:color="000000"/>
+              <w:start w:val="single" w:sz="8" w:space="0" w:color="000000"/>
+              <w:bottom w:val="single" w:sz="8" w:space="0" w:color="000000"/>
+              <w:end w:val="single" w:sz="8" w:space="0" w:color="000000"/>
+            </w:tcBorders>
+          </w:tcPr>
+          <w:p>
+            <w:pPr>
+              <w:pStyle w:val="TableParagraph"/>
+              <w:spacing w:lineRule="exact" w:line="210"/>
+              <w:ind w:start="57"/>
               <w:rPr>
                 <w:b/>
                 <w:sz w:val="20"/>
@@ -2167,39 +2272,31 @@
           <w:tcPr>
             <w:tcW w:w="4877" w:type="dxa"/>
             <w:gridSpan w:val="5"/>
-          </w:tcPr>
-          <w:p>
-            <w:pPr>
-              <w:pStyle w:val="TableParagraph"/>
-              <w:rPr>
-                <w:sz w:val="16"/>
-              </w:rPr>
-            </w:pPr>
-            <w:r>
-              <w:rPr>
-                <w:sz w:val="16"/>
-              </w:rPr>
-              <w:t xml:space="preserve"> {</w:t>
-            </w:r>
-            <w:proofErr w:type="spellStart"/>
-            <w:r>
-              <w:rPr>
-                <w:sz w:val="16"/>
-              </w:rPr>
-              <w:t>long</w:t>
-            </w:r>
-            <w:r>
-              <w:rPr>
-                <w:sz w:val="16"/>
-              </w:rPr>
-              <w:t>_topic</w:t>
-            </w:r>
-            <w:proofErr w:type="spellEnd"/>
-            <w:r>
-              <w:rPr>
-                <w:sz w:val="16"/>
-              </w:rPr>
-              <w:t>}</w:t>
+            <w:tcBorders>
+              <w:top w:val="single" w:sz="8" w:space="0" w:color="000000"/>
+              <w:start w:val="single" w:sz="8" w:space="0" w:color="000000"/>
+              <w:bottom w:val="single" w:sz="8" w:space="0" w:color="000000"/>
+              <w:end w:val="single" w:sz="8" w:space="0" w:color="000000"/>
+            </w:tcBorders>
+          </w:tcPr>
+          <w:p>
+            <w:pPr>
+              <w:pStyle w:val="TableParagraph"/>
+              <w:rPr>
+                <w:sz w:val="16"/>
+              </w:rPr>
+            </w:pPr>
+            <w:r>
+              <w:rPr>
+                <w:sz w:val="16"/>
+              </w:rPr>
+              <w:t xml:space="preserve"> </w:t>
+            </w:r>
+            <w:r>
+              <w:rPr>
+                <w:sz w:val="16"/>
+              </w:rPr>
+              <w:t>{long_topic}</w:t>
             </w:r>
           </w:p>
         </w:tc>
@@ -2207,6 +2304,12 @@
           <w:tcPr>
             <w:tcW w:w="1393" w:type="dxa"/>
             <w:gridSpan w:val="2"/>
+            <w:tcBorders>
+              <w:top w:val="single" w:sz="8" w:space="0" w:color="000000"/>
+              <w:start w:val="single" w:sz="8" w:space="0" w:color="000000"/>
+              <w:bottom w:val="single" w:sz="8" w:space="0" w:color="000000"/>
+              <w:end w:val="single" w:sz="8" w:space="0" w:color="000000"/>
+            </w:tcBorders>
           </w:tcPr>
           <w:p>
             <w:pPr>
@@ -2220,27 +2323,7 @@
               <w:rPr>
                 <w:sz w:val="16"/>
               </w:rPr>
-              <w:t>{</w:t>
-            </w:r>
-            <w:proofErr w:type="spellStart"/>
-            <w:r>
-              <w:rPr>
-                <w:sz w:val="16"/>
-              </w:rPr>
-              <w:t>long</w:t>
-            </w:r>
-            <w:r>
-              <w:rPr>
-                <w:sz w:val="16"/>
-              </w:rPr>
-              <w:t>_mark</w:t>
-            </w:r>
-            <w:proofErr w:type="spellEnd"/>
-            <w:r>
-              <w:rPr>
-                <w:sz w:val="16"/>
-              </w:rPr>
-              <w:t>}</w:t>
+              <w:t>{long_mark}</w:t>
             </w:r>
           </w:p>
         </w:tc>
@@ -2248,6 +2331,12 @@
           <w:tcPr>
             <w:tcW w:w="1392" w:type="dxa"/>
             <w:gridSpan w:val="2"/>
+            <w:tcBorders>
+              <w:top w:val="single" w:sz="8" w:space="0" w:color="000000"/>
+              <w:start w:val="single" w:sz="8" w:space="0" w:color="000000"/>
+              <w:bottom w:val="single" w:sz="8" w:space="0" w:color="000000"/>
+              <w:end w:val="single" w:sz="8" w:space="0" w:color="000000"/>
+            </w:tcBorders>
           </w:tcPr>
           <w:p>
             <w:pPr>
@@ -2261,34 +2350,20 @@
               <w:rPr>
                 <w:sz w:val="16"/>
               </w:rPr>
-              <w:t>{</w:t>
-            </w:r>
-            <w:proofErr w:type="spellStart"/>
-            <w:r>
-              <w:rPr>
-                <w:sz w:val="16"/>
-              </w:rPr>
-              <w:t>long_</w:t>
-            </w:r>
-            <w:r>
-              <w:rPr>
-                <w:sz w:val="16"/>
-              </w:rPr>
-              <w:t>total</w:t>
-            </w:r>
-            <w:proofErr w:type="spellEnd"/>
-            <w:r>
-              <w:rPr>
-                <w:sz w:val="16"/>
-              </w:rPr>
-              <w:t>}</w:t>
-            </w:r>
-          </w:p>
-        </w:tc>
-        <w:tc>
-          <w:tcPr>
-            <w:tcW w:w="1392" w:type="dxa"/>
+              <w:t>{long_total}</w:t>
+            </w:r>
+          </w:p>
+        </w:tc>
+        <w:tc>
+          <w:tcPr>
+            <w:tcW w:w="1393" w:type="dxa"/>
             <w:gridSpan w:val="2"/>
+            <w:tcBorders>
+              <w:top w:val="single" w:sz="8" w:space="0" w:color="000000"/>
+              <w:start w:val="single" w:sz="8" w:space="0" w:color="000000"/>
+              <w:bottom w:val="single" w:sz="8" w:space="0" w:color="000000"/>
+              <w:end w:val="single" w:sz="8" w:space="0" w:color="000000"/>
+            </w:tcBorders>
           </w:tcPr>
           <w:p>
             <w:pPr>
@@ -2302,70 +2377,66 @@
               <w:rPr>
                 <w:sz w:val="16"/>
               </w:rPr>
-              <w:t>{</w:t>
-            </w:r>
-            <w:proofErr w:type="spellStart"/>
-            <w:r>
-              <w:rPr>
-                <w:sz w:val="16"/>
-              </w:rPr>
-              <w:t>long_</w:t>
-            </w:r>
-            <w:r>
-              <w:rPr>
-                <w:sz w:val="16"/>
-              </w:rPr>
-              <w:t>perc</w:t>
-            </w:r>
-            <w:proofErr w:type="spellEnd"/>
-            <w:r>
-              <w:rPr>
-                <w:sz w:val="16"/>
-              </w:rPr>
-              <w:t>}</w:t>
+              <w:t>{long_perc}</w:t>
             </w:r>
           </w:p>
         </w:tc>
       </w:tr>
       <w:tr>
         <w:trPr>
-          <w:trHeight w:val="270"/>
+          <w:trHeight w:val="270" w:hRule="atLeast"/>
         </w:trPr>
         <w:tc>
           <w:tcPr>
             <w:tcW w:w="9620" w:type="dxa"/>
             <w:gridSpan w:val="12"/>
-          </w:tcPr>
-          <w:p>
-            <w:pPr>
-              <w:pStyle w:val="TableParagraph"/>
-              <w:rPr>
-                <w:sz w:val="20"/>
-              </w:rPr>
-            </w:pPr>
+            <w:tcBorders>
+              <w:top w:val="single" w:sz="8" w:space="0" w:color="000000"/>
+              <w:start w:val="single" w:sz="8" w:space="0" w:color="000000"/>
+              <w:bottom w:val="single" w:sz="8" w:space="0" w:color="000000"/>
+              <w:end w:val="single" w:sz="8" w:space="0" w:color="000000"/>
+            </w:tcBorders>
+          </w:tcPr>
+          <w:p>
+            <w:pPr>
+              <w:pStyle w:val="TableParagraph"/>
+              <w:rPr>
+                <w:sz w:val="20"/>
+              </w:rPr>
+            </w:pPr>
+            <w:r>
+              <w:rPr>
+                <w:sz w:val="20"/>
+              </w:rPr>
+            </w:r>
           </w:p>
         </w:tc>
       </w:tr>
       <w:tr>
         <w:trPr>
-          <w:trHeight w:val="232"/>
+          <w:trHeight w:val="232" w:hRule="atLeast"/>
         </w:trPr>
         <w:tc>
           <w:tcPr>
-            <w:tcW w:w="5443" w:type="dxa"/>
+            <w:tcW w:w="5442" w:type="dxa"/>
             <w:gridSpan w:val="6"/>
-          </w:tcPr>
-          <w:p>
-            <w:pPr>
-              <w:pStyle w:val="TableParagraph"/>
-              <w:spacing w:before="1" w:line="210" w:lineRule="exact"/>
-              <w:ind w:left="57"/>
-              <w:rPr>
-                <w:b/>
-                <w:sz w:val="20"/>
-              </w:rPr>
-            </w:pPr>
-            <w:proofErr w:type="spellStart"/>
+            <w:tcBorders>
+              <w:top w:val="single" w:sz="8" w:space="0" w:color="000000"/>
+              <w:start w:val="single" w:sz="8" w:space="0" w:color="000000"/>
+              <w:bottom w:val="single" w:sz="8" w:space="0" w:color="000000"/>
+              <w:end w:val="single" w:sz="8" w:space="0" w:color="000000"/>
+            </w:tcBorders>
+          </w:tcPr>
+          <w:p>
+            <w:pPr>
+              <w:pStyle w:val="TableParagraph"/>
+              <w:spacing w:lineRule="exact" w:line="210" w:before="1" w:after="0"/>
+              <w:ind w:start="57"/>
+              <w:rPr>
+                <w:b/>
+                <w:sz w:val="20"/>
+              </w:rPr>
+            </w:pPr>
             <w:r>
               <w:rPr>
                 <w:b/>
@@ -2373,7 +2444,6 @@
               </w:rPr>
               <w:t>Standardised</w:t>
             </w:r>
-            <w:proofErr w:type="spellEnd"/>
             <w:r>
               <w:rPr>
                 <w:b/>
@@ -2441,12 +2511,18 @@
           <w:tcPr>
             <w:tcW w:w="1393" w:type="dxa"/>
             <w:gridSpan w:val="2"/>
-          </w:tcPr>
-          <w:p>
-            <w:pPr>
-              <w:pStyle w:val="TableParagraph"/>
-              <w:spacing w:before="1" w:line="210" w:lineRule="exact"/>
-              <w:ind w:left="463"/>
+            <w:tcBorders>
+              <w:top w:val="single" w:sz="8" w:space="0" w:color="000000"/>
+              <w:start w:val="single" w:sz="8" w:space="0" w:color="000000"/>
+              <w:bottom w:val="single" w:sz="8" w:space="0" w:color="000000"/>
+              <w:end w:val="single" w:sz="8" w:space="0" w:color="000000"/>
+            </w:tcBorders>
+          </w:tcPr>
+          <w:p>
+            <w:pPr>
+              <w:pStyle w:val="TableParagraph"/>
+              <w:spacing w:lineRule="exact" w:line="210" w:before="1" w:after="0"/>
+              <w:ind w:start="463"/>
               <w:rPr>
                 <w:b/>
                 <w:sz w:val="20"/>
@@ -2466,12 +2542,18 @@
           <w:tcPr>
             <w:tcW w:w="1392" w:type="dxa"/>
             <w:gridSpan w:val="2"/>
-          </w:tcPr>
-          <w:p>
-            <w:pPr>
-              <w:pStyle w:val="TableParagraph"/>
-              <w:spacing w:before="1" w:line="210" w:lineRule="exact"/>
-              <w:ind w:left="399"/>
+            <w:tcBorders>
+              <w:top w:val="single" w:sz="8" w:space="0" w:color="000000"/>
+              <w:start w:val="single" w:sz="8" w:space="0" w:color="000000"/>
+              <w:bottom w:val="single" w:sz="8" w:space="0" w:color="000000"/>
+              <w:end w:val="single" w:sz="8" w:space="0" w:color="000000"/>
+            </w:tcBorders>
+          </w:tcPr>
+          <w:p>
+            <w:pPr>
+              <w:pStyle w:val="TableParagraph"/>
+              <w:spacing w:lineRule="exact" w:line="210" w:before="1" w:after="0"/>
+              <w:ind w:start="399"/>
               <w:rPr>
                 <w:b/>
                 <w:sz w:val="20"/>
@@ -2504,14 +2586,20 @@
         </w:tc>
         <w:tc>
           <w:tcPr>
-            <w:tcW w:w="1392" w:type="dxa"/>
+            <w:tcW w:w="1393" w:type="dxa"/>
             <w:gridSpan w:val="2"/>
-          </w:tcPr>
-          <w:p>
-            <w:pPr>
-              <w:pStyle w:val="TableParagraph"/>
-              <w:spacing w:before="1" w:line="210" w:lineRule="exact"/>
-              <w:ind w:left="205"/>
+            <w:tcBorders>
+              <w:top w:val="single" w:sz="8" w:space="0" w:color="000000"/>
+              <w:start w:val="single" w:sz="8" w:space="0" w:color="000000"/>
+              <w:bottom w:val="single" w:sz="8" w:space="0" w:color="000000"/>
+              <w:end w:val="single" w:sz="8" w:space="0" w:color="000000"/>
+            </w:tcBorders>
+          </w:tcPr>
+          <w:p>
+            <w:pPr>
+              <w:pStyle w:val="TableParagraph"/>
+              <w:spacing w:lineRule="exact" w:line="210" w:before="1" w:after="0"/>
+              <w:ind w:start="205"/>
               <w:rPr>
                 <w:b/>
                 <w:sz w:val="20"/>
@@ -2552,17 +2640,23 @@
       </w:tr>
       <w:tr>
         <w:trPr>
-          <w:trHeight w:val="229"/>
+          <w:trHeight w:val="229" w:hRule="atLeast"/>
         </w:trPr>
         <w:tc>
           <w:tcPr>
-            <w:tcW w:w="566" w:type="dxa"/>
-          </w:tcPr>
-          <w:p>
-            <w:pPr>
-              <w:pStyle w:val="TableParagraph"/>
-              <w:spacing w:line="210" w:lineRule="exact"/>
-              <w:ind w:left="57"/>
+            <w:tcW w:w="565" w:type="dxa"/>
+            <w:tcBorders>
+              <w:top w:val="single" w:sz="8" w:space="0" w:color="000000"/>
+              <w:start w:val="single" w:sz="8" w:space="0" w:color="000000"/>
+              <w:bottom w:val="single" w:sz="8" w:space="0" w:color="000000"/>
+              <w:end w:val="single" w:sz="8" w:space="0" w:color="000000"/>
+            </w:tcBorders>
+          </w:tcPr>
+          <w:p>
+            <w:pPr>
+              <w:pStyle w:val="TableParagraph"/>
+              <w:spacing w:lineRule="exact" w:line="210"/>
+              <w:ind w:start="57"/>
               <w:rPr>
                 <w:b/>
                 <w:sz w:val="20"/>
@@ -2582,31 +2676,31 @@
           <w:tcPr>
             <w:tcW w:w="4877" w:type="dxa"/>
             <w:gridSpan w:val="5"/>
-          </w:tcPr>
-          <w:p>
-            <w:pPr>
-              <w:pStyle w:val="TableParagraph"/>
-              <w:rPr>
-                <w:sz w:val="16"/>
-              </w:rPr>
-            </w:pPr>
-            <w:r>
-              <w:rPr>
-                <w:sz w:val="16"/>
-              </w:rPr>
-              <w:t xml:space="preserve"> {</w:t>
-            </w:r>
-            <w:r>
-              <w:rPr>
-                <w:sz w:val="16"/>
-              </w:rPr>
-              <w:t>test1</w:t>
-            </w:r>
-            <w:r>
-              <w:rPr>
-                <w:sz w:val="16"/>
-              </w:rPr>
-              <w:t>_topic}</w:t>
+            <w:tcBorders>
+              <w:top w:val="single" w:sz="8" w:space="0" w:color="000000"/>
+              <w:start w:val="single" w:sz="8" w:space="0" w:color="000000"/>
+              <w:bottom w:val="single" w:sz="8" w:space="0" w:color="000000"/>
+              <w:end w:val="single" w:sz="8" w:space="0" w:color="000000"/>
+            </w:tcBorders>
+          </w:tcPr>
+          <w:p>
+            <w:pPr>
+              <w:pStyle w:val="TableParagraph"/>
+              <w:rPr>
+                <w:sz w:val="16"/>
+              </w:rPr>
+            </w:pPr>
+            <w:r>
+              <w:rPr>
+                <w:sz w:val="16"/>
+              </w:rPr>
+              <w:t xml:space="preserve"> </w:t>
+            </w:r>
+            <w:r>
+              <w:rPr>
+                <w:sz w:val="16"/>
+              </w:rPr>
+              <w:t>{test1_topic}</w:t>
             </w:r>
           </w:p>
         </w:tc>
@@ -2614,6 +2708,12 @@
           <w:tcPr>
             <w:tcW w:w="1393" w:type="dxa"/>
             <w:gridSpan w:val="2"/>
+            <w:tcBorders>
+              <w:top w:val="single" w:sz="8" w:space="0" w:color="000000"/>
+              <w:start w:val="single" w:sz="8" w:space="0" w:color="000000"/>
+              <w:bottom w:val="single" w:sz="8" w:space="0" w:color="000000"/>
+              <w:end w:val="single" w:sz="8" w:space="0" w:color="000000"/>
+            </w:tcBorders>
           </w:tcPr>
           <w:p>
             <w:pPr>
@@ -2627,25 +2727,7 @@
               <w:rPr>
                 <w:sz w:val="16"/>
               </w:rPr>
-              <w:t>{</w:t>
-            </w:r>
-            <w:r>
-              <w:rPr>
-                <w:sz w:val="16"/>
-              </w:rPr>
-              <w:t>test</w:t>
-            </w:r>
-            <w:r>
-              <w:rPr>
-                <w:sz w:val="16"/>
-              </w:rPr>
-              <w:t>1</w:t>
-            </w:r>
-            <w:r>
-              <w:rPr>
-                <w:sz w:val="16"/>
-              </w:rPr>
-              <w:t>_mark}</w:t>
+              <w:t>{test1_mark}</w:t>
             </w:r>
           </w:p>
         </w:tc>
@@ -2653,6 +2735,12 @@
           <w:tcPr>
             <w:tcW w:w="1392" w:type="dxa"/>
             <w:gridSpan w:val="2"/>
+            <w:tcBorders>
+              <w:top w:val="single" w:sz="8" w:space="0" w:color="000000"/>
+              <w:start w:val="single" w:sz="8" w:space="0" w:color="000000"/>
+              <w:bottom w:val="single" w:sz="8" w:space="0" w:color="000000"/>
+              <w:end w:val="single" w:sz="8" w:space="0" w:color="000000"/>
+            </w:tcBorders>
           </w:tcPr>
           <w:p>
             <w:pPr>
@@ -2666,26 +2754,20 @@
               <w:rPr>
                 <w:sz w:val="16"/>
               </w:rPr>
-              <w:t>{</w:t>
-            </w:r>
-            <w:r>
-              <w:rPr>
-                <w:sz w:val="16"/>
-              </w:rPr>
-              <w:t>test1</w:t>
-            </w:r>
-            <w:r>
-              <w:rPr>
-                <w:sz w:val="16"/>
-              </w:rPr>
-              <w:t>_total}</w:t>
-            </w:r>
-          </w:p>
-        </w:tc>
-        <w:tc>
-          <w:tcPr>
-            <w:tcW w:w="1392" w:type="dxa"/>
+              <w:t>{test1_total}</w:t>
+            </w:r>
+          </w:p>
+        </w:tc>
+        <w:tc>
+          <w:tcPr>
+            <w:tcW w:w="1393" w:type="dxa"/>
             <w:gridSpan w:val="2"/>
+            <w:tcBorders>
+              <w:top w:val="single" w:sz="8" w:space="0" w:color="000000"/>
+              <w:start w:val="single" w:sz="8" w:space="0" w:color="000000"/>
+              <w:bottom w:val="single" w:sz="8" w:space="0" w:color="000000"/>
+              <w:end w:val="single" w:sz="8" w:space="0" w:color="000000"/>
+            </w:tcBorders>
           </w:tcPr>
           <w:p>
             <w:pPr>
@@ -2699,48 +2781,30 @@
               <w:rPr>
                 <w:sz w:val="16"/>
               </w:rPr>
-              <w:t>{</w:t>
-            </w:r>
-            <w:r>
-              <w:rPr>
-                <w:sz w:val="16"/>
-              </w:rPr>
-              <w:t>test1</w:t>
-            </w:r>
-            <w:r>
-              <w:rPr>
-                <w:sz w:val="16"/>
-              </w:rPr>
-              <w:t>_</w:t>
-            </w:r>
-            <w:r>
-              <w:rPr>
-                <w:sz w:val="16"/>
-              </w:rPr>
-              <w:t>perc</w:t>
-            </w:r>
-            <w:r>
-              <w:rPr>
-                <w:sz w:val="16"/>
-              </w:rPr>
-              <w:t>}</w:t>
+              <w:t>{test1_perc}</w:t>
             </w:r>
           </w:p>
         </w:tc>
       </w:tr>
       <w:tr>
         <w:trPr>
-          <w:trHeight w:val="229"/>
+          <w:trHeight w:val="229" w:hRule="atLeast"/>
         </w:trPr>
         <w:tc>
           <w:tcPr>
-            <w:tcW w:w="566" w:type="dxa"/>
-          </w:tcPr>
-          <w:p>
-            <w:pPr>
-              <w:pStyle w:val="TableParagraph"/>
-              <w:spacing w:line="210" w:lineRule="exact"/>
-              <w:ind w:left="57"/>
+            <w:tcW w:w="565" w:type="dxa"/>
+            <w:tcBorders>
+              <w:top w:val="single" w:sz="8" w:space="0" w:color="000000"/>
+              <w:start w:val="single" w:sz="8" w:space="0" w:color="000000"/>
+              <w:bottom w:val="single" w:sz="8" w:space="0" w:color="000000"/>
+              <w:end w:val="single" w:sz="8" w:space="0" w:color="000000"/>
+            </w:tcBorders>
+          </w:tcPr>
+          <w:p>
+            <w:pPr>
+              <w:pStyle w:val="TableParagraph"/>
+              <w:spacing w:lineRule="exact" w:line="210"/>
+              <w:ind w:start="57"/>
               <w:rPr>
                 <w:b/>
                 <w:sz w:val="20"/>
@@ -2760,31 +2824,31 @@
           <w:tcPr>
             <w:tcW w:w="4877" w:type="dxa"/>
             <w:gridSpan w:val="5"/>
-          </w:tcPr>
-          <w:p>
-            <w:pPr>
-              <w:pStyle w:val="TableParagraph"/>
-              <w:rPr>
-                <w:sz w:val="16"/>
-              </w:rPr>
-            </w:pPr>
-            <w:r>
-              <w:rPr>
-                <w:sz w:val="16"/>
-              </w:rPr>
-              <w:t xml:space="preserve"> {</w:t>
-            </w:r>
-            <w:r>
-              <w:rPr>
-                <w:sz w:val="16"/>
-              </w:rPr>
-              <w:t>test2</w:t>
-            </w:r>
-            <w:r>
-              <w:rPr>
-                <w:sz w:val="16"/>
-              </w:rPr>
-              <w:t>_topic}</w:t>
+            <w:tcBorders>
+              <w:top w:val="single" w:sz="8" w:space="0" w:color="000000"/>
+              <w:start w:val="single" w:sz="8" w:space="0" w:color="000000"/>
+              <w:bottom w:val="single" w:sz="8" w:space="0" w:color="000000"/>
+              <w:end w:val="single" w:sz="8" w:space="0" w:color="000000"/>
+            </w:tcBorders>
+          </w:tcPr>
+          <w:p>
+            <w:pPr>
+              <w:pStyle w:val="TableParagraph"/>
+              <w:rPr>
+                <w:sz w:val="16"/>
+              </w:rPr>
+            </w:pPr>
+            <w:r>
+              <w:rPr>
+                <w:sz w:val="16"/>
+              </w:rPr>
+              <w:t xml:space="preserve"> </w:t>
+            </w:r>
+            <w:r>
+              <w:rPr>
+                <w:sz w:val="16"/>
+              </w:rPr>
+              <w:t>{test2_topic}</w:t>
             </w:r>
           </w:p>
         </w:tc>
@@ -2792,6 +2856,12 @@
           <w:tcPr>
             <w:tcW w:w="1393" w:type="dxa"/>
             <w:gridSpan w:val="2"/>
+            <w:tcBorders>
+              <w:top w:val="single" w:sz="8" w:space="0" w:color="000000"/>
+              <w:start w:val="single" w:sz="8" w:space="0" w:color="000000"/>
+              <w:bottom w:val="single" w:sz="8" w:space="0" w:color="000000"/>
+              <w:end w:val="single" w:sz="8" w:space="0" w:color="000000"/>
+            </w:tcBorders>
           </w:tcPr>
           <w:p>
             <w:pPr>
@@ -2805,19 +2875,7 @@
               <w:rPr>
                 <w:sz w:val="16"/>
               </w:rPr>
-              <w:t>{</w:t>
-            </w:r>
-            <w:r>
-              <w:rPr>
-                <w:sz w:val="16"/>
-              </w:rPr>
-              <w:t>test2</w:t>
-            </w:r>
-            <w:r>
-              <w:rPr>
-                <w:sz w:val="16"/>
-              </w:rPr>
-              <w:t>_mark}</w:t>
+              <w:t>{test2_mark}</w:t>
             </w:r>
           </w:p>
         </w:tc>
@@ -2825,6 +2883,12 @@
           <w:tcPr>
             <w:tcW w:w="1392" w:type="dxa"/>
             <w:gridSpan w:val="2"/>
+            <w:tcBorders>
+              <w:top w:val="single" w:sz="8" w:space="0" w:color="000000"/>
+              <w:start w:val="single" w:sz="8" w:space="0" w:color="000000"/>
+              <w:bottom w:val="single" w:sz="8" w:space="0" w:color="000000"/>
+              <w:end w:val="single" w:sz="8" w:space="0" w:color="000000"/>
+            </w:tcBorders>
           </w:tcPr>
           <w:p>
             <w:pPr>
@@ -2838,26 +2902,20 @@
               <w:rPr>
                 <w:sz w:val="16"/>
               </w:rPr>
-              <w:t>{</w:t>
-            </w:r>
-            <w:r>
-              <w:rPr>
-                <w:sz w:val="16"/>
-              </w:rPr>
-              <w:t>test2</w:t>
-            </w:r>
-            <w:r>
-              <w:rPr>
-                <w:sz w:val="16"/>
-              </w:rPr>
-              <w:t>_total}</w:t>
-            </w:r>
-          </w:p>
-        </w:tc>
-        <w:tc>
-          <w:tcPr>
-            <w:tcW w:w="1392" w:type="dxa"/>
+              <w:t>{test2_total}</w:t>
+            </w:r>
+          </w:p>
+        </w:tc>
+        <w:tc>
+          <w:tcPr>
+            <w:tcW w:w="1393" w:type="dxa"/>
             <w:gridSpan w:val="2"/>
+            <w:tcBorders>
+              <w:top w:val="single" w:sz="8" w:space="0" w:color="000000"/>
+              <w:start w:val="single" w:sz="8" w:space="0" w:color="000000"/>
+              <w:bottom w:val="single" w:sz="8" w:space="0" w:color="000000"/>
+              <w:end w:val="single" w:sz="8" w:space="0" w:color="000000"/>
+            </w:tcBorders>
           </w:tcPr>
           <w:p>
             <w:pPr>
@@ -2871,48 +2929,30 @@
               <w:rPr>
                 <w:sz w:val="16"/>
               </w:rPr>
-              <w:t>{</w:t>
-            </w:r>
-            <w:r>
-              <w:rPr>
-                <w:sz w:val="16"/>
-              </w:rPr>
-              <w:t>test2</w:t>
-            </w:r>
-            <w:r>
-              <w:rPr>
-                <w:sz w:val="16"/>
-              </w:rPr>
-              <w:t>_</w:t>
-            </w:r>
-            <w:r>
-              <w:rPr>
-                <w:sz w:val="16"/>
-              </w:rPr>
-              <w:t>perc</w:t>
-            </w:r>
-            <w:r>
-              <w:rPr>
-                <w:sz w:val="16"/>
-              </w:rPr>
-              <w:t>}</w:t>
+              <w:t>{test2_perc}</w:t>
             </w:r>
           </w:p>
         </w:tc>
       </w:tr>
       <w:tr>
         <w:trPr>
-          <w:trHeight w:val="229"/>
+          <w:trHeight w:val="229" w:hRule="atLeast"/>
         </w:trPr>
         <w:tc>
           <w:tcPr>
-            <w:tcW w:w="566" w:type="dxa"/>
-          </w:tcPr>
-          <w:p>
-            <w:pPr>
-              <w:pStyle w:val="TableParagraph"/>
-              <w:spacing w:line="210" w:lineRule="exact"/>
-              <w:ind w:left="57"/>
+            <w:tcW w:w="565" w:type="dxa"/>
+            <w:tcBorders>
+              <w:top w:val="single" w:sz="8" w:space="0" w:color="000000"/>
+              <w:start w:val="single" w:sz="8" w:space="0" w:color="000000"/>
+              <w:bottom w:val="single" w:sz="8" w:space="0" w:color="000000"/>
+              <w:end w:val="single" w:sz="8" w:space="0" w:color="000000"/>
+            </w:tcBorders>
+          </w:tcPr>
+          <w:p>
+            <w:pPr>
+              <w:pStyle w:val="TableParagraph"/>
+              <w:spacing w:lineRule="exact" w:line="210"/>
+              <w:ind w:start="57"/>
               <w:rPr>
                 <w:b/>
                 <w:sz w:val="20"/>
@@ -2932,31 +2972,31 @@
           <w:tcPr>
             <w:tcW w:w="4877" w:type="dxa"/>
             <w:gridSpan w:val="5"/>
-          </w:tcPr>
-          <w:p>
-            <w:pPr>
-              <w:pStyle w:val="TableParagraph"/>
-              <w:rPr>
-                <w:sz w:val="16"/>
-              </w:rPr>
-            </w:pPr>
-            <w:r>
-              <w:rPr>
-                <w:sz w:val="16"/>
-              </w:rPr>
-              <w:t xml:space="preserve"> {test</w:t>
-            </w:r>
-            <w:r>
-              <w:rPr>
-                <w:sz w:val="16"/>
-              </w:rPr>
-              <w:t>3</w:t>
-            </w:r>
-            <w:r>
-              <w:rPr>
-                <w:sz w:val="16"/>
-              </w:rPr>
-              <w:t>_topic}</w:t>
+            <w:tcBorders>
+              <w:top w:val="single" w:sz="8" w:space="0" w:color="000000"/>
+              <w:start w:val="single" w:sz="8" w:space="0" w:color="000000"/>
+              <w:bottom w:val="single" w:sz="8" w:space="0" w:color="000000"/>
+              <w:end w:val="single" w:sz="8" w:space="0" w:color="000000"/>
+            </w:tcBorders>
+          </w:tcPr>
+          <w:p>
+            <w:pPr>
+              <w:pStyle w:val="TableParagraph"/>
+              <w:rPr>
+                <w:sz w:val="16"/>
+              </w:rPr>
+            </w:pPr>
+            <w:r>
+              <w:rPr>
+                <w:sz w:val="16"/>
+              </w:rPr>
+              <w:t xml:space="preserve"> </w:t>
+            </w:r>
+            <w:r>
+              <w:rPr>
+                <w:sz w:val="16"/>
+              </w:rPr>
+              <w:t>{test3_topic}</w:t>
             </w:r>
           </w:p>
         </w:tc>
@@ -2964,6 +3004,12 @@
           <w:tcPr>
             <w:tcW w:w="1393" w:type="dxa"/>
             <w:gridSpan w:val="2"/>
+            <w:tcBorders>
+              <w:top w:val="single" w:sz="8" w:space="0" w:color="000000"/>
+              <w:start w:val="single" w:sz="8" w:space="0" w:color="000000"/>
+              <w:bottom w:val="single" w:sz="8" w:space="0" w:color="000000"/>
+              <w:end w:val="single" w:sz="8" w:space="0" w:color="000000"/>
+            </w:tcBorders>
           </w:tcPr>
           <w:p>
             <w:pPr>
@@ -2977,19 +3023,7 @@
               <w:rPr>
                 <w:sz w:val="16"/>
               </w:rPr>
-              <w:t>{test</w:t>
-            </w:r>
-            <w:r>
-              <w:rPr>
-                <w:sz w:val="16"/>
-              </w:rPr>
-              <w:t>3</w:t>
-            </w:r>
-            <w:r>
-              <w:rPr>
-                <w:sz w:val="16"/>
-              </w:rPr>
-              <w:t>_mark}</w:t>
+              <w:t>{test3_mark}</w:t>
             </w:r>
           </w:p>
         </w:tc>
@@ -2997,6 +3031,12 @@
           <w:tcPr>
             <w:tcW w:w="1392" w:type="dxa"/>
             <w:gridSpan w:val="2"/>
+            <w:tcBorders>
+              <w:top w:val="single" w:sz="8" w:space="0" w:color="000000"/>
+              <w:start w:val="single" w:sz="8" w:space="0" w:color="000000"/>
+              <w:bottom w:val="single" w:sz="8" w:space="0" w:color="000000"/>
+              <w:end w:val="single" w:sz="8" w:space="0" w:color="000000"/>
+            </w:tcBorders>
           </w:tcPr>
           <w:p>
             <w:pPr>
@@ -3010,26 +3050,20 @@
               <w:rPr>
                 <w:sz w:val="16"/>
               </w:rPr>
-              <w:t>{test</w:t>
-            </w:r>
-            <w:r>
-              <w:rPr>
-                <w:sz w:val="16"/>
-              </w:rPr>
-              <w:t>3</w:t>
-            </w:r>
-            <w:r>
-              <w:rPr>
-                <w:sz w:val="16"/>
-              </w:rPr>
-              <w:t>_total}</w:t>
-            </w:r>
-          </w:p>
-        </w:tc>
-        <w:tc>
-          <w:tcPr>
-            <w:tcW w:w="1392" w:type="dxa"/>
+              <w:t>{test3_total}</w:t>
+            </w:r>
+          </w:p>
+        </w:tc>
+        <w:tc>
+          <w:tcPr>
+            <w:tcW w:w="1393" w:type="dxa"/>
             <w:gridSpan w:val="2"/>
+            <w:tcBorders>
+              <w:top w:val="single" w:sz="8" w:space="0" w:color="000000"/>
+              <w:start w:val="single" w:sz="8" w:space="0" w:color="000000"/>
+              <w:bottom w:val="single" w:sz="8" w:space="0" w:color="000000"/>
+              <w:end w:val="single" w:sz="8" w:space="0" w:color="000000"/>
+            </w:tcBorders>
           </w:tcPr>
           <w:p>
             <w:pPr>
@@ -3043,68 +3077,61 @@
               <w:rPr>
                 <w:sz w:val="16"/>
               </w:rPr>
-              <w:t>{test</w:t>
-            </w:r>
-            <w:r>
-              <w:rPr>
-                <w:sz w:val="16"/>
-              </w:rPr>
-              <w:t>3</w:t>
-            </w:r>
-            <w:r>
-              <w:rPr>
-                <w:sz w:val="16"/>
-              </w:rPr>
-              <w:t>_</w:t>
-            </w:r>
-            <w:r>
-              <w:rPr>
-                <w:sz w:val="16"/>
-              </w:rPr>
-              <w:t>perc</w:t>
-            </w:r>
-            <w:r>
-              <w:rPr>
-                <w:sz w:val="16"/>
-              </w:rPr>
-              <w:t>}</w:t>
+              <w:t>{test3_perc}</w:t>
             </w:r>
           </w:p>
         </w:tc>
       </w:tr>
       <w:tr>
         <w:trPr>
-          <w:trHeight w:val="229"/>
+          <w:trHeight w:val="229" w:hRule="atLeast"/>
         </w:trPr>
         <w:tc>
           <w:tcPr>
             <w:tcW w:w="9620" w:type="dxa"/>
             <w:gridSpan w:val="12"/>
-          </w:tcPr>
-          <w:p>
-            <w:pPr>
-              <w:pStyle w:val="TableParagraph"/>
-              <w:rPr>
-                <w:sz w:val="16"/>
-              </w:rPr>
-            </w:pPr>
+            <w:tcBorders>
+              <w:top w:val="single" w:sz="8" w:space="0" w:color="000000"/>
+              <w:start w:val="single" w:sz="8" w:space="0" w:color="000000"/>
+              <w:bottom w:val="single" w:sz="8" w:space="0" w:color="000000"/>
+              <w:end w:val="single" w:sz="8" w:space="0" w:color="000000"/>
+            </w:tcBorders>
+          </w:tcPr>
+          <w:p>
+            <w:pPr>
+              <w:pStyle w:val="TableParagraph"/>
+              <w:rPr>
+                <w:sz w:val="16"/>
+              </w:rPr>
+            </w:pPr>
+            <w:r>
+              <w:rPr>
+                <w:sz w:val="16"/>
+              </w:rPr>
+            </w:r>
           </w:p>
         </w:tc>
       </w:tr>
       <w:tr>
         <w:trPr>
-          <w:trHeight w:val="229"/>
+          <w:trHeight w:val="229" w:hRule="atLeast"/>
         </w:trPr>
         <w:tc>
           <w:tcPr>
-            <w:tcW w:w="5443" w:type="dxa"/>
+            <w:tcW w:w="5442" w:type="dxa"/>
             <w:gridSpan w:val="6"/>
-          </w:tcPr>
-          <w:p>
-            <w:pPr>
-              <w:pStyle w:val="TableParagraph"/>
-              <w:spacing w:line="210" w:lineRule="exact"/>
-              <w:ind w:left="57"/>
+            <w:tcBorders>
+              <w:top w:val="single" w:sz="8" w:space="0" w:color="000000"/>
+              <w:start w:val="single" w:sz="8" w:space="0" w:color="000000"/>
+              <w:bottom w:val="single" w:sz="8" w:space="0" w:color="000000"/>
+              <w:end w:val="single" w:sz="8" w:space="0" w:color="000000"/>
+            </w:tcBorders>
+          </w:tcPr>
+          <w:p>
+            <w:pPr>
+              <w:pStyle w:val="TableParagraph"/>
+              <w:spacing w:lineRule="exact" w:line="210"/>
+              <w:ind w:start="57"/>
               <w:rPr>
                 <w:b/>
                 <w:sz w:val="20"/>
@@ -3140,12 +3167,18 @@
           <w:tcPr>
             <w:tcW w:w="1393" w:type="dxa"/>
             <w:gridSpan w:val="2"/>
-          </w:tcPr>
-          <w:p>
-            <w:pPr>
-              <w:pStyle w:val="TableParagraph"/>
-              <w:spacing w:line="210" w:lineRule="exact"/>
-              <w:ind w:left="463"/>
+            <w:tcBorders>
+              <w:top w:val="single" w:sz="8" w:space="0" w:color="000000"/>
+              <w:start w:val="single" w:sz="8" w:space="0" w:color="000000"/>
+              <w:bottom w:val="single" w:sz="8" w:space="0" w:color="000000"/>
+              <w:end w:val="single" w:sz="8" w:space="0" w:color="000000"/>
+            </w:tcBorders>
+          </w:tcPr>
+          <w:p>
+            <w:pPr>
+              <w:pStyle w:val="TableParagraph"/>
+              <w:spacing w:lineRule="exact" w:line="210"/>
+              <w:ind w:start="463"/>
               <w:rPr>
                 <w:b/>
                 <w:sz w:val="20"/>
@@ -3165,12 +3198,18 @@
           <w:tcPr>
             <w:tcW w:w="1392" w:type="dxa"/>
             <w:gridSpan w:val="2"/>
-          </w:tcPr>
-          <w:p>
-            <w:pPr>
-              <w:pStyle w:val="TableParagraph"/>
-              <w:spacing w:line="210" w:lineRule="exact"/>
-              <w:ind w:left="399"/>
+            <w:tcBorders>
+              <w:top w:val="single" w:sz="8" w:space="0" w:color="000000"/>
+              <w:start w:val="single" w:sz="8" w:space="0" w:color="000000"/>
+              <w:bottom w:val="single" w:sz="8" w:space="0" w:color="000000"/>
+              <w:end w:val="single" w:sz="8" w:space="0" w:color="000000"/>
+            </w:tcBorders>
+          </w:tcPr>
+          <w:p>
+            <w:pPr>
+              <w:pStyle w:val="TableParagraph"/>
+              <w:spacing w:lineRule="exact" w:line="210"/>
+              <w:ind w:start="399"/>
               <w:rPr>
                 <w:b/>
                 <w:sz w:val="20"/>
@@ -3203,14 +3242,20 @@
         </w:tc>
         <w:tc>
           <w:tcPr>
-            <w:tcW w:w="1392" w:type="dxa"/>
+            <w:tcW w:w="1393" w:type="dxa"/>
             <w:gridSpan w:val="2"/>
-          </w:tcPr>
-          <w:p>
-            <w:pPr>
-              <w:pStyle w:val="TableParagraph"/>
-              <w:spacing w:line="210" w:lineRule="exact"/>
-              <w:ind w:left="205"/>
+            <w:tcBorders>
+              <w:top w:val="single" w:sz="8" w:space="0" w:color="000000"/>
+              <w:start w:val="single" w:sz="8" w:space="0" w:color="000000"/>
+              <w:bottom w:val="single" w:sz="8" w:space="0" w:color="000000"/>
+              <w:end w:val="single" w:sz="8" w:space="0" w:color="000000"/>
+            </w:tcBorders>
+          </w:tcPr>
+          <w:p>
+            <w:pPr>
+              <w:pStyle w:val="TableParagraph"/>
+              <w:spacing w:lineRule="exact" w:line="210"/>
+              <w:ind w:start="205"/>
               <w:rPr>
                 <w:b/>
                 <w:sz w:val="20"/>
@@ -3251,17 +3296,23 @@
       </w:tr>
       <w:tr>
         <w:trPr>
-          <w:trHeight w:val="232"/>
+          <w:trHeight w:val="232" w:hRule="atLeast"/>
         </w:trPr>
         <w:tc>
           <w:tcPr>
-            <w:tcW w:w="566" w:type="dxa"/>
-          </w:tcPr>
-          <w:p>
-            <w:pPr>
-              <w:pStyle w:val="TableParagraph"/>
-              <w:spacing w:before="1" w:line="210" w:lineRule="exact"/>
-              <w:ind w:left="57"/>
+            <w:tcW w:w="565" w:type="dxa"/>
+            <w:tcBorders>
+              <w:top w:val="single" w:sz="8" w:space="0" w:color="000000"/>
+              <w:start w:val="single" w:sz="8" w:space="0" w:color="000000"/>
+              <w:bottom w:val="single" w:sz="8" w:space="0" w:color="000000"/>
+              <w:end w:val="single" w:sz="8" w:space="0" w:color="000000"/>
+            </w:tcBorders>
+          </w:tcPr>
+          <w:p>
+            <w:pPr>
+              <w:pStyle w:val="TableParagraph"/>
+              <w:spacing w:lineRule="exact" w:line="210" w:before="1" w:after="0"/>
+              <w:ind w:start="57"/>
               <w:rPr>
                 <w:b/>
                 <w:sz w:val="20"/>
@@ -3281,12 +3332,18 @@
           <w:tcPr>
             <w:tcW w:w="4877" w:type="dxa"/>
             <w:gridSpan w:val="5"/>
-          </w:tcPr>
-          <w:p>
-            <w:pPr>
-              <w:pStyle w:val="TableParagraph"/>
-              <w:spacing w:before="1" w:line="210" w:lineRule="exact"/>
-              <w:ind w:left="60"/>
+            <w:tcBorders>
+              <w:top w:val="single" w:sz="8" w:space="0" w:color="000000"/>
+              <w:start w:val="single" w:sz="8" w:space="0" w:color="000000"/>
+              <w:bottom w:val="single" w:sz="8" w:space="0" w:color="000000"/>
+              <w:end w:val="single" w:sz="8" w:space="0" w:color="000000"/>
+            </w:tcBorders>
+          </w:tcPr>
+          <w:p>
+            <w:pPr>
+              <w:pStyle w:val="TableParagraph"/>
+              <w:spacing w:lineRule="exact" w:line="210" w:before="1" w:after="0"/>
+              <w:ind w:start="60"/>
               <w:rPr>
                 <w:b/>
                 <w:sz w:val="20"/>
@@ -3321,6 +3378,12 @@
           <w:tcPr>
             <w:tcW w:w="1393" w:type="dxa"/>
             <w:gridSpan w:val="2"/>
+            <w:tcBorders>
+              <w:top w:val="single" w:sz="8" w:space="0" w:color="000000"/>
+              <w:start w:val="single" w:sz="8" w:space="0" w:color="000000"/>
+              <w:bottom w:val="single" w:sz="8" w:space="0" w:color="000000"/>
+              <w:end w:val="single" w:sz="8" w:space="0" w:color="000000"/>
+            </w:tcBorders>
           </w:tcPr>
           <w:p>
             <w:pPr>
@@ -3334,19 +3397,7 @@
               <w:rPr>
                 <w:sz w:val="16"/>
               </w:rPr>
-              <w:t>{</w:t>
-            </w:r>
-            <w:r>
-              <w:rPr>
-                <w:sz w:val="16"/>
-              </w:rPr>
-              <w:t>prelim</w:t>
-            </w:r>
-            <w:r>
-              <w:rPr>
-                <w:sz w:val="16"/>
-              </w:rPr>
-              <w:t>1_mark}</w:t>
+              <w:t>{prelim1_mark}</w:t>
             </w:r>
           </w:p>
         </w:tc>
@@ -3354,6 +3405,12 @@
           <w:tcPr>
             <w:tcW w:w="1392" w:type="dxa"/>
             <w:gridSpan w:val="2"/>
+            <w:tcBorders>
+              <w:top w:val="single" w:sz="8" w:space="0" w:color="000000"/>
+              <w:start w:val="single" w:sz="8" w:space="0" w:color="000000"/>
+              <w:bottom w:val="single" w:sz="8" w:space="0" w:color="000000"/>
+              <w:end w:val="single" w:sz="8" w:space="0" w:color="000000"/>
+            </w:tcBorders>
           </w:tcPr>
           <w:p>
             <w:pPr>
@@ -3367,26 +3424,20 @@
               <w:rPr>
                 <w:sz w:val="16"/>
               </w:rPr>
-              <w:t>{</w:t>
-            </w:r>
-            <w:r>
-              <w:rPr>
-                <w:sz w:val="16"/>
-              </w:rPr>
-              <w:t>prelim</w:t>
-            </w:r>
-            <w:r>
-              <w:rPr>
-                <w:sz w:val="16"/>
-              </w:rPr>
-              <w:t>1_total}</w:t>
-            </w:r>
-          </w:p>
-        </w:tc>
-        <w:tc>
-          <w:tcPr>
-            <w:tcW w:w="1392" w:type="dxa"/>
+              <w:t>{prelim1_total}</w:t>
+            </w:r>
+          </w:p>
+        </w:tc>
+        <w:tc>
+          <w:tcPr>
+            <w:tcW w:w="1393" w:type="dxa"/>
             <w:gridSpan w:val="2"/>
+            <w:tcBorders>
+              <w:top w:val="single" w:sz="8" w:space="0" w:color="000000"/>
+              <w:start w:val="single" w:sz="8" w:space="0" w:color="000000"/>
+              <w:bottom w:val="single" w:sz="8" w:space="0" w:color="000000"/>
+              <w:end w:val="single" w:sz="8" w:space="0" w:color="000000"/>
+            </w:tcBorders>
           </w:tcPr>
           <w:p>
             <w:pPr>
@@ -3400,48 +3451,30 @@
               <w:rPr>
                 <w:sz w:val="16"/>
               </w:rPr>
-              <w:t>{</w:t>
-            </w:r>
-            <w:r>
-              <w:rPr>
-                <w:sz w:val="16"/>
-              </w:rPr>
-              <w:t>prelim</w:t>
-            </w:r>
-            <w:r>
-              <w:rPr>
-                <w:sz w:val="16"/>
-              </w:rPr>
-              <w:t>1_</w:t>
-            </w:r>
-            <w:r>
-              <w:rPr>
-                <w:sz w:val="16"/>
-              </w:rPr>
-              <w:t>perc</w:t>
-            </w:r>
-            <w:r>
-              <w:rPr>
-                <w:sz w:val="16"/>
-              </w:rPr>
-              <w:t>}</w:t>
+              <w:t>{prelim1_perc}</w:t>
             </w:r>
           </w:p>
         </w:tc>
       </w:tr>
       <w:tr>
         <w:trPr>
-          <w:trHeight w:val="229"/>
+          <w:trHeight w:val="229" w:hRule="atLeast"/>
         </w:trPr>
         <w:tc>
           <w:tcPr>
-            <w:tcW w:w="566" w:type="dxa"/>
-          </w:tcPr>
-          <w:p>
-            <w:pPr>
-              <w:pStyle w:val="TableParagraph"/>
-              <w:spacing w:line="210" w:lineRule="exact"/>
-              <w:ind w:left="57"/>
+            <w:tcW w:w="565" w:type="dxa"/>
+            <w:tcBorders>
+              <w:top w:val="single" w:sz="8" w:space="0" w:color="000000"/>
+              <w:start w:val="single" w:sz="8" w:space="0" w:color="000000"/>
+              <w:bottom w:val="single" w:sz="8" w:space="0" w:color="000000"/>
+              <w:end w:val="single" w:sz="8" w:space="0" w:color="000000"/>
+            </w:tcBorders>
+          </w:tcPr>
+          <w:p>
+            <w:pPr>
+              <w:pStyle w:val="TableParagraph"/>
+              <w:spacing w:lineRule="exact" w:line="210"/>
+              <w:ind w:start="57"/>
               <w:rPr>
                 <w:b/>
                 <w:sz w:val="20"/>
@@ -3461,12 +3494,18 @@
           <w:tcPr>
             <w:tcW w:w="4877" w:type="dxa"/>
             <w:gridSpan w:val="5"/>
-          </w:tcPr>
-          <w:p>
-            <w:pPr>
-              <w:pStyle w:val="TableParagraph"/>
-              <w:spacing w:line="210" w:lineRule="exact"/>
-              <w:ind w:left="60"/>
+            <w:tcBorders>
+              <w:top w:val="single" w:sz="8" w:space="0" w:color="000000"/>
+              <w:start w:val="single" w:sz="8" w:space="0" w:color="000000"/>
+              <w:bottom w:val="single" w:sz="8" w:space="0" w:color="000000"/>
+              <w:end w:val="single" w:sz="8" w:space="0" w:color="000000"/>
+            </w:tcBorders>
+          </w:tcPr>
+          <w:p>
+            <w:pPr>
+              <w:pStyle w:val="TableParagraph"/>
+              <w:spacing w:lineRule="exact" w:line="210"/>
+              <w:ind w:start="60"/>
               <w:rPr>
                 <w:b/>
                 <w:sz w:val="20"/>
@@ -3501,6 +3540,12 @@
           <w:tcPr>
             <w:tcW w:w="1393" w:type="dxa"/>
             <w:gridSpan w:val="2"/>
+            <w:tcBorders>
+              <w:top w:val="single" w:sz="8" w:space="0" w:color="000000"/>
+              <w:start w:val="single" w:sz="8" w:space="0" w:color="000000"/>
+              <w:bottom w:val="single" w:sz="8" w:space="0" w:color="000000"/>
+              <w:end w:val="single" w:sz="8" w:space="0" w:color="000000"/>
+            </w:tcBorders>
           </w:tcPr>
           <w:p>
             <w:pPr>
@@ -3514,19 +3559,7 @@
               <w:rPr>
                 <w:sz w:val="16"/>
               </w:rPr>
-              <w:t>{</w:t>
-            </w:r>
-            <w:r>
-              <w:rPr>
-                <w:sz w:val="16"/>
-              </w:rPr>
-              <w:t>prelim</w:t>
-            </w:r>
-            <w:r>
-              <w:rPr>
-                <w:sz w:val="16"/>
-              </w:rPr>
-              <w:t>2_mark}</w:t>
+              <w:t>{prelim2_mark}</w:t>
             </w:r>
           </w:p>
         </w:tc>
@@ -3534,6 +3567,12 @@
           <w:tcPr>
             <w:tcW w:w="1392" w:type="dxa"/>
             <w:gridSpan w:val="2"/>
+            <w:tcBorders>
+              <w:top w:val="single" w:sz="8" w:space="0" w:color="000000"/>
+              <w:start w:val="single" w:sz="8" w:space="0" w:color="000000"/>
+              <w:bottom w:val="single" w:sz="8" w:space="0" w:color="000000"/>
+              <w:end w:val="single" w:sz="8" w:space="0" w:color="000000"/>
+            </w:tcBorders>
           </w:tcPr>
           <w:p>
             <w:pPr>
@@ -3547,26 +3586,20 @@
               <w:rPr>
                 <w:sz w:val="16"/>
               </w:rPr>
-              <w:t>{</w:t>
-            </w:r>
-            <w:r>
-              <w:rPr>
-                <w:sz w:val="16"/>
-              </w:rPr>
-              <w:t>prelim</w:t>
-            </w:r>
-            <w:r>
-              <w:rPr>
-                <w:sz w:val="16"/>
-              </w:rPr>
-              <w:t>2_total}</w:t>
-            </w:r>
-          </w:p>
-        </w:tc>
-        <w:tc>
-          <w:tcPr>
-            <w:tcW w:w="1392" w:type="dxa"/>
+              <w:t>{prelim2_total}</w:t>
+            </w:r>
+          </w:p>
+        </w:tc>
+        <w:tc>
+          <w:tcPr>
+            <w:tcW w:w="1393" w:type="dxa"/>
             <w:gridSpan w:val="2"/>
+            <w:tcBorders>
+              <w:top w:val="single" w:sz="8" w:space="0" w:color="000000"/>
+              <w:start w:val="single" w:sz="8" w:space="0" w:color="000000"/>
+              <w:bottom w:val="single" w:sz="8" w:space="0" w:color="000000"/>
+              <w:end w:val="single" w:sz="8" w:space="0" w:color="000000"/>
+            </w:tcBorders>
           </w:tcPr>
           <w:p>
             <w:pPr>
@@ -3580,82 +3613,86 @@
               <w:rPr>
                 <w:sz w:val="16"/>
               </w:rPr>
-              <w:t>{</w:t>
-            </w:r>
-            <w:r>
-              <w:rPr>
-                <w:sz w:val="16"/>
-              </w:rPr>
-              <w:t>prelim</w:t>
-            </w:r>
-            <w:r>
-              <w:rPr>
-                <w:sz w:val="16"/>
-              </w:rPr>
-              <w:t>2_</w:t>
-            </w:r>
-            <w:r>
-              <w:rPr>
-                <w:sz w:val="16"/>
-              </w:rPr>
-              <w:t>perc</w:t>
-            </w:r>
-            <w:r>
-              <w:rPr>
-                <w:sz w:val="16"/>
-              </w:rPr>
-              <w:t>}</w:t>
+              <w:t>{prelim2_perc}</w:t>
             </w:r>
           </w:p>
         </w:tc>
       </w:tr>
       <w:tr>
         <w:trPr>
-          <w:trHeight w:val="229"/>
+          <w:trHeight w:val="229" w:hRule="atLeast"/>
         </w:trPr>
         <w:tc>
           <w:tcPr>
             <w:tcW w:w="9620" w:type="dxa"/>
             <w:gridSpan w:val="12"/>
-          </w:tcPr>
-          <w:p>
-            <w:pPr>
-              <w:pStyle w:val="TableParagraph"/>
-              <w:rPr>
-                <w:sz w:val="16"/>
-              </w:rPr>
-            </w:pPr>
+            <w:tcBorders>
+              <w:top w:val="single" w:sz="8" w:space="0" w:color="000000"/>
+              <w:start w:val="single" w:sz="8" w:space="0" w:color="000000"/>
+              <w:bottom w:val="single" w:sz="8" w:space="0" w:color="000000"/>
+              <w:end w:val="single" w:sz="8" w:space="0" w:color="000000"/>
+            </w:tcBorders>
+          </w:tcPr>
+          <w:p>
+            <w:pPr>
+              <w:pStyle w:val="TableParagraph"/>
+              <w:rPr>
+                <w:sz w:val="16"/>
+              </w:rPr>
+            </w:pPr>
+            <w:r>
+              <w:rPr>
+                <w:sz w:val="16"/>
+              </w:rPr>
+            </w:r>
           </w:p>
         </w:tc>
       </w:tr>
       <w:tr>
         <w:trPr>
-          <w:trHeight w:val="229"/>
+          <w:trHeight w:val="229" w:hRule="atLeast"/>
         </w:trPr>
         <w:tc>
           <w:tcPr>
             <w:tcW w:w="3386" w:type="dxa"/>
             <w:gridSpan w:val="3"/>
-          </w:tcPr>
-          <w:p>
-            <w:pPr>
-              <w:pStyle w:val="TableParagraph"/>
-              <w:rPr>
-                <w:sz w:val="16"/>
-              </w:rPr>
-            </w:pPr>
+            <w:tcBorders>
+              <w:top w:val="single" w:sz="8" w:space="0" w:color="000000"/>
+              <w:start w:val="single" w:sz="8" w:space="0" w:color="000000"/>
+              <w:bottom w:val="single" w:sz="8" w:space="0" w:color="000000"/>
+              <w:end w:val="single" w:sz="8" w:space="0" w:color="000000"/>
+            </w:tcBorders>
+          </w:tcPr>
+          <w:p>
+            <w:pPr>
+              <w:pStyle w:val="TableParagraph"/>
+              <w:rPr>
+                <w:sz w:val="16"/>
+              </w:rPr>
+            </w:pPr>
+            <w:r>
+              <w:rPr>
+                <w:sz w:val="16"/>
+              </w:rPr>
+            </w:r>
           </w:p>
         </w:tc>
         <w:tc>
           <w:tcPr>
             <w:tcW w:w="3767" w:type="dxa"/>
             <w:gridSpan w:val="6"/>
-          </w:tcPr>
-          <w:p>
-            <w:pPr>
-              <w:pStyle w:val="TableParagraph"/>
-              <w:spacing w:line="210" w:lineRule="exact"/>
-              <w:ind w:left="748"/>
+            <w:tcBorders>
+              <w:top w:val="single" w:sz="8" w:space="0" w:color="000000"/>
+              <w:start w:val="single" w:sz="8" w:space="0" w:color="000000"/>
+              <w:bottom w:val="single" w:sz="8" w:space="0" w:color="000000"/>
+              <w:end w:val="single" w:sz="8" w:space="0" w:color="000000"/>
+            </w:tcBorders>
+          </w:tcPr>
+          <w:p>
+            <w:pPr>
+              <w:pStyle w:val="TableParagraph"/>
+              <w:spacing w:lineRule="exact" w:line="210"/>
+              <w:ind w:start="748"/>
               <w:rPr>
                 <w:b/>
                 <w:sz w:val="20"/>
@@ -3718,14 +3755,20 @@
         </w:tc>
         <w:tc>
           <w:tcPr>
-            <w:tcW w:w="1238" w:type="dxa"/>
+            <w:tcW w:w="1237" w:type="dxa"/>
             <w:gridSpan w:val="2"/>
-          </w:tcPr>
-          <w:p>
-            <w:pPr>
-              <w:pStyle w:val="TableParagraph"/>
-              <w:spacing w:line="210" w:lineRule="exact"/>
-              <w:ind w:left="15"/>
+            <w:tcBorders>
+              <w:top w:val="single" w:sz="8" w:space="0" w:color="000000"/>
+              <w:start w:val="single" w:sz="8" w:space="0" w:color="000000"/>
+              <w:bottom w:val="single" w:sz="8" w:space="0" w:color="000000"/>
+              <w:end w:val="single" w:sz="8" w:space="0" w:color="000000"/>
+            </w:tcBorders>
+          </w:tcPr>
+          <w:p>
+            <w:pPr>
+              <w:pStyle w:val="TableParagraph"/>
+              <w:spacing w:lineRule="exact" w:line="210"/>
+              <w:ind w:start="15"/>
               <w:jc w:val="center"/>
               <w:rPr>
                 <w:b/>
@@ -3744,13 +3787,19 @@
         </w:tc>
         <w:tc>
           <w:tcPr>
-            <w:tcW w:w="1229" w:type="dxa"/>
-          </w:tcPr>
-          <w:p>
-            <w:pPr>
-              <w:pStyle w:val="TableParagraph"/>
-              <w:spacing w:line="210" w:lineRule="exact"/>
-              <w:ind w:left="380"/>
+            <w:tcW w:w="1230" w:type="dxa"/>
+            <w:tcBorders>
+              <w:top w:val="single" w:sz="8" w:space="0" w:color="000000"/>
+              <w:start w:val="single" w:sz="8" w:space="0" w:color="000000"/>
+              <w:bottom w:val="single" w:sz="8" w:space="0" w:color="000000"/>
+              <w:end w:val="single" w:sz="8" w:space="0" w:color="000000"/>
+            </w:tcBorders>
+          </w:tcPr>
+          <w:p>
+            <w:pPr>
+              <w:pStyle w:val="TableParagraph"/>
+              <w:spacing w:lineRule="exact" w:line="210"/>
+              <w:ind w:start="380"/>
               <w:rPr>
                 <w:b/>
                 <w:sz w:val="20"/>
@@ -3769,18 +3818,24 @@
       </w:tr>
       <w:tr>
         <w:trPr>
-          <w:trHeight w:val="229"/>
+          <w:trHeight w:val="229" w:hRule="atLeast"/>
         </w:trPr>
         <w:tc>
           <w:tcPr>
-            <w:tcW w:w="1701" w:type="dxa"/>
+            <w:tcW w:w="1700" w:type="dxa"/>
             <w:gridSpan w:val="2"/>
             <w:vMerge w:val="restart"/>
-          </w:tcPr>
-          <w:p>
-            <w:pPr>
-              <w:pStyle w:val="TableParagraph"/>
-              <w:ind w:left="57" w:right="445"/>
+            <w:tcBorders>
+              <w:top w:val="single" w:sz="8" w:space="0" w:color="000000"/>
+              <w:start w:val="single" w:sz="8" w:space="0" w:color="000000"/>
+              <w:bottom w:val="single" w:sz="8" w:space="0" w:color="000000"/>
+              <w:end w:val="single" w:sz="8" w:space="0" w:color="000000"/>
+            </w:tcBorders>
+          </w:tcPr>
+          <w:p>
+            <w:pPr>
+              <w:pStyle w:val="TableParagraph"/>
+              <w:ind w:start="57" w:end="445"/>
               <w:rPr>
                 <w:b/>
                 <w:sz w:val="20"/>
@@ -3798,13 +3853,19 @@
         </w:tc>
         <w:tc>
           <w:tcPr>
-            <w:tcW w:w="1685" w:type="dxa"/>
-          </w:tcPr>
-          <w:p>
-            <w:pPr>
-              <w:pStyle w:val="TableParagraph"/>
-              <w:spacing w:line="210" w:lineRule="exact"/>
-              <w:ind w:left="57"/>
+            <w:tcW w:w="1686" w:type="dxa"/>
+            <w:tcBorders>
+              <w:top w:val="single" w:sz="8" w:space="0" w:color="000000"/>
+              <w:start w:val="single" w:sz="8" w:space="0" w:color="000000"/>
+              <w:bottom w:val="single" w:sz="8" w:space="0" w:color="000000"/>
+              <w:end w:val="single" w:sz="8" w:space="0" w:color="000000"/>
+            </w:tcBorders>
+          </w:tcPr>
+          <w:p>
+            <w:pPr>
+              <w:pStyle w:val="TableParagraph"/>
+              <w:spacing w:lineRule="exact" w:line="210"/>
+              <w:ind w:start="57"/>
               <w:rPr>
                 <w:b/>
                 <w:sz w:val="20"/>
@@ -3837,41 +3898,99 @@
         </w:tc>
         <w:tc>
           <w:tcPr>
+            <w:tcW w:w="1883" w:type="dxa"/>
+            <w:gridSpan w:val="2"/>
+            <w:tcBorders>
+              <w:top w:val="single" w:sz="8" w:space="0" w:color="000000"/>
+              <w:start w:val="single" w:sz="8" w:space="0" w:color="000000"/>
+              <w:bottom w:val="single" w:sz="8" w:space="0" w:color="000000"/>
+              <w:end w:val="single" w:sz="8" w:space="0" w:color="000000"/>
+            </w:tcBorders>
+          </w:tcPr>
+          <w:p>
+            <w:pPr>
+              <w:pStyle w:val="TableParagraph"/>
+              <w:jc w:val="center"/>
+              <w:rPr>
+                <w:sz w:val="16"/>
+              </w:rPr>
+            </w:pPr>
+            <w:r>
+              <w:rPr>
+                <w:sz w:val="16"/>
+              </w:rPr>
+              <w:t>{short1_perc}</w:t>
+            </w:r>
+          </w:p>
+        </w:tc>
+        <w:tc>
+          <w:tcPr>
             <w:tcW w:w="1884" w:type="dxa"/>
+            <w:gridSpan w:val="4"/>
+            <w:tcBorders>
+              <w:top w:val="single" w:sz="8" w:space="0" w:color="000000"/>
+              <w:start w:val="single" w:sz="8" w:space="0" w:color="000000"/>
+              <w:bottom w:val="single" w:sz="8" w:space="0" w:color="000000"/>
+              <w:end w:val="single" w:sz="8" w:space="0" w:color="000000"/>
+            </w:tcBorders>
+          </w:tcPr>
+          <w:p>
+            <w:pPr>
+              <w:pStyle w:val="TableParagraph"/>
+              <w:jc w:val="center"/>
+              <w:rPr>
+                <w:sz w:val="16"/>
+              </w:rPr>
+            </w:pPr>
+            <w:r>
+              <w:rPr>
+                <w:sz w:val="16"/>
+              </w:rPr>
+              <w:t>{short2_perc}</w:t>
+            </w:r>
+          </w:p>
+        </w:tc>
+        <w:tc>
+          <w:tcPr>
+            <w:tcW w:w="1237" w:type="dxa"/>
             <w:gridSpan w:val="2"/>
-          </w:tcPr>
-          <w:p>
-            <w:pPr>
-              <w:pStyle w:val="TableParagraph"/>
+            <w:tcBorders>
+              <w:top w:val="single" w:sz="8" w:space="0" w:color="000000"/>
+              <w:start w:val="single" w:sz="8" w:space="0" w:color="000000"/>
+              <w:bottom w:val="single" w:sz="8" w:space="0" w:color="000000"/>
+              <w:end w:val="single" w:sz="8" w:space="0" w:color="000000"/>
+            </w:tcBorders>
+          </w:tcPr>
+          <w:p>
+            <w:pPr>
+              <w:pStyle w:val="TableParagraph"/>
+              <w:spacing w:lineRule="exact" w:line="210"/>
+              <w:ind w:start="15" w:end="2"/>
               <w:jc w:val="center"/>
               <w:rPr>
-                <w:sz w:val="16"/>
-              </w:rPr>
-            </w:pPr>
-            <w:r>
-              <w:rPr>
-                <w:sz w:val="16"/>
-              </w:rPr>
-              <w:t>{short1_</w:t>
-            </w:r>
-            <w:r>
-              <w:rPr>
-                <w:sz w:val="16"/>
-              </w:rPr>
-              <w:t>perc</w:t>
-            </w:r>
-            <w:r>
-              <w:rPr>
-                <w:sz w:val="16"/>
-              </w:rPr>
-              <w:t>}</w:t>
-            </w:r>
-          </w:p>
-        </w:tc>
-        <w:tc>
-          <w:tcPr>
-            <w:tcW w:w="1883" w:type="dxa"/>
-            <w:gridSpan w:val="4"/>
+                <w:b/>
+                <w:sz w:val="20"/>
+              </w:rPr>
+            </w:pPr>
+            <w:r>
+              <w:rPr>
+                <w:b/>
+                <w:spacing w:val="-5"/>
+                <w:sz w:val="20"/>
+              </w:rPr>
+              <w:t>30</w:t>
+            </w:r>
+          </w:p>
+        </w:tc>
+        <w:tc>
+          <w:tcPr>
+            <w:tcW w:w="1230" w:type="dxa"/>
+            <w:tcBorders>
+              <w:top w:val="single" w:sz="8" w:space="0" w:color="000000"/>
+              <w:start w:val="single" w:sz="8" w:space="0" w:color="000000"/>
+              <w:bottom w:val="single" w:sz="8" w:space="0" w:color="000000"/>
+              <w:end w:val="single" w:sz="8" w:space="0" w:color="000000"/>
+            </w:tcBorders>
           </w:tcPr>
           <w:p>
             <w:pPr>
@@ -3885,126 +4004,57 @@
               <w:rPr>
                 <w:sz w:val="16"/>
               </w:rPr>
-              <w:t>{short</w:t>
-            </w:r>
-            <w:r>
-              <w:rPr>
-                <w:sz w:val="16"/>
-              </w:rPr>
-              <w:t>2</w:t>
-            </w:r>
-            <w:r>
-              <w:rPr>
-                <w:sz w:val="16"/>
-              </w:rPr>
-              <w:t>_</w:t>
-            </w:r>
-            <w:r>
-              <w:rPr>
-                <w:sz w:val="16"/>
-              </w:rPr>
-              <w:t>perc</w:t>
-            </w:r>
-            <w:r>
-              <w:rPr>
-                <w:sz w:val="16"/>
-              </w:rPr>
-              <w:t>}</w:t>
-            </w:r>
-          </w:p>
-        </w:tc>
-        <w:tc>
-          <w:tcPr>
-            <w:tcW w:w="1238" w:type="dxa"/>
-            <w:gridSpan w:val="2"/>
-          </w:tcPr>
-          <w:p>
-            <w:pPr>
-              <w:pStyle w:val="TableParagraph"/>
-              <w:spacing w:line="210" w:lineRule="exact"/>
-              <w:ind w:left="15" w:right="2"/>
-              <w:jc w:val="center"/>
-              <w:rPr>
-                <w:b/>
-                <w:sz w:val="20"/>
-              </w:rPr>
-            </w:pPr>
-            <w:r>
-              <w:rPr>
-                <w:b/>
-                <w:spacing w:val="-5"/>
-                <w:sz w:val="20"/>
-              </w:rPr>
-              <w:t>30</w:t>
-            </w:r>
-          </w:p>
-        </w:tc>
-        <w:tc>
-          <w:tcPr>
-            <w:tcW w:w="1229" w:type="dxa"/>
-          </w:tcPr>
-          <w:p>
-            <w:pPr>
-              <w:pStyle w:val="TableParagraph"/>
-              <w:jc w:val="center"/>
-              <w:rPr>
-                <w:sz w:val="16"/>
-              </w:rPr>
-            </w:pPr>
-            <w:r>
-              <w:rPr>
-                <w:sz w:val="16"/>
-              </w:rPr>
-              <w:t>{</w:t>
-            </w:r>
-            <w:proofErr w:type="spellStart"/>
-            <w:r>
-              <w:rPr>
-                <w:sz w:val="16"/>
-              </w:rPr>
-              <w:t>short_weight</w:t>
-            </w:r>
-            <w:proofErr w:type="spellEnd"/>
-            <w:r>
-              <w:rPr>
-                <w:sz w:val="16"/>
-              </w:rPr>
-              <w:t>}</w:t>
+              <w:t>{short_weight}</w:t>
             </w:r>
           </w:p>
         </w:tc>
       </w:tr>
       <w:tr>
         <w:trPr>
-          <w:trHeight w:val="229"/>
+          <w:trHeight w:val="229" w:hRule="atLeast"/>
         </w:trPr>
         <w:tc>
           <w:tcPr>
-            <w:tcW w:w="1701" w:type="dxa"/>
+            <w:tcW w:w="1700" w:type="dxa"/>
             <w:gridSpan w:val="2"/>
-            <w:vMerge/>
-            <w:tcBorders>
-              <w:top w:val="nil"/>
-            </w:tcBorders>
-          </w:tcPr>
-          <w:p>
-            <w:pPr>
+            <w:vMerge w:val="continue"/>
+            <w:tcBorders>
+              <w:start w:val="single" w:sz="8" w:space="0" w:color="000000"/>
+              <w:bottom w:val="single" w:sz="8" w:space="0" w:color="000000"/>
+              <w:end w:val="single" w:sz="8" w:space="0" w:color="000000"/>
+            </w:tcBorders>
+          </w:tcPr>
+          <w:p>
+            <w:pPr>
+              <w:pStyle w:val="Normal"/>
               <w:rPr>
                 <w:sz w:val="2"/>
                 <w:szCs w:val="2"/>
               </w:rPr>
             </w:pPr>
-          </w:p>
-        </w:tc>
-        <w:tc>
-          <w:tcPr>
-            <w:tcW w:w="1685" w:type="dxa"/>
-          </w:tcPr>
-          <w:p>
-            <w:pPr>
-              <w:pStyle w:val="TableParagraph"/>
-              <w:spacing w:line="210" w:lineRule="exact"/>
-              <w:ind w:left="57"/>
+            <w:r>
+              <w:rPr>
+                <w:sz w:val="2"/>
+                <w:szCs w:val="2"/>
+              </w:rPr>
+            </w:r>
+          </w:p>
+        </w:tc>
+        <w:tc>
+          <w:tcPr>
+            <w:tcW w:w="1686" w:type="dxa"/>
+            <w:tcBorders>
+              <w:top w:val="single" w:sz="8" w:space="0" w:color="000000"/>
+              <w:start w:val="single" w:sz="8" w:space="0" w:color="000000"/>
+              <w:bottom w:val="single" w:sz="8" w:space="0" w:color="000000"/>
+              <w:end w:val="single" w:sz="8" w:space="0" w:color="000000"/>
+            </w:tcBorders>
+          </w:tcPr>
+          <w:p>
+            <w:pPr>
+              <w:pStyle w:val="TableParagraph"/>
+              <w:spacing w:lineRule="exact" w:line="210"/>
+              <w:ind w:start="57"/>
               <w:rPr>
                 <w:b/>
                 <w:sz w:val="20"/>
@@ -4024,6 +4074,12 @@
           <w:tcPr>
             <w:tcW w:w="3767" w:type="dxa"/>
             <w:gridSpan w:val="6"/>
+            <w:tcBorders>
+              <w:top w:val="single" w:sz="8" w:space="0" w:color="000000"/>
+              <w:start w:val="single" w:sz="8" w:space="0" w:color="000000"/>
+              <w:bottom w:val="single" w:sz="8" w:space="0" w:color="000000"/>
+              <w:end w:val="single" w:sz="8" w:space="0" w:color="000000"/>
+            </w:tcBorders>
           </w:tcPr>
           <w:p>
             <w:pPr>
@@ -4037,46 +4093,26 @@
               <w:rPr>
                 <w:sz w:val="16"/>
               </w:rPr>
-              <w:t>{</w:t>
-            </w:r>
-            <w:proofErr w:type="spellStart"/>
-            <w:r>
-              <w:rPr>
-                <w:sz w:val="16"/>
-              </w:rPr>
-              <w:t>long</w:t>
-            </w:r>
-            <w:r>
-              <w:rPr>
-                <w:sz w:val="16"/>
-              </w:rPr>
-              <w:t>_</w:t>
-            </w:r>
-            <w:r>
-              <w:rPr>
-                <w:sz w:val="16"/>
-              </w:rPr>
-              <w:t>perc</w:t>
-            </w:r>
-            <w:proofErr w:type="spellEnd"/>
-            <w:r>
-              <w:rPr>
-                <w:sz w:val="16"/>
-              </w:rPr>
-              <w:t>}</w:t>
-            </w:r>
-          </w:p>
-        </w:tc>
-        <w:tc>
-          <w:tcPr>
-            <w:tcW w:w="1238" w:type="dxa"/>
+              <w:t>{long_perc}</w:t>
+            </w:r>
+          </w:p>
+        </w:tc>
+        <w:tc>
+          <w:tcPr>
+            <w:tcW w:w="1237" w:type="dxa"/>
             <w:gridSpan w:val="2"/>
-          </w:tcPr>
-          <w:p>
-            <w:pPr>
-              <w:pStyle w:val="TableParagraph"/>
-              <w:spacing w:line="210" w:lineRule="exact"/>
-              <w:ind w:left="15" w:right="3"/>
+            <w:tcBorders>
+              <w:top w:val="single" w:sz="8" w:space="0" w:color="000000"/>
+              <w:start w:val="single" w:sz="8" w:space="0" w:color="000000"/>
+              <w:bottom w:val="single" w:sz="8" w:space="0" w:color="000000"/>
+              <w:end w:val="single" w:sz="8" w:space="0" w:color="000000"/>
+            </w:tcBorders>
+          </w:tcPr>
+          <w:p>
+            <w:pPr>
+              <w:pStyle w:val="TableParagraph"/>
+              <w:spacing w:lineRule="exact" w:line="210"/>
+              <w:ind w:start="15" w:end="3"/>
               <w:jc w:val="center"/>
               <w:rPr>
                 <w:b/>
@@ -4095,7 +4131,13 @@
         </w:tc>
         <w:tc>
           <w:tcPr>
-            <w:tcW w:w="1229" w:type="dxa"/>
+            <w:tcW w:w="1230" w:type="dxa"/>
+            <w:tcBorders>
+              <w:top w:val="single" w:sz="8" w:space="0" w:color="000000"/>
+              <w:start w:val="single" w:sz="8" w:space="0" w:color="000000"/>
+              <w:bottom w:val="single" w:sz="8" w:space="0" w:color="000000"/>
+              <w:end w:val="single" w:sz="8" w:space="0" w:color="000000"/>
+            </w:tcBorders>
           </w:tcPr>
           <w:p>
             <w:pPr>
@@ -4109,39 +4151,31 @@
               <w:rPr>
                 <w:sz w:val="16"/>
               </w:rPr>
-              <w:t>{</w:t>
-            </w:r>
-            <w:proofErr w:type="spellStart"/>
-            <w:r>
-              <w:rPr>
-                <w:sz w:val="16"/>
-              </w:rPr>
-              <w:t>long_weight</w:t>
-            </w:r>
-            <w:proofErr w:type="spellEnd"/>
-            <w:r>
-              <w:rPr>
-                <w:sz w:val="16"/>
-              </w:rPr>
-              <w:t>}</w:t>
+              <w:t>{long_weight}</w:t>
             </w:r>
           </w:p>
         </w:tc>
       </w:tr>
       <w:tr>
         <w:trPr>
-          <w:trHeight w:val="229"/>
+          <w:trHeight w:val="229" w:hRule="atLeast"/>
         </w:trPr>
         <w:tc>
           <w:tcPr>
-            <w:tcW w:w="1701" w:type="dxa"/>
+            <w:tcW w:w="1700" w:type="dxa"/>
             <w:gridSpan w:val="2"/>
-          </w:tcPr>
-          <w:p>
-            <w:pPr>
-              <w:pStyle w:val="TableParagraph"/>
-              <w:spacing w:line="210" w:lineRule="exact"/>
-              <w:ind w:left="57"/>
+            <w:tcBorders>
+              <w:top w:val="single" w:sz="8" w:space="0" w:color="000000"/>
+              <w:start w:val="single" w:sz="8" w:space="0" w:color="000000"/>
+              <w:bottom w:val="single" w:sz="8" w:space="0" w:color="000000"/>
+              <w:end w:val="single" w:sz="8" w:space="0" w:color="000000"/>
+            </w:tcBorders>
+          </w:tcPr>
+          <w:p>
+            <w:pPr>
+              <w:pStyle w:val="TableParagraph"/>
+              <w:spacing w:lineRule="exact" w:line="210"/>
+              <w:ind w:start="57"/>
               <w:rPr>
                 <w:b/>
                 <w:sz w:val="20"/>
@@ -4159,13 +4193,19 @@
         </w:tc>
         <w:tc>
           <w:tcPr>
-            <w:tcW w:w="1685" w:type="dxa"/>
-          </w:tcPr>
-          <w:p>
-            <w:pPr>
-              <w:pStyle w:val="TableParagraph"/>
-              <w:spacing w:line="210" w:lineRule="exact"/>
-              <w:ind w:left="57"/>
+            <w:tcW w:w="1686" w:type="dxa"/>
+            <w:tcBorders>
+              <w:top w:val="single" w:sz="8" w:space="0" w:color="000000"/>
+              <w:start w:val="single" w:sz="8" w:space="0" w:color="000000"/>
+              <w:bottom w:val="single" w:sz="8" w:space="0" w:color="000000"/>
+              <w:end w:val="single" w:sz="8" w:space="0" w:color="000000"/>
+            </w:tcBorders>
+          </w:tcPr>
+          <w:p>
+            <w:pPr>
+              <w:pStyle w:val="TableParagraph"/>
+              <w:spacing w:lineRule="exact" w:line="210"/>
+              <w:ind w:start="57"/>
               <w:rPr>
                 <w:b/>
                 <w:sz w:val="20"/>
@@ -4183,7 +4223,13 @@
         </w:tc>
         <w:tc>
           <w:tcPr>
-            <w:tcW w:w="1255" w:type="dxa"/>
+            <w:tcW w:w="1254" w:type="dxa"/>
+            <w:tcBorders>
+              <w:top w:val="single" w:sz="8" w:space="0" w:color="000000"/>
+              <w:start w:val="single" w:sz="8" w:space="0" w:color="000000"/>
+              <w:bottom w:val="single" w:sz="8" w:space="0" w:color="000000"/>
+              <w:end w:val="single" w:sz="8" w:space="0" w:color="000000"/>
+            </w:tcBorders>
           </w:tcPr>
           <w:p>
             <w:pPr>
@@ -4197,38 +4243,20 @@
               <w:rPr>
                 <w:sz w:val="16"/>
               </w:rPr>
-              <w:t>{</w:t>
-            </w:r>
-            <w:r>
-              <w:rPr>
-                <w:sz w:val="16"/>
-              </w:rPr>
-              <w:t>test1</w:t>
-            </w:r>
-            <w:r>
-              <w:rPr>
-                <w:sz w:val="16"/>
-              </w:rPr>
-              <w:t>_</w:t>
-            </w:r>
-            <w:r>
-              <w:rPr>
-                <w:sz w:val="16"/>
-              </w:rPr>
-              <w:t>perc</w:t>
-            </w:r>
-            <w:r>
-              <w:rPr>
-                <w:sz w:val="16"/>
-              </w:rPr>
-              <w:t>}</w:t>
-            </w:r>
-          </w:p>
-        </w:tc>
-        <w:tc>
-          <w:tcPr>
-            <w:tcW w:w="1256" w:type="dxa"/>
+              <w:t>{test1_perc}</w:t>
+            </w:r>
+          </w:p>
+        </w:tc>
+        <w:tc>
+          <w:tcPr>
+            <w:tcW w:w="1257" w:type="dxa"/>
             <w:gridSpan w:val="3"/>
+            <w:tcBorders>
+              <w:top w:val="single" w:sz="8" w:space="0" w:color="000000"/>
+              <w:start w:val="single" w:sz="8" w:space="0" w:color="000000"/>
+              <w:bottom w:val="single" w:sz="8" w:space="0" w:color="000000"/>
+              <w:end w:val="single" w:sz="8" w:space="0" w:color="000000"/>
+            </w:tcBorders>
           </w:tcPr>
           <w:p>
             <w:pPr>
@@ -4242,31 +4270,7 @@
               <w:rPr>
                 <w:sz w:val="16"/>
               </w:rPr>
-              <w:t>{test</w:t>
-            </w:r>
-            <w:r>
-              <w:rPr>
-                <w:sz w:val="16"/>
-              </w:rPr>
-              <w:t>2</w:t>
-            </w:r>
-            <w:r>
-              <w:rPr>
-                <w:sz w:val="16"/>
-              </w:rPr>
-              <w:t>_</w:t>
-            </w:r>
-            <w:r>
-              <w:rPr>
-                <w:sz w:val="16"/>
-              </w:rPr>
-              <w:t>perc</w:t>
-            </w:r>
-            <w:r>
-              <w:rPr>
-                <w:sz w:val="16"/>
-              </w:rPr>
-              <w:t>}</w:t>
+              <w:t>{test2_perc}</w:t>
             </w:r>
           </w:p>
         </w:tc>
@@ -4274,6 +4278,12 @@
           <w:tcPr>
             <w:tcW w:w="1256" w:type="dxa"/>
             <w:gridSpan w:val="2"/>
+            <w:tcBorders>
+              <w:top w:val="single" w:sz="8" w:space="0" w:color="000000"/>
+              <w:start w:val="single" w:sz="8" w:space="0" w:color="000000"/>
+              <w:bottom w:val="single" w:sz="8" w:space="0" w:color="000000"/>
+              <w:end w:val="single" w:sz="8" w:space="0" w:color="000000"/>
+            </w:tcBorders>
           </w:tcPr>
           <w:p>
             <w:pPr>
@@ -4287,44 +4297,26 @@
               <w:rPr>
                 <w:sz w:val="16"/>
               </w:rPr>
-              <w:t>{test</w:t>
-            </w:r>
-            <w:r>
-              <w:rPr>
-                <w:sz w:val="16"/>
-              </w:rPr>
-              <w:t>3</w:t>
-            </w:r>
-            <w:r>
-              <w:rPr>
-                <w:sz w:val="16"/>
-              </w:rPr>
-              <w:t>_</w:t>
-            </w:r>
-            <w:r>
-              <w:rPr>
-                <w:sz w:val="16"/>
-              </w:rPr>
-              <w:t>perc</w:t>
-            </w:r>
-            <w:r>
-              <w:rPr>
-                <w:sz w:val="16"/>
-              </w:rPr>
-              <w:t>}</w:t>
-            </w:r>
-          </w:p>
-        </w:tc>
-        <w:tc>
-          <w:tcPr>
-            <w:tcW w:w="1238" w:type="dxa"/>
+              <w:t>{test3_perc}</w:t>
+            </w:r>
+          </w:p>
+        </w:tc>
+        <w:tc>
+          <w:tcPr>
+            <w:tcW w:w="1237" w:type="dxa"/>
             <w:gridSpan w:val="2"/>
-          </w:tcPr>
-          <w:p>
-            <w:pPr>
-              <w:pStyle w:val="TableParagraph"/>
-              <w:spacing w:line="210" w:lineRule="exact"/>
-              <w:ind w:left="15" w:right="3"/>
+            <w:tcBorders>
+              <w:top w:val="single" w:sz="8" w:space="0" w:color="000000"/>
+              <w:start w:val="single" w:sz="8" w:space="0" w:color="000000"/>
+              <w:bottom w:val="single" w:sz="8" w:space="0" w:color="000000"/>
+              <w:end w:val="single" w:sz="8" w:space="0" w:color="000000"/>
+            </w:tcBorders>
+          </w:tcPr>
+          <w:p>
+            <w:pPr>
+              <w:pStyle w:val="TableParagraph"/>
+              <w:spacing w:lineRule="exact" w:line="210"/>
+              <w:ind w:start="15" w:end="3"/>
               <w:jc w:val="center"/>
               <w:rPr>
                 <w:b/>
@@ -4343,7 +4335,13 @@
         </w:tc>
         <w:tc>
           <w:tcPr>
-            <w:tcW w:w="1229" w:type="dxa"/>
+            <w:tcW w:w="1230" w:type="dxa"/>
+            <w:tcBorders>
+              <w:top w:val="single" w:sz="8" w:space="0" w:color="000000"/>
+              <w:start w:val="single" w:sz="8" w:space="0" w:color="000000"/>
+              <w:bottom w:val="single" w:sz="8" w:space="0" w:color="000000"/>
+              <w:end w:val="single" w:sz="8" w:space="0" w:color="000000"/>
+            </w:tcBorders>
           </w:tcPr>
           <w:p>
             <w:pPr>
@@ -4357,49 +4355,32 @@
               <w:rPr>
                 <w:sz w:val="16"/>
               </w:rPr>
-              <w:t>{</w:t>
-            </w:r>
-            <w:proofErr w:type="spellStart"/>
-            <w:r>
-              <w:rPr>
-                <w:sz w:val="16"/>
-              </w:rPr>
-              <w:t>test</w:t>
-            </w:r>
-            <w:r>
-              <w:rPr>
-                <w:sz w:val="16"/>
-              </w:rPr>
-              <w:t>_weight</w:t>
-            </w:r>
-            <w:proofErr w:type="spellEnd"/>
-            <w:r>
-              <w:rPr>
-                <w:sz w:val="16"/>
-              </w:rPr>
-              <w:t>}</w:t>
+              <w:t>{test_weight}</w:t>
             </w:r>
           </w:p>
         </w:tc>
       </w:tr>
       <w:tr>
         <w:trPr>
-          <w:trHeight w:val="231"/>
+          <w:trHeight w:val="231" w:hRule="atLeast"/>
         </w:trPr>
         <w:tc>
           <w:tcPr>
-            <w:tcW w:w="1701" w:type="dxa"/>
+            <w:tcW w:w="1700" w:type="dxa"/>
             <w:gridSpan w:val="2"/>
             <w:vMerge w:val="restart"/>
             <w:tcBorders>
-              <w:right w:val="single" w:sz="4" w:space="0" w:color="000000"/>
-            </w:tcBorders>
-          </w:tcPr>
-          <w:p>
-            <w:pPr>
-              <w:pStyle w:val="TableParagraph"/>
-              <w:spacing w:before="126"/>
-              <w:ind w:left="198"/>
+              <w:top w:val="single" w:sz="8" w:space="0" w:color="000000"/>
+              <w:start w:val="single" w:sz="8" w:space="0" w:color="000000"/>
+              <w:bottom w:val="single" w:sz="8" w:space="0" w:color="000000"/>
+              <w:end w:val="single" w:sz="4" w:space="0" w:color="000000"/>
+            </w:tcBorders>
+          </w:tcPr>
+          <w:p>
+            <w:pPr>
+              <w:pStyle w:val="TableParagraph"/>
+              <w:spacing w:before="126" w:after="0"/>
+              <w:ind w:start="198"/>
               <w:rPr>
                 <w:b/>
                 <w:sz w:val="20"/>
@@ -4417,16 +4398,19 @@
         </w:tc>
         <w:tc>
           <w:tcPr>
-            <w:tcW w:w="1685" w:type="dxa"/>
-            <w:tcBorders>
-              <w:left w:val="single" w:sz="4" w:space="0" w:color="000000"/>
-            </w:tcBorders>
-          </w:tcPr>
-          <w:p>
-            <w:pPr>
-              <w:pStyle w:val="TableParagraph"/>
-              <w:spacing w:before="1" w:line="210" w:lineRule="exact"/>
-              <w:ind w:left="62"/>
+            <w:tcW w:w="1686" w:type="dxa"/>
+            <w:tcBorders>
+              <w:top w:val="single" w:sz="8" w:space="0" w:color="000000"/>
+              <w:start w:val="single" w:sz="4" w:space="0" w:color="000000"/>
+              <w:bottom w:val="single" w:sz="8" w:space="0" w:color="000000"/>
+              <w:end w:val="single" w:sz="8" w:space="0" w:color="000000"/>
+            </w:tcBorders>
+          </w:tcPr>
+          <w:p>
+            <w:pPr>
+              <w:pStyle w:val="TableParagraph"/>
+              <w:spacing w:lineRule="exact" w:line="210" w:before="1" w:after="0"/>
+              <w:ind w:start="62"/>
               <w:rPr>
                 <w:b/>
                 <w:sz w:val="20"/>
@@ -4461,6 +4445,12 @@
           <w:tcPr>
             <w:tcW w:w="3767" w:type="dxa"/>
             <w:gridSpan w:val="6"/>
+            <w:tcBorders>
+              <w:top w:val="single" w:sz="8" w:space="0" w:color="000000"/>
+              <w:start w:val="single" w:sz="8" w:space="0" w:color="000000"/>
+              <w:bottom w:val="single" w:sz="8" w:space="0" w:color="000000"/>
+              <w:end w:val="single" w:sz="8" w:space="0" w:color="000000"/>
+            </w:tcBorders>
           </w:tcPr>
           <w:p>
             <w:pPr>
@@ -4474,32 +4464,26 @@
               <w:rPr>
                 <w:sz w:val="16"/>
               </w:rPr>
-              <w:t>{prelim1_</w:t>
-            </w:r>
-            <w:r>
-              <w:rPr>
-                <w:sz w:val="16"/>
-              </w:rPr>
-              <w:t>perc</w:t>
-            </w:r>
-            <w:r>
-              <w:rPr>
-                <w:sz w:val="16"/>
-              </w:rPr>
-              <w:t>}</w:t>
-            </w:r>
-          </w:p>
-        </w:tc>
-        <w:tc>
-          <w:tcPr>
-            <w:tcW w:w="1238" w:type="dxa"/>
+              <w:t>{prelim1_perc}</w:t>
+            </w:r>
+          </w:p>
+        </w:tc>
+        <w:tc>
+          <w:tcPr>
+            <w:tcW w:w="1237" w:type="dxa"/>
             <w:gridSpan w:val="2"/>
-          </w:tcPr>
-          <w:p>
-            <w:pPr>
-              <w:pStyle w:val="TableParagraph"/>
-              <w:spacing w:before="1" w:line="210" w:lineRule="exact"/>
-              <w:ind w:left="15" w:right="3"/>
+            <w:tcBorders>
+              <w:top w:val="single" w:sz="8" w:space="0" w:color="000000"/>
+              <w:start w:val="single" w:sz="8" w:space="0" w:color="000000"/>
+              <w:bottom w:val="single" w:sz="8" w:space="0" w:color="000000"/>
+              <w:end w:val="single" w:sz="8" w:space="0" w:color="000000"/>
+            </w:tcBorders>
+          </w:tcPr>
+          <w:p>
+            <w:pPr>
+              <w:pStyle w:val="TableParagraph"/>
+              <w:spacing w:lineRule="exact" w:line="210" w:before="1" w:after="0"/>
+              <w:ind w:start="15" w:end="3"/>
               <w:jc w:val="center"/>
               <w:rPr>
                 <w:b/>
@@ -4518,7 +4502,13 @@
         </w:tc>
         <w:tc>
           <w:tcPr>
-            <w:tcW w:w="1229" w:type="dxa"/>
+            <w:tcW w:w="1230" w:type="dxa"/>
+            <w:tcBorders>
+              <w:top w:val="single" w:sz="8" w:space="0" w:color="000000"/>
+              <w:start w:val="single" w:sz="8" w:space="0" w:color="000000"/>
+              <w:bottom w:val="single" w:sz="8" w:space="0" w:color="000000"/>
+              <w:end w:val="single" w:sz="8" w:space="0" w:color="000000"/>
+            </w:tcBorders>
           </w:tcPr>
           <w:p>
             <w:pPr>
@@ -4532,72 +4522,57 @@
               <w:rPr>
                 <w:sz w:val="16"/>
               </w:rPr>
-              <w:t>{</w:t>
-            </w:r>
-            <w:proofErr w:type="spellStart"/>
-            <w:r>
-              <w:rPr>
-                <w:sz w:val="16"/>
-              </w:rPr>
-              <w:t>prelim</w:t>
-            </w:r>
-            <w:r>
-              <w:rPr>
-                <w:sz w:val="16"/>
-              </w:rPr>
-              <w:t>_weight</w:t>
-            </w:r>
-            <w:proofErr w:type="spellEnd"/>
-            <w:r>
-              <w:rPr>
-                <w:sz w:val="16"/>
-              </w:rPr>
-              <w:t>}</w:t>
-            </w:r>
-            <w:r>
-              <w:rPr>
-                <w:sz w:val="16"/>
-              </w:rPr>
-              <w:t>}</w:t>
+              <w:t>{prelim_weight}</w:t>
             </w:r>
           </w:p>
         </w:tc>
       </w:tr>
       <w:tr>
         <w:trPr>
-          <w:trHeight w:val="229"/>
+          <w:trHeight w:val="229" w:hRule="atLeast"/>
         </w:trPr>
         <w:tc>
           <w:tcPr>
-            <w:tcW w:w="1701" w:type="dxa"/>
+            <w:tcW w:w="1700" w:type="dxa"/>
             <w:gridSpan w:val="2"/>
-            <w:vMerge/>
-            <w:tcBorders>
-              <w:top w:val="nil"/>
-              <w:right w:val="single" w:sz="4" w:space="0" w:color="000000"/>
-            </w:tcBorders>
-          </w:tcPr>
-          <w:p>
-            <w:pPr>
+            <w:vMerge w:val="continue"/>
+            <w:tcBorders>
+              <w:start w:val="single" w:sz="8" w:space="0" w:color="000000"/>
+              <w:bottom w:val="single" w:sz="8" w:space="0" w:color="000000"/>
+              <w:end w:val="single" w:sz="4" w:space="0" w:color="000000"/>
+            </w:tcBorders>
+          </w:tcPr>
+          <w:p>
+            <w:pPr>
+              <w:pStyle w:val="Normal"/>
               <w:rPr>
                 <w:sz w:val="2"/>
                 <w:szCs w:val="2"/>
               </w:rPr>
             </w:pPr>
-          </w:p>
-        </w:tc>
-        <w:tc>
-          <w:tcPr>
-            <w:tcW w:w="1685" w:type="dxa"/>
-            <w:tcBorders>
-              <w:left w:val="single" w:sz="4" w:space="0" w:color="000000"/>
-            </w:tcBorders>
-          </w:tcPr>
-          <w:p>
-            <w:pPr>
-              <w:pStyle w:val="TableParagraph"/>
-              <w:spacing w:line="210" w:lineRule="exact"/>
-              <w:ind w:left="62"/>
+            <w:r>
+              <w:rPr>
+                <w:sz w:val="2"/>
+                <w:szCs w:val="2"/>
+              </w:rPr>
+            </w:r>
+          </w:p>
+        </w:tc>
+        <w:tc>
+          <w:tcPr>
+            <w:tcW w:w="1686" w:type="dxa"/>
+            <w:tcBorders>
+              <w:top w:val="single" w:sz="8" w:space="0" w:color="000000"/>
+              <w:start w:val="single" w:sz="4" w:space="0" w:color="000000"/>
+              <w:bottom w:val="single" w:sz="8" w:space="0" w:color="000000"/>
+              <w:end w:val="single" w:sz="8" w:space="0" w:color="000000"/>
+            </w:tcBorders>
+          </w:tcPr>
+          <w:p>
+            <w:pPr>
+              <w:pStyle w:val="TableParagraph"/>
+              <w:spacing w:lineRule="exact" w:line="210"/>
+              <w:ind w:start="62"/>
               <w:rPr>
                 <w:b/>
                 <w:sz w:val="20"/>
@@ -4632,6 +4607,12 @@
           <w:tcPr>
             <w:tcW w:w="3767" w:type="dxa"/>
             <w:gridSpan w:val="6"/>
+            <w:tcBorders>
+              <w:top w:val="single" w:sz="8" w:space="0" w:color="000000"/>
+              <w:start w:val="single" w:sz="8" w:space="0" w:color="000000"/>
+              <w:bottom w:val="single" w:sz="8" w:space="0" w:color="000000"/>
+              <w:end w:val="single" w:sz="8" w:space="0" w:color="000000"/>
+            </w:tcBorders>
           </w:tcPr>
           <w:p>
             <w:pPr>
@@ -4645,44 +4626,26 @@
               <w:rPr>
                 <w:sz w:val="16"/>
               </w:rPr>
-              <w:t>{prelim</w:t>
-            </w:r>
-            <w:r>
-              <w:rPr>
-                <w:sz w:val="16"/>
-              </w:rPr>
-              <w:t>2</w:t>
-            </w:r>
-            <w:r>
-              <w:rPr>
-                <w:sz w:val="16"/>
-              </w:rPr>
-              <w:t>_</w:t>
-            </w:r>
-            <w:r>
-              <w:rPr>
-                <w:sz w:val="16"/>
-              </w:rPr>
-              <w:t>perc</w:t>
-            </w:r>
-            <w:r>
-              <w:rPr>
-                <w:sz w:val="16"/>
-              </w:rPr>
-              <w:t>}</w:t>
-            </w:r>
-          </w:p>
-        </w:tc>
-        <w:tc>
-          <w:tcPr>
-            <w:tcW w:w="1238" w:type="dxa"/>
+              <w:t>{prelim2_perc}</w:t>
+            </w:r>
+          </w:p>
+        </w:tc>
+        <w:tc>
+          <w:tcPr>
+            <w:tcW w:w="1237" w:type="dxa"/>
             <w:gridSpan w:val="2"/>
-          </w:tcPr>
-          <w:p>
-            <w:pPr>
-              <w:pStyle w:val="TableParagraph"/>
-              <w:spacing w:line="210" w:lineRule="exact"/>
-              <w:ind w:left="15" w:right="3"/>
+            <w:tcBorders>
+              <w:top w:val="single" w:sz="8" w:space="0" w:color="000000"/>
+              <w:start w:val="single" w:sz="8" w:space="0" w:color="000000"/>
+              <w:bottom w:val="single" w:sz="8" w:space="0" w:color="000000"/>
+              <w:end w:val="single" w:sz="8" w:space="0" w:color="000000"/>
+            </w:tcBorders>
+          </w:tcPr>
+          <w:p>
+            <w:pPr>
+              <w:pStyle w:val="TableParagraph"/>
+              <w:spacing w:lineRule="exact" w:line="210"/>
+              <w:ind w:start="15" w:end="3"/>
               <w:jc w:val="center"/>
               <w:rPr>
                 <w:b/>
@@ -4701,7 +4664,13 @@
         </w:tc>
         <w:tc>
           <w:tcPr>
-            <w:tcW w:w="1229" w:type="dxa"/>
+            <w:tcW w:w="1230" w:type="dxa"/>
+            <w:tcBorders>
+              <w:top w:val="single" w:sz="8" w:space="0" w:color="000000"/>
+              <w:start w:val="single" w:sz="8" w:space="0" w:color="000000"/>
+              <w:bottom w:val="single" w:sz="8" w:space="0" w:color="000000"/>
+              <w:end w:val="single" w:sz="8" w:space="0" w:color="000000"/>
+            </w:tcBorders>
           </w:tcPr>
           <w:p>
             <w:pPr>
@@ -4715,45 +4684,31 @@
               <w:rPr>
                 <w:sz w:val="16"/>
               </w:rPr>
-              <w:t>{</w:t>
-            </w:r>
-            <w:proofErr w:type="spellStart"/>
-            <w:r>
-              <w:rPr>
-                <w:sz w:val="16"/>
-              </w:rPr>
-              <w:t>prelim</w:t>
-            </w:r>
-            <w:r>
-              <w:rPr>
-                <w:sz w:val="16"/>
-              </w:rPr>
-              <w:t>_weight</w:t>
-            </w:r>
-            <w:proofErr w:type="spellEnd"/>
-            <w:r>
-              <w:rPr>
-                <w:sz w:val="16"/>
-              </w:rPr>
-              <w:t>}</w:t>
+              <w:t>{prelim_weight}</w:t>
             </w:r>
           </w:p>
         </w:tc>
       </w:tr>
       <w:tr>
         <w:trPr>
-          <w:trHeight w:val="229"/>
+          <w:trHeight w:val="229" w:hRule="atLeast"/>
         </w:trPr>
         <w:tc>
           <w:tcPr>
             <w:tcW w:w="7153" w:type="dxa"/>
             <w:gridSpan w:val="9"/>
-          </w:tcPr>
-          <w:p>
-            <w:pPr>
-              <w:pStyle w:val="TableParagraph"/>
-              <w:spacing w:line="210" w:lineRule="exact"/>
-              <w:ind w:left="15"/>
+            <w:tcBorders>
+              <w:top w:val="single" w:sz="8" w:space="0" w:color="000000"/>
+              <w:start w:val="single" w:sz="8" w:space="0" w:color="000000"/>
+              <w:bottom w:val="single" w:sz="8" w:space="0" w:color="000000"/>
+              <w:end w:val="single" w:sz="8" w:space="0" w:color="000000"/>
+            </w:tcBorders>
+          </w:tcPr>
+          <w:p>
+            <w:pPr>
+              <w:pStyle w:val="TableParagraph"/>
+              <w:spacing w:lineRule="exact" w:line="210"/>
+              <w:ind w:start="15"/>
               <w:jc w:val="center"/>
               <w:rPr>
                 <w:b/>
@@ -4787,14 +4742,20 @@
         </w:tc>
         <w:tc>
           <w:tcPr>
-            <w:tcW w:w="1238" w:type="dxa"/>
+            <w:tcW w:w="1237" w:type="dxa"/>
             <w:gridSpan w:val="2"/>
-          </w:tcPr>
-          <w:p>
-            <w:pPr>
-              <w:pStyle w:val="TableParagraph"/>
-              <w:spacing w:line="210" w:lineRule="exact"/>
-              <w:ind w:left="15" w:right="3"/>
+            <w:tcBorders>
+              <w:top w:val="single" w:sz="8" w:space="0" w:color="000000"/>
+              <w:start w:val="single" w:sz="8" w:space="0" w:color="000000"/>
+              <w:bottom w:val="single" w:sz="8" w:space="0" w:color="000000"/>
+              <w:end w:val="single" w:sz="8" w:space="0" w:color="000000"/>
+            </w:tcBorders>
+          </w:tcPr>
+          <w:p>
+            <w:pPr>
+              <w:pStyle w:val="TableParagraph"/>
+              <w:spacing w:lineRule="exact" w:line="210"/>
+              <w:ind w:start="15" w:end="3"/>
               <w:jc w:val="center"/>
               <w:rPr>
                 <w:b/>
@@ -4813,7 +4774,13 @@
         </w:tc>
         <w:tc>
           <w:tcPr>
-            <w:tcW w:w="1229" w:type="dxa"/>
+            <w:tcW w:w="1230" w:type="dxa"/>
+            <w:tcBorders>
+              <w:top w:val="single" w:sz="8" w:space="0" w:color="000000"/>
+              <w:start w:val="single" w:sz="8" w:space="0" w:color="000000"/>
+              <w:bottom w:val="single" w:sz="8" w:space="0" w:color="000000"/>
+              <w:end w:val="single" w:sz="8" w:space="0" w:color="000000"/>
+            </w:tcBorders>
           </w:tcPr>
           <w:p>
             <w:pPr>
@@ -4834,18 +4801,24 @@
       </w:tr>
       <w:tr>
         <w:trPr>
-          <w:trHeight w:val="3450"/>
+          <w:trHeight w:val="3450" w:hRule="atLeast"/>
         </w:trPr>
         <w:tc>
           <w:tcPr>
             <w:tcW w:w="9620" w:type="dxa"/>
             <w:gridSpan w:val="12"/>
-          </w:tcPr>
-          <w:p>
-            <w:pPr>
-              <w:pStyle w:val="TableParagraph"/>
-              <w:spacing w:before="114"/>
-              <w:ind w:left="57"/>
+            <w:tcBorders>
+              <w:top w:val="single" w:sz="8" w:space="0" w:color="000000"/>
+              <w:start w:val="single" w:sz="8" w:space="0" w:color="000000"/>
+              <w:bottom w:val="single" w:sz="8" w:space="0" w:color="000000"/>
+              <w:end w:val="single" w:sz="8" w:space="0" w:color="000000"/>
+            </w:tcBorders>
+          </w:tcPr>
+          <w:p>
+            <w:pPr>
+              <w:pStyle w:val="TableParagraph"/>
+              <w:spacing w:before="114" w:after="0"/>
+              <w:ind w:start="57"/>
               <w:rPr>
                 <w:b/>
                 <w:sz w:val="20"/>
@@ -4908,36 +4881,43 @@
           <w:p>
             <w:pPr>
               <w:pStyle w:val="TableParagraph"/>
-              <w:spacing w:before="1"/>
-              <w:rPr>
-                <w:b/>
-                <w:sz w:val="20"/>
-              </w:rPr>
-            </w:pPr>
+              <w:spacing w:before="1" w:after="0"/>
+              <w:rPr>
+                <w:b/>
+                <w:sz w:val="20"/>
+              </w:rPr>
+            </w:pPr>
+            <w:r>
+              <w:rPr>
+                <w:b/>
+                <w:sz w:val="20"/>
+              </w:rPr>
+            </w:r>
           </w:p>
           <w:p>
             <w:pPr>
               <w:pStyle w:val="TableParagraph"/>
               <w:tabs>
-                <w:tab w:val="left" w:pos="8027"/>
+                <w:tab w:val="clear" w:pos="720"/>
+                <w:tab w:val="left" w:pos="8027" w:leader="none"/>
               </w:tabs>
-              <w:ind w:left="57" w:right="37"/>
+              <w:ind w:start="57" w:end="37"/>
               <w:jc w:val="both"/>
               <w:rPr>
-                <w:rFonts w:ascii="Arial MT"/>
-                <w:sz w:val="20"/>
-              </w:rPr>
-            </w:pPr>
-            <w:r>
-              <w:rPr>
-                <w:rFonts w:ascii="Arial MT"/>
+                <w:rFonts w:ascii="Arial MT" w:hAnsi="Arial MT"/>
+                <w:sz w:val="20"/>
+              </w:rPr>
+            </w:pPr>
+            <w:r>
+              <w:rPr>
+                <w:rFonts w:ascii="Arial MT" w:hAnsi="Arial MT"/>
                 <w:sz w:val="20"/>
               </w:rPr>
               <w:t xml:space="preserve">I, </w:t>
             </w:r>
             <w:r>
               <w:rPr>
-                <w:rFonts w:ascii="Arial MT"/>
+                <w:rFonts w:ascii="Arial MT" w:hAnsi="Arial MT"/>
                 <w:sz w:val="20"/>
                 <w:u w:val="single"/>
               </w:rPr>
@@ -4945,7 +4925,7 @@
             </w:r>
             <w:r>
               <w:rPr>
-                <w:rFonts w:ascii="Arial MT"/>
+                <w:rFonts w:ascii="Arial MT" w:hAnsi="Arial MT"/>
                 <w:sz w:val="20"/>
               </w:rPr>
               <w:t xml:space="preserve"> (</w:t>
@@ -4959,23 +4939,14 @@
             </w:r>
             <w:r>
               <w:rPr>
-                <w:rFonts w:ascii="Arial MT"/>
-                <w:sz w:val="20"/>
-              </w:rPr>
-              <w:t xml:space="preserve">) </w:t>
-            </w:r>
-            <w:proofErr w:type="gramStart"/>
-            <w:r>
-              <w:rPr>
-                <w:rFonts w:ascii="Arial MT"/>
-                <w:sz w:val="20"/>
-              </w:rPr>
-              <w:t>declare</w:t>
-            </w:r>
-            <w:proofErr w:type="gramEnd"/>
-            <w:r>
-              <w:rPr>
-                <w:rFonts w:ascii="Arial MT"/>
+                <w:rFonts w:ascii="Arial MT" w:hAnsi="Arial MT"/>
+                <w:sz w:val="20"/>
+              </w:rPr>
+              <w:t>) declare</w:t>
+            </w:r>
+            <w:r>
+              <w:rPr>
+                <w:rFonts w:ascii="Arial MT" w:hAnsi="Arial MT"/>
                 <w:spacing w:val="-7"/>
                 <w:sz w:val="20"/>
               </w:rPr>
@@ -4983,14 +4954,14 @@
             </w:r>
             <w:r>
               <w:rPr>
-                <w:rFonts w:ascii="Arial MT"/>
+                <w:rFonts w:ascii="Arial MT" w:hAnsi="Arial MT"/>
                 <w:sz w:val="20"/>
               </w:rPr>
               <w:t>that</w:t>
             </w:r>
             <w:r>
               <w:rPr>
-                <w:rFonts w:ascii="Arial MT"/>
+                <w:rFonts w:ascii="Arial MT" w:hAnsi="Arial MT"/>
                 <w:spacing w:val="-6"/>
                 <w:sz w:val="20"/>
               </w:rPr>
@@ -4998,14 +4969,14 @@
             </w:r>
             <w:r>
               <w:rPr>
-                <w:rFonts w:ascii="Arial MT"/>
+                <w:rFonts w:ascii="Arial MT" w:hAnsi="Arial MT"/>
                 <w:sz w:val="20"/>
               </w:rPr>
               <w:t>all</w:t>
             </w:r>
             <w:r>
               <w:rPr>
-                <w:rFonts w:ascii="Arial MT"/>
+                <w:rFonts w:ascii="Arial MT" w:hAnsi="Arial MT"/>
                 <w:spacing w:val="-10"/>
                 <w:sz w:val="20"/>
               </w:rPr>
@@ -5013,14 +4984,14 @@
             </w:r>
             <w:r>
               <w:rPr>
-                <w:rFonts w:ascii="Arial MT"/>
+                <w:rFonts w:ascii="Arial MT" w:hAnsi="Arial MT"/>
                 <w:sz w:val="20"/>
               </w:rPr>
               <w:t>external</w:t>
             </w:r>
             <w:r>
               <w:rPr>
-                <w:rFonts w:ascii="Arial MT"/>
+                <w:rFonts w:ascii="Arial MT" w:hAnsi="Arial MT"/>
                 <w:spacing w:val="-10"/>
                 <w:sz w:val="20"/>
               </w:rPr>
@@ -5028,14 +4999,14 @@
             </w:r>
             <w:r>
               <w:rPr>
-                <w:rFonts w:ascii="Arial MT"/>
+                <w:rFonts w:ascii="Arial MT" w:hAnsi="Arial MT"/>
                 <w:sz w:val="20"/>
               </w:rPr>
               <w:t>sources</w:t>
             </w:r>
             <w:r>
               <w:rPr>
-                <w:rFonts w:ascii="Arial MT"/>
+                <w:rFonts w:ascii="Arial MT" w:hAnsi="Arial MT"/>
                 <w:spacing w:val="-7"/>
                 <w:sz w:val="20"/>
               </w:rPr>
@@ -5043,14 +5014,14 @@
             </w:r>
             <w:r>
               <w:rPr>
-                <w:rFonts w:ascii="Arial MT"/>
+                <w:rFonts w:ascii="Arial MT" w:hAnsi="Arial MT"/>
                 <w:sz w:val="20"/>
               </w:rPr>
               <w:t>used</w:t>
             </w:r>
             <w:r>
               <w:rPr>
-                <w:rFonts w:ascii="Arial MT"/>
+                <w:rFonts w:ascii="Arial MT" w:hAnsi="Arial MT"/>
                 <w:spacing w:val="-9"/>
                 <w:sz w:val="20"/>
               </w:rPr>
@@ -5058,14 +5029,14 @@
             </w:r>
             <w:r>
               <w:rPr>
-                <w:rFonts w:ascii="Arial MT"/>
+                <w:rFonts w:ascii="Arial MT" w:hAnsi="Arial MT"/>
                 <w:sz w:val="20"/>
               </w:rPr>
               <w:t>in</w:t>
             </w:r>
             <w:r>
               <w:rPr>
-                <w:rFonts w:ascii="Arial MT"/>
+                <w:rFonts w:ascii="Arial MT" w:hAnsi="Arial MT"/>
                 <w:spacing w:val="-7"/>
                 <w:sz w:val="20"/>
               </w:rPr>
@@ -5073,14 +5044,14 @@
             </w:r>
             <w:r>
               <w:rPr>
-                <w:rFonts w:ascii="Arial MT"/>
+                <w:rFonts w:ascii="Arial MT" w:hAnsi="Arial MT"/>
                 <w:sz w:val="20"/>
               </w:rPr>
               <w:t>this</w:t>
             </w:r>
             <w:r>
               <w:rPr>
-                <w:rFonts w:ascii="Arial MT"/>
+                <w:rFonts w:ascii="Arial MT" w:hAnsi="Arial MT"/>
                 <w:spacing w:val="-7"/>
                 <w:sz w:val="20"/>
               </w:rPr>
@@ -5088,14 +5059,14 @@
             </w:r>
             <w:r>
               <w:rPr>
-                <w:rFonts w:ascii="Arial MT"/>
+                <w:rFonts w:ascii="Arial MT" w:hAnsi="Arial MT"/>
                 <w:sz w:val="20"/>
               </w:rPr>
               <w:t>file</w:t>
             </w:r>
             <w:r>
               <w:rPr>
-                <w:rFonts w:ascii="Arial MT"/>
+                <w:rFonts w:ascii="Arial MT" w:hAnsi="Arial MT"/>
                 <w:spacing w:val="-9"/>
                 <w:sz w:val="20"/>
               </w:rPr>
@@ -5103,14 +5074,14 @@
             </w:r>
             <w:r>
               <w:rPr>
-                <w:rFonts w:ascii="Arial MT"/>
+                <w:rFonts w:ascii="Arial MT" w:hAnsi="Arial MT"/>
                 <w:sz w:val="20"/>
               </w:rPr>
               <w:t>have</w:t>
             </w:r>
             <w:r>
               <w:rPr>
-                <w:rFonts w:ascii="Arial MT"/>
+                <w:rFonts w:ascii="Arial MT" w:hAnsi="Arial MT"/>
                 <w:spacing w:val="-9"/>
                 <w:sz w:val="20"/>
               </w:rPr>
@@ -5118,14 +5089,14 @@
             </w:r>
             <w:r>
               <w:rPr>
-                <w:rFonts w:ascii="Arial MT"/>
+                <w:rFonts w:ascii="Arial MT" w:hAnsi="Arial MT"/>
                 <w:sz w:val="20"/>
               </w:rPr>
               <w:t>been</w:t>
             </w:r>
             <w:r>
               <w:rPr>
-                <w:rFonts w:ascii="Arial MT"/>
+                <w:rFonts w:ascii="Arial MT" w:hAnsi="Arial MT"/>
                 <w:spacing w:val="-7"/>
                 <w:sz w:val="20"/>
               </w:rPr>
@@ -5133,14 +5104,14 @@
             </w:r>
             <w:r>
               <w:rPr>
-                <w:rFonts w:ascii="Arial MT"/>
+                <w:rFonts w:ascii="Arial MT" w:hAnsi="Arial MT"/>
                 <w:sz w:val="20"/>
               </w:rPr>
               <w:t>properly</w:t>
             </w:r>
             <w:r>
               <w:rPr>
-                <w:rFonts w:ascii="Arial MT"/>
+                <w:rFonts w:ascii="Arial MT" w:hAnsi="Arial MT"/>
                 <w:spacing w:val="-7"/>
                 <w:sz w:val="20"/>
               </w:rPr>
@@ -5148,14 +5119,14 @@
             </w:r>
             <w:r>
               <w:rPr>
-                <w:rFonts w:ascii="Arial MT"/>
+                <w:rFonts w:ascii="Arial MT" w:hAnsi="Arial MT"/>
                 <w:sz w:val="20"/>
               </w:rPr>
               <w:t>acknowledged</w:t>
             </w:r>
             <w:r>
               <w:rPr>
-                <w:rFonts w:ascii="Arial MT"/>
+                <w:rFonts w:ascii="Arial MT" w:hAnsi="Arial MT"/>
                 <w:spacing w:val="-7"/>
                 <w:sz w:val="20"/>
               </w:rPr>
@@ -5163,14 +5134,14 @@
             </w:r>
             <w:r>
               <w:rPr>
-                <w:rFonts w:ascii="Arial MT"/>
+                <w:rFonts w:ascii="Arial MT" w:hAnsi="Arial MT"/>
                 <w:sz w:val="20"/>
               </w:rPr>
               <w:t>and</w:t>
             </w:r>
             <w:r>
               <w:rPr>
-                <w:rFonts w:ascii="Arial MT"/>
+                <w:rFonts w:ascii="Arial MT" w:hAnsi="Arial MT"/>
                 <w:spacing w:val="-9"/>
                 <w:sz w:val="20"/>
               </w:rPr>
@@ -5178,14 +5149,14 @@
             </w:r>
             <w:r>
               <w:rPr>
-                <w:rFonts w:ascii="Arial MT"/>
+                <w:rFonts w:ascii="Arial MT" w:hAnsi="Arial MT"/>
                 <w:sz w:val="20"/>
               </w:rPr>
               <w:t>referenced.</w:t>
             </w:r>
             <w:r>
               <w:rPr>
-                <w:rFonts w:ascii="Arial MT"/>
+                <w:rFonts w:ascii="Arial MT" w:hAnsi="Arial MT"/>
                 <w:spacing w:val="-9"/>
                 <w:sz w:val="20"/>
               </w:rPr>
@@ -5193,14 +5164,14 @@
             </w:r>
             <w:r>
               <w:rPr>
-                <w:rFonts w:ascii="Arial MT"/>
+                <w:rFonts w:ascii="Arial MT" w:hAnsi="Arial MT"/>
                 <w:sz w:val="20"/>
               </w:rPr>
               <w:t>I</w:t>
             </w:r>
             <w:r>
               <w:rPr>
-                <w:rFonts w:ascii="Arial MT"/>
+                <w:rFonts w:ascii="Arial MT" w:hAnsi="Arial MT"/>
                 <w:spacing w:val="-9"/>
                 <w:sz w:val="20"/>
               </w:rPr>
@@ -5208,7 +5179,7 @@
             </w:r>
             <w:r>
               <w:rPr>
-                <w:rFonts w:ascii="Arial MT"/>
+                <w:rFonts w:ascii="Arial MT" w:hAnsi="Arial MT"/>
                 <w:sz w:val="20"/>
               </w:rPr>
               <w:t xml:space="preserve">confirm that, apart from these sources, all work contained in this file is </w:t>
@@ -5222,7 +5193,7 @@
             </w:r>
             <w:r>
               <w:rPr>
-                <w:rFonts w:ascii="Arial MT"/>
+                <w:rFonts w:ascii="Arial MT" w:hAnsi="Arial MT"/>
                 <w:sz w:val="20"/>
               </w:rPr>
               <w:t>.</w:t>
@@ -5231,17 +5202,17 @@
           <w:p>
             <w:pPr>
               <w:pStyle w:val="TableParagraph"/>
-              <w:spacing w:before="229"/>
-              <w:ind w:left="57" w:right="36"/>
+              <w:spacing w:before="229" w:after="0"/>
+              <w:ind w:start="57" w:end="36"/>
               <w:jc w:val="both"/>
               <w:rPr>
-                <w:rFonts w:ascii="Arial MT"/>
-                <w:sz w:val="20"/>
-              </w:rPr>
-            </w:pPr>
-            <w:r>
-              <w:rPr>
-                <w:rFonts w:ascii="Arial MT"/>
+                <w:rFonts w:ascii="Arial MT" w:hAnsi="Arial MT"/>
+                <w:sz w:val="20"/>
+              </w:rPr>
+            </w:pPr>
+            <w:r>
+              <w:rPr>
+                <w:rFonts w:ascii="Arial MT" w:hAnsi="Arial MT"/>
                 <w:sz w:val="20"/>
               </w:rPr>
               <w:t xml:space="preserve">If I made use of </w:t>
@@ -5255,7 +5226,7 @@
             </w:r>
             <w:r>
               <w:rPr>
-                <w:rFonts w:ascii="Arial MT"/>
+                <w:rFonts w:ascii="Arial MT" w:hAnsi="Arial MT"/>
                 <w:sz w:val="20"/>
               </w:rPr>
               <w:t xml:space="preserve">(e.g., for research support, explanation, or formatting), I have done so </w:t>
@@ -5269,7 +5240,7 @@
             </w:r>
             <w:r>
               <w:rPr>
-                <w:rFonts w:ascii="Arial MT"/>
+                <w:rFonts w:ascii="Arial MT" w:hAnsi="Arial MT"/>
                 <w:sz w:val="20"/>
               </w:rPr>
               <w:t xml:space="preserve">and </w:t>
@@ -5283,7 +5254,7 @@
             </w:r>
             <w:r>
               <w:rPr>
-                <w:rFonts w:ascii="Arial MT"/>
+                <w:rFonts w:ascii="Arial MT" w:hAnsi="Arial MT"/>
                 <w:sz w:val="20"/>
               </w:rPr>
               <w:t xml:space="preserve">, ensuring that the final content reflects </w:t>
@@ -5297,7 +5268,7 @@
             </w:r>
             <w:r>
               <w:rPr>
-                <w:rFonts w:ascii="Arial MT"/>
+                <w:rFonts w:ascii="Arial MT" w:hAnsi="Arial MT"/>
                 <w:sz w:val="20"/>
               </w:rPr>
               <w:t>and decisions.</w:t>
@@ -5306,23 +5277,23 @@
           <w:p>
             <w:pPr>
               <w:pStyle w:val="TableParagraph"/>
-              <w:spacing w:before="229"/>
-              <w:ind w:left="57"/>
-              <w:rPr>
-                <w:rFonts w:ascii="Arial MT"/>
-                <w:sz w:val="20"/>
-              </w:rPr>
-            </w:pPr>
-            <w:r>
-              <w:rPr>
-                <w:rFonts w:ascii="Arial MT"/>
+              <w:spacing w:before="229" w:after="0"/>
+              <w:ind w:start="57"/>
+              <w:rPr>
+                <w:rFonts w:ascii="Arial MT" w:hAnsi="Arial MT"/>
+                <w:sz w:val="20"/>
+              </w:rPr>
+            </w:pPr>
+            <w:r>
+              <w:rPr>
+                <w:rFonts w:ascii="Arial MT" w:hAnsi="Arial MT"/>
                 <w:sz w:val="20"/>
               </w:rPr>
               <w:t>I</w:t>
             </w:r>
             <w:r>
               <w:rPr>
-                <w:rFonts w:ascii="Arial MT"/>
+                <w:rFonts w:ascii="Arial MT" w:hAnsi="Arial MT"/>
                 <w:spacing w:val="39"/>
                 <w:sz w:val="20"/>
               </w:rPr>
@@ -5330,14 +5301,14 @@
             </w:r>
             <w:r>
               <w:rPr>
-                <w:rFonts w:ascii="Arial MT"/>
+                <w:rFonts w:ascii="Arial MT" w:hAnsi="Arial MT"/>
                 <w:sz w:val="20"/>
               </w:rPr>
               <w:t>understand</w:t>
             </w:r>
             <w:r>
               <w:rPr>
-                <w:rFonts w:ascii="Arial MT"/>
+                <w:rFonts w:ascii="Arial MT" w:hAnsi="Arial MT"/>
                 <w:spacing w:val="39"/>
                 <w:sz w:val="20"/>
               </w:rPr>
@@ -5345,14 +5316,14 @@
             </w:r>
             <w:r>
               <w:rPr>
-                <w:rFonts w:ascii="Arial MT"/>
+                <w:rFonts w:ascii="Arial MT" w:hAnsi="Arial MT"/>
                 <w:sz w:val="20"/>
               </w:rPr>
               <w:t>that</w:t>
             </w:r>
             <w:r>
               <w:rPr>
-                <w:rFonts w:ascii="Arial MT"/>
+                <w:rFonts w:ascii="Arial MT" w:hAnsi="Arial MT"/>
                 <w:spacing w:val="42"/>
                 <w:sz w:val="20"/>
               </w:rPr>
@@ -5360,14 +5331,14 @@
             </w:r>
             <w:r>
               <w:rPr>
-                <w:rFonts w:ascii="Arial MT"/>
+                <w:rFonts w:ascii="Arial MT" w:hAnsi="Arial MT"/>
                 <w:sz w:val="20"/>
               </w:rPr>
               <w:t>any</w:t>
             </w:r>
             <w:r>
               <w:rPr>
-                <w:rFonts w:ascii="Arial MT"/>
+                <w:rFonts w:ascii="Arial MT" w:hAnsi="Arial MT"/>
                 <w:spacing w:val="41"/>
                 <w:sz w:val="20"/>
               </w:rPr>
@@ -5412,14 +5383,14 @@
             </w:r>
             <w:r>
               <w:rPr>
-                <w:rFonts w:ascii="Arial MT"/>
+                <w:rFonts w:ascii="Arial MT" w:hAnsi="Arial MT"/>
                 <w:sz w:val="20"/>
               </w:rPr>
               <w:t>,</w:t>
             </w:r>
             <w:r>
               <w:rPr>
-                <w:rFonts w:ascii="Arial MT"/>
+                <w:rFonts w:ascii="Arial MT" w:hAnsi="Arial MT"/>
                 <w:spacing w:val="39"/>
                 <w:sz w:val="20"/>
               </w:rPr>
@@ -5434,14 +5405,14 @@
             </w:r>
             <w:r>
               <w:rPr>
-                <w:rFonts w:ascii="Arial MT"/>
+                <w:rFonts w:ascii="Arial MT" w:hAnsi="Arial MT"/>
                 <w:sz w:val="20"/>
               </w:rPr>
               <w:t>,</w:t>
             </w:r>
             <w:r>
               <w:rPr>
-                <w:rFonts w:ascii="Arial MT"/>
+                <w:rFonts w:ascii="Arial MT" w:hAnsi="Arial MT"/>
                 <w:spacing w:val="42"/>
                 <w:sz w:val="20"/>
               </w:rPr>
@@ -5449,14 +5420,14 @@
             </w:r>
             <w:r>
               <w:rPr>
-                <w:rFonts w:ascii="Arial MT"/>
+                <w:rFonts w:ascii="Arial MT" w:hAnsi="Arial MT"/>
                 <w:sz w:val="20"/>
               </w:rPr>
               <w:t>or</w:t>
             </w:r>
             <w:r>
               <w:rPr>
-                <w:rFonts w:ascii="Arial MT"/>
+                <w:rFonts w:ascii="Arial MT" w:hAnsi="Arial MT"/>
                 <w:spacing w:val="41"/>
                 <w:sz w:val="20"/>
               </w:rPr>
@@ -5509,14 +5480,14 @@
             </w:r>
             <w:r>
               <w:rPr>
-                <w:rFonts w:ascii="Arial MT"/>
+                <w:rFonts w:ascii="Arial MT" w:hAnsi="Arial MT"/>
                 <w:sz w:val="20"/>
               </w:rPr>
               <w:t>may</w:t>
             </w:r>
             <w:r>
               <w:rPr>
-                <w:rFonts w:ascii="Arial MT"/>
+                <w:rFonts w:ascii="Arial MT" w:hAnsi="Arial MT"/>
                 <w:spacing w:val="42"/>
                 <w:sz w:val="20"/>
               </w:rPr>
@@ -5524,14 +5495,14 @@
             </w:r>
             <w:r>
               <w:rPr>
-                <w:rFonts w:ascii="Arial MT"/>
+                <w:rFonts w:ascii="Arial MT" w:hAnsi="Arial MT"/>
                 <w:sz w:val="20"/>
               </w:rPr>
               <w:t>result</w:t>
             </w:r>
             <w:r>
               <w:rPr>
-                <w:rFonts w:ascii="Arial MT"/>
+                <w:rFonts w:ascii="Arial MT" w:hAnsi="Arial MT"/>
                 <w:spacing w:val="41"/>
                 <w:sz w:val="20"/>
               </w:rPr>
@@ -5539,7 +5510,7 @@
             </w:r>
             <w:r>
               <w:rPr>
-                <w:rFonts w:ascii="Arial MT"/>
+                <w:rFonts w:ascii="Arial MT" w:hAnsi="Arial MT"/>
                 <w:spacing w:val="-5"/>
                 <w:sz w:val="20"/>
               </w:rPr>
@@ -5549,10 +5520,10 @@
           <w:p>
             <w:pPr>
               <w:pStyle w:val="TableParagraph"/>
-              <w:spacing w:before="1"/>
-              <w:ind w:left="57"/>
-              <w:rPr>
-                <w:rFonts w:ascii="Arial MT"/>
+              <w:spacing w:before="1" w:after="0"/>
+              <w:ind w:start="57"/>
+              <w:rPr>
+                <w:rFonts w:ascii="Arial MT" w:hAnsi="Arial MT"/>
                 <w:sz w:val="20"/>
               </w:rPr>
             </w:pPr>
@@ -5656,7 +5627,7 @@
             </w:r>
             <w:r>
               <w:rPr>
-                <w:rFonts w:ascii="Arial MT"/>
+                <w:rFonts w:ascii="Arial MT" w:hAnsi="Arial MT"/>
                 <w:spacing w:val="-2"/>
                 <w:sz w:val="20"/>
               </w:rPr>
@@ -5666,21 +5637,28 @@
           <w:p>
             <w:pPr>
               <w:pStyle w:val="TableParagraph"/>
-              <w:spacing w:before="1"/>
-              <w:rPr>
-                <w:b/>
-                <w:sz w:val="20"/>
-              </w:rPr>
-            </w:pPr>
+              <w:spacing w:before="1" w:after="0"/>
+              <w:rPr>
+                <w:b/>
+                <w:sz w:val="20"/>
+              </w:rPr>
+            </w:pPr>
+            <w:r>
+              <w:rPr>
+                <w:b/>
+                <w:sz w:val="20"/>
+              </w:rPr>
+            </w:r>
           </w:p>
           <w:p>
             <w:pPr>
               <w:pStyle w:val="TableParagraph"/>
               <w:tabs>
-                <w:tab w:val="left" w:pos="5515"/>
-                <w:tab w:val="left" w:pos="9464"/>
+                <w:tab w:val="clear" w:pos="720"/>
+                <w:tab w:val="left" w:pos="5515" w:leader="none"/>
+                <w:tab w:val="left" w:pos="9464" w:leader="none"/>
               </w:tabs>
-              <w:ind w:left="57"/>
+              <w:ind w:start="57"/>
               <w:rPr>
                 <w:b/>
                 <w:sz w:val="20"/>
@@ -5722,12 +5700,14 @@
     </w:tbl>
     <w:p>
       <w:pPr>
+        <w:pStyle w:val="Normal"/>
         <w:tabs>
-          <w:tab w:val="left" w:pos="6186"/>
+          <w:tab w:val="clear" w:pos="720"/>
+          <w:tab w:val="left" w:pos="6186" w:leader="none"/>
         </w:tabs>
-        <w:spacing w:before="97"/>
-        <w:ind w:left="7031" w:right="1" w:hanging="6891"/>
-        <w:jc w:val="right"/>
+        <w:spacing w:before="97" w:after="0"/>
+        <w:ind w:hanging="6891" w:start="7031" w:end="1"/>
+        <w:jc w:val="end"/>
         <w:rPr>
           <w:i/>
           <w:sz w:val="16"/>
@@ -5739,12 +5719,6 @@
           <w:sz w:val="16"/>
         </w:rPr>
         <w:t>IEB Copyright © 2014–2026</w:t>
-      </w:r>
-      <w:r>
-        <w:rPr>
-          <w:rFonts w:ascii="Arial MT" w:hAnsi="Arial MT"/>
-          <w:sz w:val="16"/>
-        </w:rPr>
         <w:tab/>
       </w:r>
       <w:r>
@@ -5817,21 +5791,24 @@
       </w:r>
     </w:p>
     <w:sectPr>
-      <w:type w:val="continuous"/>
-      <w:pgSz w:w="11910" w:h="16850"/>
-      <w:pgMar w:top="780" w:right="1133" w:bottom="280" w:left="992" w:header="720" w:footer="720" w:gutter="0"/>
-      <w:cols w:space="720"/>
+      <w:type w:val="nextPage"/>
+      <w:pgSz w:w="11906" w:h="16838"/>
+      <w:pgMar w:left="992" w:right="1133" w:gutter="0" w:header="0" w:top="780" w:footer="0" w:bottom="280"/>
+      <w:pgNumType w:fmt="decimal"/>
+      <w:formProt w:val="false"/>
+      <w:textDirection w:val="lrTb"/>
+      <w:docGrid w:type="default" w:linePitch="100" w:charSpace="0"/>
     </w:sectPr>
   </w:body>
 </w:document>
 </file>
 
 <file path=word/styles.xml><?xml version="1.0" encoding="utf-8"?>
-<w:styles xmlns:mc="http://schemas.openxmlformats.org/markup-compatibility/2006" xmlns:r="http://schemas.openxmlformats.org/officeDocument/2006/relationships" xmlns:w="http://schemas.openxmlformats.org/wordprocessingml/2006/main" xmlns:w14="http://schemas.microsoft.com/office/word/2010/wordml" xmlns:w15="http://schemas.microsoft.com/office/word/2012/wordml" xmlns:w16cex="http://schemas.microsoft.com/office/word/2018/wordml/cex" xmlns:w16cid="http://schemas.microsoft.com/office/word/2016/wordml/cid" xmlns:w16="http://schemas.microsoft.com/office/word/2018/wordml" xmlns:w16du="http://schemas.microsoft.com/office/word/2023/wordml/word16du" xmlns:w16sdtdh="http://schemas.microsoft.com/office/word/2020/wordml/sdtdatahash" xmlns:w16sdtfl="http://schemas.microsoft.com/office/word/2024/wordml/sdtformatlock" xmlns:w16se="http://schemas.microsoft.com/office/word/2015/wordml/symex" mc:Ignorable="w14 w15 w16se w16cid w16 w16cex w16sdtdh w16sdtfl w16du">
+<w:styles xmlns:w="http://schemas.openxmlformats.org/wordprocessingml/2006/main" xmlns:w14="http://schemas.microsoft.com/office/word/2010/wordml" xmlns:mc="http://schemas.openxmlformats.org/markup-compatibility/2006" mc:Ignorable="w14">
   <w:docDefaults>
     <w:rPrDefault>
       <w:rPr>
-        <w:rFonts w:asciiTheme="minorHAnsi" w:eastAsiaTheme="minorHAnsi" w:hAnsiTheme="minorHAnsi" w:cstheme="minorBidi"/>
+        <w:rFonts w:ascii="Calibri" w:hAnsi="Calibri" w:eastAsia="Calibri" w:cs="" w:asciiTheme="minorHAnsi" w:cstheme="minorBidi" w:eastAsiaTheme="minorHAnsi" w:hAnsiTheme="minorHAnsi"/>
         <w:sz w:val="22"/>
         <w:szCs w:val="22"/>
         <w:lang w:val="en-US" w:eastAsia="en-US" w:bidi="ar-SA"/>
@@ -5839,23 +5816,21 @@
     </w:rPrDefault>
     <w:pPrDefault>
       <w:pPr>
-        <w:widowControl w:val="0"/>
-        <w:autoSpaceDE w:val="0"/>
-        <w:autoSpaceDN w:val="0"/>
+        <w:suppressAutoHyphens w:val="true"/>
       </w:pPr>
     </w:pPrDefault>
   </w:docDefaults>
   <w:latentStyles w:defLockedState="0" w:defUIPriority="99" w:defSemiHidden="0" w:defUnhideWhenUsed="0" w:defQFormat="0" w:count="376">
     <w:lsdException w:name="Normal" w:uiPriority="0" w:qFormat="1"/>
     <w:lsdException w:name="heading 1" w:uiPriority="9" w:qFormat="1"/>
-    <w:lsdException w:name="heading 2" w:semiHidden="1" w:uiPriority="9" w:unhideWhenUsed="1" w:qFormat="1"/>
-    <w:lsdException w:name="heading 3" w:semiHidden="1" w:uiPriority="9" w:unhideWhenUsed="1" w:qFormat="1"/>
-    <w:lsdException w:name="heading 4" w:semiHidden="1" w:uiPriority="9" w:unhideWhenUsed="1" w:qFormat="1"/>
-    <w:lsdException w:name="heading 5" w:semiHidden="1" w:uiPriority="9" w:unhideWhenUsed="1" w:qFormat="1"/>
-    <w:lsdException w:name="heading 6" w:semiHidden="1" w:uiPriority="9" w:unhideWhenUsed="1" w:qFormat="1"/>
-    <w:lsdException w:name="heading 7" w:semiHidden="1" w:uiPriority="9" w:unhideWhenUsed="1" w:qFormat="1"/>
-    <w:lsdException w:name="heading 8" w:semiHidden="1" w:uiPriority="9" w:unhideWhenUsed="1" w:qFormat="1"/>
-    <w:lsdException w:name="heading 9" w:semiHidden="1" w:uiPriority="9" w:unhideWhenUsed="1" w:qFormat="1"/>
+    <w:lsdException w:name="heading 2" w:uiPriority="9" w:semiHidden="1" w:unhideWhenUsed="1" w:qFormat="1"/>
+    <w:lsdException w:name="heading 3" w:uiPriority="9" w:semiHidden="1" w:unhideWhenUsed="1" w:qFormat="1"/>
+    <w:lsdException w:name="heading 4" w:uiPriority="9" w:semiHidden="1" w:unhideWhenUsed="1" w:qFormat="1"/>
+    <w:lsdException w:name="heading 5" w:uiPriority="9" w:semiHidden="1" w:unhideWhenUsed="1" w:qFormat="1"/>
+    <w:lsdException w:name="heading 6" w:uiPriority="9" w:semiHidden="1" w:unhideWhenUsed="1" w:qFormat="1"/>
+    <w:lsdException w:name="heading 7" w:uiPriority="9" w:semiHidden="1" w:unhideWhenUsed="1" w:qFormat="1"/>
+    <w:lsdException w:name="heading 8" w:uiPriority="9" w:semiHidden="1" w:unhideWhenUsed="1" w:qFormat="1"/>
+    <w:lsdException w:name="heading 9" w:uiPriority="9" w:semiHidden="1" w:unhideWhenUsed="1" w:qFormat="1"/>
     <w:lsdException w:name="index 1" w:semiHidden="1" w:unhideWhenUsed="1"/>
     <w:lsdException w:name="index 2" w:semiHidden="1" w:unhideWhenUsed="1"/>
     <w:lsdException w:name="index 3" w:semiHidden="1" w:unhideWhenUsed="1"/>
@@ -5865,22 +5840,22 @@
     <w:lsdException w:name="index 7" w:semiHidden="1" w:unhideWhenUsed="1"/>
     <w:lsdException w:name="index 8" w:semiHidden="1" w:unhideWhenUsed="1"/>
     <w:lsdException w:name="index 9" w:semiHidden="1" w:unhideWhenUsed="1"/>
-    <w:lsdException w:name="toc 1" w:semiHidden="1" w:uiPriority="39" w:unhideWhenUsed="1"/>
-    <w:lsdException w:name="toc 2" w:semiHidden="1" w:uiPriority="39" w:unhideWhenUsed="1"/>
-    <w:lsdException w:name="toc 3" w:semiHidden="1" w:uiPriority="39" w:unhideWhenUsed="1"/>
-    <w:lsdException w:name="toc 4" w:semiHidden="1" w:uiPriority="39" w:unhideWhenUsed="1"/>
-    <w:lsdException w:name="toc 5" w:semiHidden="1" w:uiPriority="39" w:unhideWhenUsed="1"/>
-    <w:lsdException w:name="toc 6" w:semiHidden="1" w:uiPriority="39" w:unhideWhenUsed="1"/>
-    <w:lsdException w:name="toc 7" w:semiHidden="1" w:uiPriority="39" w:unhideWhenUsed="1"/>
-    <w:lsdException w:name="toc 8" w:semiHidden="1" w:uiPriority="39" w:unhideWhenUsed="1"/>
-    <w:lsdException w:name="toc 9" w:semiHidden="1" w:uiPriority="39" w:unhideWhenUsed="1"/>
+    <w:lsdException w:name="toc 1" w:uiPriority="39" w:semiHidden="1" w:unhideWhenUsed="1"/>
+    <w:lsdException w:name="toc 2" w:uiPriority="39" w:semiHidden="1" w:unhideWhenUsed="1"/>
+    <w:lsdException w:name="toc 3" w:uiPriority="39" w:semiHidden="1" w:unhideWhenUsed="1"/>
+    <w:lsdException w:name="toc 4" w:uiPriority="39" w:semiHidden="1" w:unhideWhenUsed="1"/>
+    <w:lsdException w:name="toc 5" w:uiPriority="39" w:semiHidden="1" w:unhideWhenUsed="1"/>
+    <w:lsdException w:name="toc 6" w:uiPriority="39" w:semiHidden="1" w:unhideWhenUsed="1"/>
+    <w:lsdException w:name="toc 7" w:uiPriority="39" w:semiHidden="1" w:unhideWhenUsed="1"/>
+    <w:lsdException w:name="toc 8" w:uiPriority="39" w:semiHidden="1" w:unhideWhenUsed="1"/>
+    <w:lsdException w:name="toc 9" w:uiPriority="39" w:semiHidden="1" w:unhideWhenUsed="1"/>
     <w:lsdException w:name="Normal Indent" w:semiHidden="1" w:unhideWhenUsed="1"/>
     <w:lsdException w:name="footnote text" w:semiHidden="1" w:unhideWhenUsed="1"/>
     <w:lsdException w:name="annotation text" w:semiHidden="1" w:unhideWhenUsed="1"/>
     <w:lsdException w:name="header" w:semiHidden="1" w:unhideWhenUsed="1"/>
     <w:lsdException w:name="footer" w:semiHidden="1" w:unhideWhenUsed="1"/>
     <w:lsdException w:name="index heading" w:semiHidden="1" w:unhideWhenUsed="1"/>
-    <w:lsdException w:name="caption" w:semiHidden="1" w:uiPriority="35" w:unhideWhenUsed="1" w:qFormat="1"/>
+    <w:lsdException w:name="caption" w:uiPriority="35" w:semiHidden="1" w:unhideWhenUsed="1" w:qFormat="1"/>
     <w:lsdException w:name="table of figures" w:semiHidden="1" w:unhideWhenUsed="1"/>
     <w:lsdException w:name="envelope address" w:semiHidden="1" w:unhideWhenUsed="1"/>
     <w:lsdException w:name="envelope return" w:semiHidden="1" w:unhideWhenUsed="1"/>
@@ -5911,7 +5886,7 @@
     <w:lsdException w:name="Title" w:uiPriority="10" w:qFormat="1"/>
     <w:lsdException w:name="Closing" w:semiHidden="1" w:unhideWhenUsed="1"/>
     <w:lsdException w:name="Signature" w:semiHidden="1" w:unhideWhenUsed="1"/>
-    <w:lsdException w:name="Default Paragraph Font" w:semiHidden="1" w:uiPriority="1" w:unhideWhenUsed="1"/>
+    <w:lsdException w:name="Default Paragraph Font" w:uiPriority="1" w:semiHidden="1" w:unhideWhenUsed="1"/>
     <w:lsdException w:name="Body Text" w:semiHidden="1" w:unhideWhenUsed="1"/>
     <w:lsdException w:name="Body Text Indent" w:semiHidden="1" w:unhideWhenUsed="1"/>
     <w:lsdException w:name="List Continue" w:semiHidden="1" w:unhideWhenUsed="1"/>
@@ -6111,8 +6086,8 @@
     <w:lsdException w:name="Subtle Reference" w:uiPriority="31" w:qFormat="1"/>
     <w:lsdException w:name="Intense Reference" w:uiPriority="32" w:qFormat="1"/>
     <w:lsdException w:name="Book Title" w:uiPriority="33" w:qFormat="1"/>
-    <w:lsdException w:name="Bibliography" w:semiHidden="1" w:uiPriority="37" w:unhideWhenUsed="1"/>
-    <w:lsdException w:name="TOC Heading" w:semiHidden="1" w:uiPriority="39" w:unhideWhenUsed="1" w:qFormat="1"/>
+    <w:lsdException w:name="Bibliography" w:uiPriority="37" w:semiHidden="1" w:unhideWhenUsed="1"/>
+    <w:lsdException w:name="TOC Heading" w:uiPriority="39" w:semiHidden="1" w:unhideWhenUsed="1" w:qFormat="1"/>
     <w:lsdException w:name="Plain Table 1" w:uiPriority="41"/>
     <w:lsdException w:name="Plain Table 2" w:uiPriority="42"/>
     <w:lsdException w:name="Plain Table 3" w:uiPriority="43"/>
@@ -6223,50 +6198,93 @@
     <w:lsdException w:name="Unresolved Mention" w:semiHidden="1" w:unhideWhenUsed="1"/>
     <w:lsdException w:name="Smart Link" w:semiHidden="1" w:unhideWhenUsed="1"/>
   </w:latentStyles>
-  <w:style w:type="paragraph" w:default="1" w:styleId="Normal">
+  <w:style w:type="paragraph" w:styleId="Normal" w:default="1">
     <w:name w:val="Normal"/>
     <w:qFormat/>
+    <w:pPr>
+      <w:widowControl w:val="false"/>
+      <w:bidi w:val="0"/>
+      <w:spacing w:before="0" w:after="0"/>
+      <w:jc w:val="start"/>
+    </w:pPr>
     <w:rPr>
-      <w:rFonts w:ascii="Arial" w:eastAsia="Arial" w:hAnsi="Arial" w:cs="Arial"/>
+      <w:rFonts w:ascii="Arial" w:hAnsi="Arial" w:eastAsia="Arial" w:cs="Arial"/>
+      <w:color w:val="auto"/>
+      <w:kern w:val="0"/>
+      <w:sz w:val="22"/>
+      <w:szCs w:val="22"/>
+      <w:lang w:val="en-US" w:eastAsia="en-US" w:bidi="ar-SA"/>
     </w:rPr>
   </w:style>
-  <w:style w:type="character" w:default="1" w:styleId="DefaultParagraphFont">
+  <w:style w:type="character" w:styleId="DefaultParagraphFont" w:default="1">
     <w:name w:val="Default Paragraph Font"/>
     <w:uiPriority w:val="1"/>
     <w:semiHidden/>
     <w:unhideWhenUsed/>
+    <w:qFormat/>
+    <w:rPr/>
   </w:style>
-  <w:style w:type="table" w:default="1" w:styleId="TableNormal">
-    <w:name w:val="Normal Table"/>
-    <w:uiPriority w:val="99"/>
-    <w:semiHidden/>
-    <w:unhideWhenUsed/>
-    <w:tblPr>
-      <w:tblInd w:w="0" w:type="dxa"/>
-      <w:tblCellMar>
-        <w:top w:w="0" w:type="dxa"/>
-        <w:left w:w="108" w:type="dxa"/>
-        <w:bottom w:w="0" w:type="dxa"/>
-        <w:right w:w="108" w:type="dxa"/>
-      </w:tblCellMar>
-    </w:tblPr>
-  </w:style>
-  <w:style w:type="numbering" w:default="1" w:styleId="NoList">
-    <w:name w:val="No List"/>
-    <w:uiPriority w:val="99"/>
-    <w:semiHidden/>
-    <w:unhideWhenUsed/>
+  <w:style w:type="paragraph" w:styleId="Heading">
+    <w:name w:val="Heading"/>
+    <w:basedOn w:val="Normal"/>
+    <w:next w:val="BodyText"/>
+    <w:qFormat/>
+    <w:pPr>
+      <w:keepNext w:val="true"/>
+      <w:spacing w:before="240" w:after="120"/>
+    </w:pPr>
+    <w:rPr>
+      <w:rFonts w:ascii="Liberation Sans" w:hAnsi="Liberation Sans" w:eastAsia="Microsoft YaHei" w:cs="Lucida Sans"/>
+      <w:sz w:val="28"/>
+      <w:szCs w:val="28"/>
+    </w:rPr>
   </w:style>
   <w:style w:type="paragraph" w:styleId="BodyText">
     <w:name w:val="Body Text"/>
     <w:basedOn w:val="Normal"/>
     <w:uiPriority w:val="1"/>
     <w:qFormat/>
+    <w:pPr/>
     <w:rPr>
       <w:b/>
       <w:bCs/>
       <w:sz w:val="24"/>
       <w:szCs w:val="24"/>
+    </w:rPr>
+  </w:style>
+  <w:style w:type="paragraph" w:styleId="List">
+    <w:name w:val="List"/>
+    <w:basedOn w:val="BodyText"/>
+    <w:pPr/>
+    <w:rPr>
+      <w:rFonts w:cs="Lucida Sans"/>
+    </w:rPr>
+  </w:style>
+  <w:style w:type="paragraph" w:styleId="Caption">
+    <w:name w:val="caption"/>
+    <w:basedOn w:val="Normal"/>
+    <w:qFormat/>
+    <w:pPr>
+      <w:suppressLineNumbers/>
+      <w:spacing w:before="120" w:after="120"/>
+    </w:pPr>
+    <w:rPr>
+      <w:rFonts w:cs="Lucida Sans"/>
+      <w:i/>
+      <w:iCs/>
+      <w:sz w:val="24"/>
+      <w:szCs w:val="24"/>
+    </w:rPr>
+  </w:style>
+  <w:style w:type="paragraph" w:styleId="Index">
+    <w:name w:val="Index"/>
+    <w:basedOn w:val="Normal"/>
+    <w:qFormat/>
+    <w:pPr>
+      <w:suppressLineNumbers/>
+    </w:pPr>
+    <w:rPr>
+      <w:rFonts w:cs="Lucida Sans"/>
     </w:rPr>
   </w:style>
   <w:style w:type="paragraph" w:styleId="Title">
@@ -6275,7 +6293,7 @@
     <w:uiPriority w:val="10"/>
     <w:qFormat/>
     <w:pPr>
-      <w:ind w:left="140"/>
+      <w:ind w:start="140"/>
     </w:pPr>
     <w:rPr>
       <w:b/>
@@ -6289,26 +6307,51 @@
     <w:basedOn w:val="Normal"/>
     <w:uiPriority w:val="1"/>
     <w:qFormat/>
+    <w:pPr/>
+    <w:rPr/>
   </w:style>
-  <w:style w:type="paragraph" w:customStyle="1" w:styleId="TableParagraph">
+  <w:style w:type="paragraph" w:styleId="TableParagraph" w:customStyle="1">
     <w:name w:val="Table Paragraph"/>
     <w:basedOn w:val="Normal"/>
     <w:uiPriority w:val="1"/>
     <w:qFormat/>
+    <w:pPr/>
+    <w:rPr/>
+  </w:style>
+  <w:style w:type="numbering" w:styleId="NoList" w:default="1">
+    <w:name w:val="No List"/>
+    <w:uiPriority w:val="99"/>
+    <w:semiHidden/>
+    <w:unhideWhenUsed/>
+    <w:qFormat/>
+  </w:style>
+  <w:style w:type="table" w:default="1" w:styleId="TableNormal">
+    <w:name w:val="Normal Table"/>
+    <w:uiPriority w:val="99"/>
+    <w:semiHidden/>
+    <w:unhideWhenUsed/>
+    <w:tblPr>
+      <w:tblCellMar>
+        <w:top w:w="0" w:type="dxa"/>
+        <w:left w:w="108" w:type="dxa"/>
+        <w:bottom w:w="0" w:type="dxa"/>
+        <w:right w:w="108" w:type="dxa"/>
+      </w:tblCellMar>
+    </w:tblPr>
   </w:style>
   <w:style w:type="table" w:styleId="TableGrid">
     <w:name w:val="Table Grid"/>
     <w:basedOn w:val="TableNormal"/>
     <w:uiPriority w:val="39"/>
-    <w:rsid w:val="006F1CBF"/>
+    <w:rsid w:val="006f1cbf"/>
     <w:tblPr>
       <w:tblBorders>
-        <w:top w:val="single" w:sz="4" w:space="0" w:color="auto"/>
-        <w:left w:val="single" w:sz="4" w:space="0" w:color="auto"/>
-        <w:bottom w:val="single" w:sz="4" w:space="0" w:color="auto"/>
-        <w:right w:val="single" w:sz="4" w:space="0" w:color="auto"/>
-        <w:insideH w:val="single" w:sz="4" w:space="0" w:color="auto"/>
-        <w:insideV w:val="single" w:sz="4" w:space="0" w:color="auto"/>
+        <w:top w:val="single" w:color="auto" w:sz="4" w:space="0"/>
+        <w:left w:val="single" w:color="auto" w:sz="4" w:space="0"/>
+        <w:bottom w:val="single" w:color="auto" w:sz="4" w:space="0"/>
+        <w:right w:val="single" w:color="auto" w:sz="4" w:space="0"/>
+        <w:insideH w:val="single" w:color="auto" w:sz="4" w:space="0"/>
+        <w:insideV w:val="single" w:color="auto" w:sz="4" w:space="0"/>
       </w:tblBorders>
     </w:tblPr>
   </w:style>
@@ -6316,14 +6359,14 @@
 </file>
 
 <file path=word/theme/theme1.xml><?xml version="1.0" encoding="utf-8"?>
-<a:theme xmlns:a="http://schemas.openxmlformats.org/drawingml/2006/main" name="Office Theme">
+<a:theme xmlns:a="http://schemas.openxmlformats.org/drawingml/2006/main" xmlns:r="http://schemas.openxmlformats.org/officeDocument/2006/relationships" name="Office Theme">
   <a:themeElements>
     <a:clrScheme name="Office">
       <a:dk1>
-        <a:sysClr val="windowText" lastClr="000000"/>
+        <a:srgbClr val="000000"/>
       </a:dk1>
       <a:lt1>
-        <a:sysClr val="window" lastClr="FFFFFF"/>
+        <a:srgbClr val="FFFFFF"/>
       </a:lt1>
       <a:dk2>
         <a:srgbClr val="1F497D"/>
@@ -6358,243 +6401,135 @@
     </a:clrScheme>
     <a:fontScheme name="Office">
       <a:majorFont>
-        <a:latin typeface="Cambria"/>
+        <a:latin typeface="Cambria" pitchFamily="0" charset="1"/>
         <a:ea typeface=""/>
         <a:cs typeface=""/>
-        <a:font script="Jpan" typeface="ＭＳ ゴシック"/>
-        <a:font script="Hang" typeface="맑은 고딕"/>
-        <a:font script="Hans" typeface="宋体"/>
-        <a:font script="Hant" typeface="新細明體"/>
-        <a:font script="Arab" typeface="Times New Roman"/>
-        <a:font script="Hebr" typeface="Times New Roman"/>
-        <a:font script="Thai" typeface="Angsana New"/>
-        <a:font script="Ethi" typeface="Nyala"/>
-        <a:font script="Beng" typeface="Vrinda"/>
-        <a:font script="Gujr" typeface="Shruti"/>
-        <a:font script="Khmr" typeface="MoolBoran"/>
-        <a:font script="Knda" typeface="Tunga"/>
-        <a:font script="Guru" typeface="Raavi"/>
-        <a:font script="Cans" typeface="Euphemia"/>
-        <a:font script="Cher" typeface="Plantagenet Cherokee"/>
-        <a:font script="Yiii" typeface="Microsoft Yi Baiti"/>
-        <a:font script="Tibt" typeface="Microsoft Himalaya"/>
-        <a:font script="Thaa" typeface="MV Boli"/>
-        <a:font script="Deva" typeface="Mangal"/>
-        <a:font script="Telu" typeface="Gautami"/>
-        <a:font script="Taml" typeface="Latha"/>
-        <a:font script="Syrc" typeface="Estrangelo Edessa"/>
-        <a:font script="Orya" typeface="Kalinga"/>
-        <a:font script="Mlym" typeface="Kartika"/>
-        <a:font script="Laoo" typeface="DokChampa"/>
-        <a:font script="Sinh" typeface="Iskoola Pota"/>
-        <a:font script="Mong" typeface="Mongolian Baiti"/>
-        <a:font script="Viet" typeface="Times New Roman"/>
-        <a:font script="Uigh" typeface="Microsoft Uighur"/>
       </a:majorFont>
       <a:minorFont>
-        <a:latin typeface="Calibri"/>
+        <a:latin typeface="Calibri" pitchFamily="0" charset="1"/>
         <a:ea typeface=""/>
         <a:cs typeface=""/>
-        <a:font script="Jpan" typeface="ＭＳ 明朝"/>
-        <a:font script="Hang" typeface="맑은 고딕"/>
-        <a:font script="Hans" typeface="宋体"/>
-        <a:font script="Hant" typeface="新細明體"/>
-        <a:font script="Arab" typeface="Arial"/>
-        <a:font script="Hebr" typeface="Arial"/>
-        <a:font script="Thai" typeface="Cordia New"/>
-        <a:font script="Ethi" typeface="Nyala"/>
-        <a:font script="Beng" typeface="Vrinda"/>
-        <a:font script="Gujr" typeface="Shruti"/>
-        <a:font script="Khmr" typeface="DaunPenh"/>
-        <a:font script="Knda" typeface="Tunga"/>
-        <a:font script="Guru" typeface="Raavi"/>
-        <a:font script="Cans" typeface="Euphemia"/>
-        <a:font script="Cher" typeface="Plantagenet Cherokee"/>
-        <a:font script="Yiii" typeface="Microsoft Yi Baiti"/>
-        <a:font script="Tibt" typeface="Microsoft Himalaya"/>
-        <a:font script="Thaa" typeface="MV Boli"/>
-        <a:font script="Deva" typeface="Mangal"/>
-        <a:font script="Telu" typeface="Gautami"/>
-        <a:font script="Taml" typeface="Latha"/>
-        <a:font script="Syrc" typeface="Estrangelo Edessa"/>
-        <a:font script="Orya" typeface="Kalinga"/>
-        <a:font script="Mlym" typeface="Kartika"/>
-        <a:font script="Laoo" typeface="DokChampa"/>
-        <a:font script="Sinh" typeface="Iskoola Pota"/>
-        <a:font script="Mong" typeface="Mongolian Baiti"/>
-        <a:font script="Viet" typeface="Arial"/>
-        <a:font script="Uigh" typeface="Microsoft Uighur"/>
       </a:minorFont>
     </a:fontScheme>
-    <a:fmtScheme name="Office">
+    <a:fmtScheme>
       <a:fillStyleLst>
         <a:solidFill>
           <a:schemeClr val="phClr"/>
         </a:solidFill>
-        <a:gradFill rotWithShape="1">
+        <a:gradFill>
           <a:gsLst>
             <a:gs pos="0">
               <a:schemeClr val="phClr">
                 <a:tint val="50000"/>
-                <a:satMod val="300000"/>
               </a:schemeClr>
             </a:gs>
             <a:gs pos="35000">
               <a:schemeClr val="phClr">
                 <a:tint val="37000"/>
-                <a:satMod val="300000"/>
               </a:schemeClr>
             </a:gs>
             <a:gs pos="100000">
               <a:schemeClr val="phClr">
                 <a:tint val="15000"/>
-                <a:satMod val="350000"/>
               </a:schemeClr>
             </a:gs>
           </a:gsLst>
           <a:lin ang="16200000" scaled="1"/>
+          <a:tileRect l="0" t="0" r="0" b="0"/>
         </a:gradFill>
-        <a:gradFill rotWithShape="1">
+        <a:gradFill>
           <a:gsLst>
             <a:gs pos="0">
               <a:schemeClr val="phClr">
                 <a:shade val="51000"/>
-                <a:satMod val="130000"/>
               </a:schemeClr>
             </a:gs>
             <a:gs pos="80000">
               <a:schemeClr val="phClr">
                 <a:shade val="93000"/>
-                <a:satMod val="130000"/>
               </a:schemeClr>
             </a:gs>
             <a:gs pos="100000">
               <a:schemeClr val="phClr">
                 <a:shade val="94000"/>
-                <a:satMod val="135000"/>
               </a:schemeClr>
             </a:gs>
           </a:gsLst>
           <a:lin ang="16200000" scaled="0"/>
+          <a:tileRect l="0" t="0" r="0" b="0"/>
         </a:gradFill>
       </a:fillStyleLst>
       <a:lnStyleLst>
         <a:ln w="9525" cap="flat" cmpd="sng" algn="ctr">
-          <a:solidFill>
-            <a:schemeClr val="phClr">
-              <a:shade val="95000"/>
-              <a:satMod val="105000"/>
-            </a:schemeClr>
-          </a:solidFill>
           <a:prstDash val="solid"/>
         </a:ln>
         <a:ln w="25400" cap="flat" cmpd="sng" algn="ctr">
-          <a:solidFill>
-            <a:schemeClr val="phClr"/>
-          </a:solidFill>
           <a:prstDash val="solid"/>
         </a:ln>
         <a:ln w="38100" cap="flat" cmpd="sng" algn="ctr">
-          <a:solidFill>
-            <a:schemeClr val="phClr"/>
-          </a:solidFill>
           <a:prstDash val="solid"/>
         </a:ln>
       </a:lnStyleLst>
       <a:effectStyleLst>
         <a:effectStyle>
-          <a:effectLst>
-            <a:outerShdw blurRad="40000" dist="20000" dir="5400000" rotWithShape="0">
-              <a:srgbClr val="000000">
-                <a:alpha val="38000"/>
-              </a:srgbClr>
-            </a:outerShdw>
-          </a:effectLst>
+          <a:effectLst/>
         </a:effectStyle>
         <a:effectStyle>
-          <a:effectLst>
-            <a:outerShdw blurRad="40000" dist="23000" dir="5400000" rotWithShape="0">
-              <a:srgbClr val="000000">
-                <a:alpha val="35000"/>
-              </a:srgbClr>
-            </a:outerShdw>
-          </a:effectLst>
+          <a:effectLst/>
         </a:effectStyle>
         <a:effectStyle>
-          <a:effectLst>
-            <a:outerShdw blurRad="40000" dist="23000" dir="5400000" rotWithShape="0">
-              <a:srgbClr val="000000">
-                <a:alpha val="35000"/>
-              </a:srgbClr>
-            </a:outerShdw>
-          </a:effectLst>
-          <a:scene3d>
-            <a:camera prst="orthographicFront">
-              <a:rot lat="0" lon="0" rev="0"/>
-            </a:camera>
-            <a:lightRig rig="threePt" dir="t">
-              <a:rot lat="0" lon="0" rev="1200000"/>
-            </a:lightRig>
-          </a:scene3d>
-          <a:sp3d>
-            <a:bevelT w="63500" h="25400"/>
-          </a:sp3d>
+          <a:effectLst/>
         </a:effectStyle>
       </a:effectStyleLst>
       <a:bgFillStyleLst>
         <a:solidFill>
           <a:schemeClr val="phClr"/>
         </a:solidFill>
-        <a:gradFill rotWithShape="1">
+        <a:gradFill>
           <a:gsLst>
             <a:gs pos="0">
               <a:schemeClr val="phClr">
                 <a:tint val="40000"/>
-                <a:satMod val="350000"/>
               </a:schemeClr>
             </a:gs>
             <a:gs pos="40000">
               <a:schemeClr val="phClr">
                 <a:tint val="45000"/>
                 <a:shade val="99000"/>
-                <a:satMod val="350000"/>
               </a:schemeClr>
             </a:gs>
             <a:gs pos="100000">
               <a:schemeClr val="phClr">
                 <a:shade val="20000"/>
-                <a:satMod val="255000"/>
               </a:schemeClr>
             </a:gs>
           </a:gsLst>
           <a:path path="circle">
             <a:fillToRect l="50000" t="-80000" r="50000" b="180000"/>
           </a:path>
+          <a:tileRect l="0" t="0" r="0" b="0"/>
         </a:gradFill>
-        <a:gradFill rotWithShape="1">
+        <a:gradFill>
           <a:gsLst>
             <a:gs pos="0">
               <a:schemeClr val="phClr">
                 <a:tint val="80000"/>
-                <a:satMod val="300000"/>
               </a:schemeClr>
             </a:gs>
             <a:gs pos="100000">
               <a:schemeClr val="phClr">
                 <a:shade val="30000"/>
-                <a:satMod val="200000"/>
               </a:schemeClr>
             </a:gs>
           </a:gsLst>
           <a:path path="circle">
             <a:fillToRect l="50000" t="50000" r="50000" b="50000"/>
           </a:path>
+          <a:tileRect l="0" t="0" r="0" b="0"/>
         </a:gradFill>
       </a:bgFillStyleLst>
     </a:fmtScheme>
   </a:themeElements>
-  <a:objectDefaults/>
-  <a:extraClrSchemeLst/>
 </a:theme>
 </file>
 
